--- a/templates/modelo.docx
+++ b/templates/modelo.docx
@@ -22,10 +22,10 @@
         <w:tblLook w:val="0000" w:firstRow="0" w:lastRow="0" w:firstColumn="0" w:lastColumn="0" w:noHBand="0" w:noVBand="0"/>
       </w:tblPr>
       <w:tblGrid>
-        <w:gridCol w:w="993"/>
-        <w:gridCol w:w="5662"/>
-        <w:gridCol w:w="1283"/>
-        <w:gridCol w:w="1935"/>
+        <w:gridCol w:w="1143"/>
+        <w:gridCol w:w="5542"/>
+        <w:gridCol w:w="1281"/>
+        <w:gridCol w:w="1907"/>
         <w:gridCol w:w="1455"/>
       </w:tblGrid>
       <w:tr>
@@ -55,6 +55,75 @@
                 <w:bCs/>
               </w:rPr>
             </w:pPr>
+            <w:r>
+              <w:rPr>
+                <w:noProof/>
+                <w:sz w:val="16"/>
+                <w:szCs w:val="16"/>
+              </w:rPr>
+              <w:drawing>
+                <wp:anchor distT="0" distB="0" distL="114300" distR="114300" simplePos="0" relativeHeight="251658240" behindDoc="0" locked="0" layoutInCell="1" allowOverlap="1" wp14:anchorId="3275B5F9" wp14:editId="2B1282FA">
+                  <wp:simplePos x="0" y="0"/>
+                  <wp:positionH relativeFrom="page">
+                    <wp:posOffset>1155065</wp:posOffset>
+                  </wp:positionH>
+                  <wp:positionV relativeFrom="paragraph">
+                    <wp:posOffset>88265</wp:posOffset>
+                  </wp:positionV>
+                  <wp:extent cx="982345" cy="518160"/>
+                  <wp:effectExtent l="0" t="0" r="0" b="0"/>
+                  <wp:wrapNone/>
+                  <wp:docPr id="1" name="Imagem 1"/>
+                  <wp:cNvGraphicFramePr>
+                    <a:graphicFrameLocks xmlns:a="http://schemas.openxmlformats.org/drawingml/2006/main" noChangeAspect="1"/>
+                  </wp:cNvGraphicFramePr>
+                  <a:graphic xmlns:a="http://schemas.openxmlformats.org/drawingml/2006/main">
+                    <a:graphicData uri="http://schemas.openxmlformats.org/drawingml/2006/picture">
+                      <pic:pic xmlns:pic="http://schemas.openxmlformats.org/drawingml/2006/picture">
+                        <pic:nvPicPr>
+                          <pic:cNvPr id="0" name="Picture 1"/>
+                          <pic:cNvPicPr>
+                            <a:picLocks noChangeAspect="1" noChangeArrowheads="1"/>
+                          </pic:cNvPicPr>
+                        </pic:nvPicPr>
+                        <pic:blipFill>
+                          <a:blip r:embed="rId7" cstate="print">
+                            <a:extLst>
+                              <a:ext uri="{28A0092B-C50C-407E-A947-70E740481C1C}">
+                                <a14:useLocalDpi xmlns:a14="http://schemas.microsoft.com/office/drawing/2010/main" val="0"/>
+                              </a:ext>
+                            </a:extLst>
+                          </a:blip>
+                          <a:srcRect/>
+                          <a:stretch>
+                            <a:fillRect/>
+                          </a:stretch>
+                        </pic:blipFill>
+                        <pic:spPr bwMode="auto">
+                          <a:xfrm>
+                            <a:off x="0" y="0"/>
+                            <a:ext cx="982345" cy="518160"/>
+                          </a:xfrm>
+                          <a:prstGeom prst="rect">
+                            <a:avLst/>
+                          </a:prstGeom>
+                          <a:noFill/>
+                          <a:ln>
+                            <a:noFill/>
+                          </a:ln>
+                        </pic:spPr>
+                      </pic:pic>
+                    </a:graphicData>
+                  </a:graphic>
+                  <wp14:sizeRelH relativeFrom="margin">
+                    <wp14:pctWidth>0</wp14:pctWidth>
+                  </wp14:sizeRelH>
+                  <wp14:sizeRelV relativeFrom="margin">
+                    <wp14:pctHeight>0</wp14:pctHeight>
+                  </wp14:sizeRelV>
+                </wp:anchor>
+              </w:drawing>
+            </w:r>
           </w:p>
           <w:p>
             <w:pPr>
@@ -205,7 +274,7 @@
         </w:trPr>
         <w:tc>
           <w:tcPr>
-            <w:tcW w:w="993" w:type="dxa"/>
+            <w:tcW w:w="1143" w:type="dxa"/>
             <w:shd w:val="clear" w:color="auto" w:fill="9CC2E5" w:themeFill="accent5" w:themeFillTint="99"/>
             <w:vAlign w:val="bottom"/>
           </w:tcPr>
@@ -234,7 +303,7 @@
         </w:tc>
         <w:tc>
           <w:tcPr>
-            <w:tcW w:w="5662" w:type="dxa"/>
+            <w:tcW w:w="5542" w:type="dxa"/>
             <w:shd w:val="clear" w:color="auto" w:fill="9CC2E5" w:themeFill="accent5" w:themeFillTint="99"/>
             <w:vAlign w:val="center"/>
           </w:tcPr>
@@ -263,7 +332,7 @@
         </w:tc>
         <w:tc>
           <w:tcPr>
-            <w:tcW w:w="1283" w:type="dxa"/>
+            <w:tcW w:w="1281" w:type="dxa"/>
             <w:shd w:val="clear" w:color="auto" w:fill="9CC2E5" w:themeFill="accent5" w:themeFillTint="99"/>
             <w:vAlign w:val="center"/>
           </w:tcPr>
@@ -292,7 +361,7 @@
         </w:tc>
         <w:tc>
           <w:tcPr>
-            <w:tcW w:w="1935" w:type="dxa"/>
+            <w:tcW w:w="1907" w:type="dxa"/>
             <w:shd w:val="clear" w:color="auto" w:fill="9CC2E5" w:themeFill="accent5" w:themeFillTint="99"/>
             <w:vAlign w:val="center"/>
           </w:tcPr>
@@ -365,7 +434,7 @@
         </w:trPr>
         <w:tc>
           <w:tcPr>
-            <w:tcW w:w="993" w:type="dxa"/>
+            <w:tcW w:w="1143" w:type="dxa"/>
             <w:vMerge w:val="restart"/>
             <w:tcBorders>
               <w:left w:val="single" w:sz="4" w:space="0" w:color="auto"/>
@@ -375,30 +444,26 @@
           </w:tcPr>
           <w:p>
             <w:pPr>
-              <w:jc w:val="center"/>
-              <w:rPr>
-                <w:rFonts w:cstheme="minorHAnsi"/>
-                <w:b/>
-                <w:bCs/>
-                <w:sz w:val="20"/>
-                <w:szCs w:val="20"/>
-              </w:rPr>
-            </w:pPr>
-            <w:r>
-              <w:rPr>
-                <w:rFonts w:cstheme="minorHAnsi"/>
-                <w:b/>
-                <w:bCs/>
-                <w:sz w:val="20"/>
-                <w:szCs w:val="20"/>
-              </w:rPr>
-              <w:t>2.1</w:t>
-            </w:r>
-          </w:p>
-        </w:tc>
-        <w:tc>
-          <w:tcPr>
-            <w:tcW w:w="5662" w:type="dxa"/>
+              <w:rPr>
+                <w:rFonts w:cstheme="minorHAnsi"/>
+                <w:sz w:val="20"/>
+                <w:szCs w:val="20"/>
+                <w:u w:val="single"/>
+              </w:rPr>
+            </w:pPr>
+            <w:r>
+              <w:rPr>
+                <w:rFonts w:cstheme="minorHAnsi"/>
+                <w:sz w:val="20"/>
+                <w:szCs w:val="20"/>
+              </w:rPr>
+              <w:t>{{ITEM_1}}</w:t>
+            </w:r>
+          </w:p>
+        </w:tc>
+        <w:tc>
+          <w:tcPr>
+            <w:tcW w:w="5542" w:type="dxa"/>
             <w:tcBorders>
               <w:top w:val="single" w:sz="4" w:space="0" w:color="auto"/>
               <w:left w:val="single" w:sz="4" w:space="0" w:color="auto"/>
@@ -484,7 +549,7 @@
         </w:tc>
         <w:tc>
           <w:tcPr>
-            <w:tcW w:w="1283" w:type="dxa"/>
+            <w:tcW w:w="1281" w:type="dxa"/>
             <w:vMerge w:val="restart"/>
             <w:tcBorders>
               <w:top w:val="single" w:sz="4" w:space="0" w:color="auto"/>
@@ -494,50 +559,26 @@
           </w:tcPr>
           <w:p>
             <w:pPr>
-              <w:jc w:val="center"/>
-              <w:rPr>
-                <w:rFonts w:cstheme="minorHAnsi"/>
-                <w:sz w:val="20"/>
-                <w:szCs w:val="20"/>
-              </w:rPr>
-            </w:pPr>
-            <w:r>
-              <w:rPr>
-                <w:rFonts w:cstheme="minorHAnsi"/>
-                <w:sz w:val="20"/>
-                <w:szCs w:val="20"/>
-              </w:rPr>
-              <w:t xml:space="preserve">R$ </w:t>
-            </w:r>
-            <w:r>
-              <w:rPr>
-                <w:rFonts w:cstheme="minorHAnsi"/>
-                <w:sz w:val="20"/>
-                <w:szCs w:val="20"/>
-              </w:rPr>
-              <w:t>11</w:t>
-            </w:r>
-            <w:r>
-              <w:rPr>
-                <w:rFonts w:cstheme="minorHAnsi"/>
-                <w:sz w:val="20"/>
-                <w:szCs w:val="20"/>
-              </w:rPr>
-              <w:t>5</w:t>
-            </w:r>
-            <w:r>
-              <w:rPr>
-                <w:rFonts w:cstheme="minorHAnsi"/>
-                <w:sz w:val="20"/>
-                <w:szCs w:val="20"/>
-              </w:rPr>
-              <w:t>,00</w:t>
-            </w:r>
-          </w:p>
-        </w:tc>
-        <w:tc>
-          <w:tcPr>
-            <w:tcW w:w="1935" w:type="dxa"/>
+              <w:rPr>
+                <w:rFonts w:cstheme="minorHAnsi"/>
+                <w:sz w:val="20"/>
+                <w:szCs w:val="20"/>
+                <w:u w:val="single"/>
+              </w:rPr>
+            </w:pPr>
+            <w:r>
+              <w:rPr>
+                <w:rFonts w:cstheme="minorHAnsi"/>
+                <w:sz w:val="20"/>
+                <w:szCs w:val="20"/>
+              </w:rPr>
+              <w:t>{{VALOR_1}}</w:t>
+            </w:r>
+          </w:p>
+        </w:tc>
+        <w:tc>
+          <w:tcPr>
+            <w:tcW w:w="1907" w:type="dxa"/>
             <w:vMerge w:val="restart"/>
             <w:tcBorders>
               <w:top w:val="single" w:sz="4" w:space="0" w:color="auto"/>
@@ -547,20 +588,20 @@
           </w:tcPr>
           <w:p>
             <w:pPr>
-              <w:jc w:val="center"/>
-              <w:rPr>
-                <w:rFonts w:cstheme="minorHAnsi"/>
-                <w:sz w:val="20"/>
-                <w:szCs w:val="20"/>
-              </w:rPr>
-            </w:pPr>
-            <w:r>
-              <w:rPr>
-                <w:rFonts w:cstheme="minorHAnsi"/>
-                <w:sz w:val="20"/>
-                <w:szCs w:val="20"/>
-              </w:rPr>
-              <w:t>Por Pallet.</w:t>
+              <w:rPr>
+                <w:rFonts w:cstheme="minorHAnsi"/>
+                <w:sz w:val="20"/>
+                <w:szCs w:val="20"/>
+                <w:u w:val="single"/>
+              </w:rPr>
+            </w:pPr>
+            <w:r>
+              <w:rPr>
+                <w:rFonts w:cstheme="minorHAnsi"/>
+                <w:sz w:val="20"/>
+                <w:szCs w:val="20"/>
+              </w:rPr>
+              <w:t>{{BASE_1}}</w:t>
             </w:r>
           </w:p>
         </w:tc>
@@ -576,20 +617,19 @@
           </w:tcPr>
           <w:p>
             <w:pPr>
-              <w:jc w:val="center"/>
-              <w:rPr>
-                <w:rFonts w:cstheme="minorHAnsi"/>
-                <w:sz w:val="20"/>
-                <w:szCs w:val="20"/>
-              </w:rPr>
-            </w:pPr>
-            <w:r>
-              <w:rPr>
-                <w:rFonts w:cstheme="minorHAnsi"/>
-                <w:sz w:val="20"/>
-                <w:szCs w:val="20"/>
-              </w:rPr>
-              <w:t>MENSAL</w:t>
+              <w:rPr>
+                <w:rFonts w:cstheme="minorHAnsi"/>
+                <w:sz w:val="20"/>
+                <w:szCs w:val="20"/>
+              </w:rPr>
+            </w:pPr>
+            <w:r>
+              <w:rPr>
+                <w:rFonts w:cstheme="minorHAnsi"/>
+                <w:sz w:val="20"/>
+                <w:szCs w:val="20"/>
+              </w:rPr>
+              <w:t>{{PER_1}}</w:t>
             </w:r>
           </w:p>
         </w:tc>
@@ -601,7 +641,7 @@
         </w:trPr>
         <w:tc>
           <w:tcPr>
-            <w:tcW w:w="993" w:type="dxa"/>
+            <w:tcW w:w="1143" w:type="dxa"/>
             <w:vMerge/>
             <w:tcBorders>
               <w:left w:val="single" w:sz="4" w:space="0" w:color="auto"/>
@@ -611,20 +651,17 @@
           </w:tcPr>
           <w:p>
             <w:pPr>
-              <w:jc w:val="center"/>
-              <w:rPr>
-                <w:rFonts w:cstheme="minorHAnsi"/>
-                <w:b/>
-                <w:bCs/>
-                <w:sz w:val="20"/>
-                <w:szCs w:val="20"/>
-              </w:rPr>
-            </w:pPr>
-          </w:p>
-        </w:tc>
-        <w:tc>
-          <w:tcPr>
-            <w:tcW w:w="5662" w:type="dxa"/>
+              <w:rPr>
+                <w:rFonts w:cstheme="minorHAnsi"/>
+                <w:sz w:val="20"/>
+                <w:szCs w:val="20"/>
+              </w:rPr>
+            </w:pPr>
+          </w:p>
+        </w:tc>
+        <w:tc>
+          <w:tcPr>
+            <w:tcW w:w="5542" w:type="dxa"/>
             <w:tcBorders>
               <w:left w:val="single" w:sz="4" w:space="0" w:color="auto"/>
             </w:tcBorders>
@@ -715,7 +752,7 @@
         </w:tc>
         <w:tc>
           <w:tcPr>
-            <w:tcW w:w="1283" w:type="dxa"/>
+            <w:tcW w:w="1281" w:type="dxa"/>
             <w:vMerge/>
             <w:tcBorders>
               <w:right w:val="single" w:sz="4" w:space="0" w:color="auto"/>
@@ -724,18 +761,17 @@
           </w:tcPr>
           <w:p>
             <w:pPr>
-              <w:jc w:val="center"/>
-              <w:rPr>
-                <w:rFonts w:cstheme="minorHAnsi"/>
-                <w:sz w:val="20"/>
-                <w:szCs w:val="20"/>
-              </w:rPr>
-            </w:pPr>
-          </w:p>
-        </w:tc>
-        <w:tc>
-          <w:tcPr>
-            <w:tcW w:w="1935" w:type="dxa"/>
+              <w:rPr>
+                <w:rFonts w:cstheme="minorHAnsi"/>
+                <w:sz w:val="20"/>
+                <w:szCs w:val="20"/>
+              </w:rPr>
+            </w:pPr>
+          </w:p>
+        </w:tc>
+        <w:tc>
+          <w:tcPr>
+            <w:tcW w:w="1907" w:type="dxa"/>
             <w:vMerge/>
             <w:tcBorders>
               <w:left w:val="single" w:sz="4" w:space="0" w:color="auto"/>
@@ -744,7 +780,6 @@
           </w:tcPr>
           <w:p>
             <w:pPr>
-              <w:jc w:val="center"/>
               <w:rPr>
                 <w:rFonts w:cstheme="minorHAnsi"/>
                 <w:sz w:val="20"/>
@@ -763,7 +798,6 @@
           </w:tcPr>
           <w:p>
             <w:pPr>
-              <w:jc w:val="center"/>
               <w:rPr>
                 <w:rFonts w:cstheme="minorHAnsi"/>
                 <w:sz w:val="20"/>
@@ -780,7 +814,7 @@
         </w:trPr>
         <w:tc>
           <w:tcPr>
-            <w:tcW w:w="993" w:type="dxa"/>
+            <w:tcW w:w="1143" w:type="dxa"/>
             <w:vMerge/>
             <w:tcBorders>
               <w:left w:val="single" w:sz="4" w:space="0" w:color="auto"/>
@@ -790,20 +824,17 @@
           </w:tcPr>
           <w:p>
             <w:pPr>
-              <w:jc w:val="center"/>
-              <w:rPr>
-                <w:rFonts w:cstheme="minorHAnsi"/>
-                <w:b/>
-                <w:bCs/>
-                <w:sz w:val="20"/>
-                <w:szCs w:val="20"/>
-              </w:rPr>
-            </w:pPr>
-          </w:p>
-        </w:tc>
-        <w:tc>
-          <w:tcPr>
-            <w:tcW w:w="5662" w:type="dxa"/>
+              <w:rPr>
+                <w:rFonts w:cstheme="minorHAnsi"/>
+                <w:sz w:val="20"/>
+                <w:szCs w:val="20"/>
+              </w:rPr>
+            </w:pPr>
+          </w:p>
+        </w:tc>
+        <w:tc>
+          <w:tcPr>
+            <w:tcW w:w="5542" w:type="dxa"/>
             <w:tcBorders>
               <w:left w:val="single" w:sz="4" w:space="0" w:color="auto"/>
             </w:tcBorders>
@@ -850,7 +881,7 @@
         </w:tc>
         <w:tc>
           <w:tcPr>
-            <w:tcW w:w="1283" w:type="dxa"/>
+            <w:tcW w:w="1281" w:type="dxa"/>
             <w:tcBorders>
               <w:right w:val="single" w:sz="4" w:space="0" w:color="auto"/>
             </w:tcBorders>
@@ -858,7 +889,6 @@
           </w:tcPr>
           <w:p>
             <w:pPr>
-              <w:jc w:val="center"/>
               <w:rPr>
                 <w:rFonts w:cstheme="minorHAnsi"/>
                 <w:sz w:val="20"/>
@@ -909,7 +939,7 @@
         </w:tc>
         <w:tc>
           <w:tcPr>
-            <w:tcW w:w="1935" w:type="dxa"/>
+            <w:tcW w:w="1907" w:type="dxa"/>
             <w:tcBorders>
               <w:left w:val="single" w:sz="4" w:space="0" w:color="auto"/>
             </w:tcBorders>
@@ -917,7 +947,6 @@
           </w:tcPr>
           <w:p>
             <w:pPr>
-              <w:jc w:val="center"/>
               <w:rPr>
                 <w:rFonts w:cstheme="minorHAnsi"/>
                 <w:sz w:val="20"/>
@@ -943,7 +972,6 @@
           </w:tcPr>
           <w:p>
             <w:pPr>
-              <w:jc w:val="center"/>
               <w:rPr>
                 <w:rFonts w:cstheme="minorHAnsi"/>
                 <w:sz w:val="20"/>
@@ -968,35 +996,30 @@
         </w:trPr>
         <w:tc>
           <w:tcPr>
-            <w:tcW w:w="993" w:type="dxa"/>
-            <w:vAlign w:val="center"/>
-          </w:tcPr>
-          <w:p>
-            <w:pPr>
-              <w:jc w:val="center"/>
-              <w:rPr>
-                <w:rFonts w:cstheme="minorHAnsi"/>
-                <w:b/>
-                <w:bCs/>
-                <w:sz w:val="20"/>
-                <w:szCs w:val="20"/>
-              </w:rPr>
-            </w:pPr>
-            <w:r>
-              <w:rPr>
-                <w:rFonts w:cstheme="minorHAnsi"/>
-                <w:b/>
-                <w:bCs/>
-                <w:sz w:val="20"/>
-                <w:szCs w:val="20"/>
-              </w:rPr>
-              <w:t>2.3</w:t>
-            </w:r>
-          </w:p>
-        </w:tc>
-        <w:tc>
-          <w:tcPr>
-            <w:tcW w:w="5662" w:type="dxa"/>
+            <w:tcW w:w="1143" w:type="dxa"/>
+            <w:vAlign w:val="center"/>
+          </w:tcPr>
+          <w:p>
+            <w:pPr>
+              <w:rPr>
+                <w:rFonts w:cstheme="minorHAnsi"/>
+                <w:sz w:val="20"/>
+                <w:szCs w:val="20"/>
+              </w:rPr>
+            </w:pPr>
+            <w:r>
+              <w:rPr>
+                <w:rFonts w:cstheme="minorHAnsi"/>
+                <w:sz w:val="20"/>
+                <w:szCs w:val="20"/>
+              </w:rPr>
+              <w:t>{{ITEM_2}}</w:t>
+            </w:r>
+          </w:p>
+        </w:tc>
+        <w:tc>
+          <w:tcPr>
+            <w:tcW w:w="5542" w:type="dxa"/>
           </w:tcPr>
           <w:p>
             <w:pPr>
@@ -1070,148 +1093,85 @@
                 <w:sz w:val="20"/>
                 <w:szCs w:val="20"/>
               </w:rPr>
-              <w:t>geração de relatórios</w:t>
-            </w:r>
-            <w:proofErr w:type="gramStart"/>
-            <w:r>
-              <w:rPr>
-                <w:rFonts w:cstheme="minorHAnsi"/>
-                <w:sz w:val="20"/>
-                <w:szCs w:val="20"/>
-              </w:rPr>
-              <w:t>).</w:t>
-            </w:r>
-            <w:r>
-              <w:rPr>
-                <w:rFonts w:cstheme="minorHAnsi"/>
-                <w:sz w:val="20"/>
-                <w:szCs w:val="20"/>
-              </w:rPr>
-              <w:t>Cross</w:t>
-            </w:r>
-            <w:proofErr w:type="gramEnd"/>
-            <w:r>
-              <w:rPr>
-                <w:rFonts w:cstheme="minorHAnsi"/>
-                <w:sz w:val="20"/>
-                <w:szCs w:val="20"/>
-              </w:rPr>
-              <w:t>-</w:t>
-            </w:r>
-            <w:proofErr w:type="spellStart"/>
-            <w:r>
-              <w:rPr>
-                <w:rFonts w:cstheme="minorHAnsi"/>
-                <w:sz w:val="20"/>
-                <w:szCs w:val="20"/>
-              </w:rPr>
-              <w:t>docking</w:t>
-            </w:r>
-            <w:proofErr w:type="spellEnd"/>
-          </w:p>
-        </w:tc>
-        <w:tc>
-          <w:tcPr>
-            <w:tcW w:w="1283" w:type="dxa"/>
-            <w:vAlign w:val="center"/>
-          </w:tcPr>
-          <w:p>
-            <w:pPr>
-              <w:jc w:val="center"/>
-              <w:rPr>
-                <w:rFonts w:cstheme="minorHAnsi"/>
-                <w:sz w:val="20"/>
-                <w:szCs w:val="20"/>
-              </w:rPr>
-            </w:pPr>
-            <w:r>
-              <w:rPr>
-                <w:rFonts w:cstheme="minorHAnsi"/>
-                <w:sz w:val="20"/>
-                <w:szCs w:val="20"/>
-              </w:rPr>
-              <w:t>R$ 2</w:t>
-            </w:r>
-            <w:r>
-              <w:rPr>
-                <w:rFonts w:cstheme="minorHAnsi"/>
-                <w:sz w:val="20"/>
-                <w:szCs w:val="20"/>
-              </w:rPr>
-              <w:t>0</w:t>
-            </w:r>
-            <w:r>
-              <w:rPr>
-                <w:rFonts w:cstheme="minorHAnsi"/>
-                <w:sz w:val="20"/>
-                <w:szCs w:val="20"/>
-              </w:rPr>
-              <w:t>,</w:t>
-            </w:r>
-            <w:r>
-              <w:rPr>
-                <w:rFonts w:cstheme="minorHAnsi"/>
-                <w:sz w:val="20"/>
-                <w:szCs w:val="20"/>
-              </w:rPr>
-              <w:t>0</w:t>
-            </w:r>
-            <w:r>
-              <w:rPr>
-                <w:rFonts w:cstheme="minorHAnsi"/>
-                <w:sz w:val="20"/>
-                <w:szCs w:val="20"/>
-              </w:rPr>
-              <w:t>0</w:t>
-            </w:r>
-          </w:p>
-        </w:tc>
-        <w:tc>
-          <w:tcPr>
-            <w:tcW w:w="1935" w:type="dxa"/>
-            <w:vAlign w:val="center"/>
-          </w:tcPr>
-          <w:p>
-            <w:pPr>
-              <w:jc w:val="center"/>
-              <w:rPr>
-                <w:rFonts w:cstheme="minorHAnsi"/>
-                <w:sz w:val="20"/>
-                <w:szCs w:val="20"/>
-              </w:rPr>
-            </w:pPr>
-            <w:r>
-              <w:rPr>
-                <w:rFonts w:cstheme="minorHAnsi"/>
-                <w:sz w:val="20"/>
-                <w:szCs w:val="20"/>
-              </w:rPr>
-              <w:t>Por pallet</w:t>
+              <w:t>geração de relatórios).</w:t>
+            </w:r>
+            <w:r>
+              <w:rPr>
+                <w:rFonts w:cstheme="minorHAnsi"/>
+                <w:sz w:val="20"/>
+                <w:szCs w:val="20"/>
+              </w:rPr>
+              <w:t>Cross-docking</w:t>
+            </w:r>
+          </w:p>
+        </w:tc>
+        <w:tc>
+          <w:tcPr>
+            <w:tcW w:w="1281" w:type="dxa"/>
+            <w:vAlign w:val="center"/>
+          </w:tcPr>
+          <w:p>
+            <w:pPr>
+              <w:rPr>
+                <w:rFonts w:cstheme="minorHAnsi"/>
+                <w:sz w:val="20"/>
+                <w:szCs w:val="20"/>
+              </w:rPr>
+            </w:pPr>
+            <w:r>
+              <w:rPr>
+                <w:rFonts w:cstheme="minorHAnsi"/>
+                <w:sz w:val="20"/>
+                <w:szCs w:val="20"/>
+              </w:rPr>
+              <w:t>{{VALOR_2}}</w:t>
+            </w:r>
+          </w:p>
+        </w:tc>
+        <w:tc>
+          <w:tcPr>
+            <w:tcW w:w="1907" w:type="dxa"/>
+            <w:vAlign w:val="center"/>
+          </w:tcPr>
+          <w:p>
+            <w:pPr>
+              <w:rPr>
+                <w:rFonts w:cstheme="minorHAnsi"/>
+                <w:sz w:val="20"/>
+                <w:szCs w:val="20"/>
+              </w:rPr>
+            </w:pPr>
+            <w:r>
+              <w:rPr>
+                <w:rFonts w:cstheme="minorHAnsi"/>
+                <w:sz w:val="20"/>
+                <w:szCs w:val="20"/>
+              </w:rPr>
+              <w:t>{{BASE_2}}</w:t>
             </w:r>
           </w:p>
         </w:tc>
         <w:tc>
           <w:tcPr>
             <w:tcW w:w="1455" w:type="dxa"/>
-            <w:vMerge w:val="restart"/>
-            <w:vAlign w:val="center"/>
-          </w:tcPr>
-          <w:p>
-            <w:pPr>
-              <w:jc w:val="center"/>
-              <w:rPr>
-                <w:rFonts w:cstheme="minorHAnsi"/>
-                <w:sz w:val="20"/>
-                <w:szCs w:val="20"/>
-              </w:rPr>
-            </w:pPr>
-            <w:r>
-              <w:rPr>
-                <w:rFonts w:cstheme="minorHAnsi"/>
-                <w:sz w:val="20"/>
-                <w:szCs w:val="20"/>
-              </w:rPr>
-              <w:t>MENSAL</w:t>
+            <w:vAlign w:val="center"/>
+          </w:tcPr>
+          <w:p>
+            <w:pPr>
+              <w:rPr>
+                <w:rFonts w:cstheme="minorHAnsi"/>
+                <w:sz w:val="20"/>
+                <w:szCs w:val="20"/>
+                <w:u w:val="single"/>
+              </w:rPr>
+            </w:pPr>
+            <w:r>
+              <w:rPr>
+                <w:rFonts w:cstheme="minorHAnsi"/>
+                <w:sz w:val="20"/>
+                <w:szCs w:val="20"/>
+              </w:rPr>
+              <w:t>{{PER_2}}</w:t>
             </w:r>
           </w:p>
         </w:tc>
@@ -1223,35 +1183,30 @@
         </w:trPr>
         <w:tc>
           <w:tcPr>
-            <w:tcW w:w="993" w:type="dxa"/>
-            <w:vAlign w:val="center"/>
-          </w:tcPr>
-          <w:p>
-            <w:pPr>
-              <w:jc w:val="center"/>
-              <w:rPr>
-                <w:rFonts w:cstheme="minorHAnsi"/>
-                <w:b/>
-                <w:bCs/>
-                <w:sz w:val="20"/>
-                <w:szCs w:val="20"/>
-              </w:rPr>
-            </w:pPr>
-            <w:r>
-              <w:rPr>
-                <w:rFonts w:cstheme="minorHAnsi"/>
-                <w:b/>
-                <w:bCs/>
-                <w:sz w:val="20"/>
-                <w:szCs w:val="20"/>
-              </w:rPr>
-              <w:t>2.3</w:t>
-            </w:r>
-          </w:p>
-        </w:tc>
-        <w:tc>
-          <w:tcPr>
-            <w:tcW w:w="5662" w:type="dxa"/>
+            <w:tcW w:w="1143" w:type="dxa"/>
+            <w:vAlign w:val="center"/>
+          </w:tcPr>
+          <w:p>
+            <w:pPr>
+              <w:rPr>
+                <w:rFonts w:cstheme="minorHAnsi"/>
+                <w:sz w:val="20"/>
+                <w:szCs w:val="20"/>
+              </w:rPr>
+            </w:pPr>
+            <w:r>
+              <w:rPr>
+                <w:rFonts w:cstheme="minorHAnsi"/>
+                <w:sz w:val="20"/>
+                <w:szCs w:val="20"/>
+              </w:rPr>
+              <w:t>{{ITEM_3}}</w:t>
+            </w:r>
+          </w:p>
+        </w:tc>
+        <w:tc>
+          <w:tcPr>
+            <w:tcW w:w="5542" w:type="dxa"/>
           </w:tcPr>
           <w:p>
             <w:pPr>
@@ -1333,107 +1288,103 @@
         </w:tc>
         <w:tc>
           <w:tcPr>
-            <w:tcW w:w="1283" w:type="dxa"/>
-            <w:vAlign w:val="center"/>
-          </w:tcPr>
-          <w:p>
-            <w:pPr>
-              <w:jc w:val="center"/>
-              <w:rPr>
-                <w:rFonts w:cstheme="minorHAnsi"/>
-                <w:sz w:val="20"/>
-                <w:szCs w:val="20"/>
-              </w:rPr>
-            </w:pPr>
-            <w:r>
-              <w:rPr>
-                <w:rFonts w:cstheme="minorHAnsi"/>
-                <w:sz w:val="20"/>
-                <w:szCs w:val="20"/>
-              </w:rPr>
-              <w:t xml:space="preserve">R$ </w:t>
-            </w:r>
-            <w:r>
-              <w:rPr>
-                <w:rFonts w:cstheme="minorHAnsi"/>
-                <w:sz w:val="20"/>
-                <w:szCs w:val="20"/>
-              </w:rPr>
-              <w:t>0</w:t>
-            </w:r>
-            <w:r>
-              <w:rPr>
-                <w:rFonts w:cstheme="minorHAnsi"/>
-                <w:sz w:val="20"/>
-                <w:szCs w:val="20"/>
-              </w:rPr>
-              <w:t>,</w:t>
-            </w:r>
-            <w:r>
-              <w:rPr>
-                <w:rFonts w:cstheme="minorHAnsi"/>
-                <w:sz w:val="20"/>
-                <w:szCs w:val="20"/>
-              </w:rPr>
-              <w:t>5</w:t>
-            </w:r>
-            <w:r>
-              <w:rPr>
-                <w:rFonts w:cstheme="minorHAnsi"/>
-                <w:sz w:val="20"/>
-                <w:szCs w:val="20"/>
-              </w:rPr>
-              <w:t>0</w:t>
-            </w:r>
-          </w:p>
-        </w:tc>
-        <w:tc>
-          <w:tcPr>
-            <w:tcW w:w="1935" w:type="dxa"/>
-            <w:vAlign w:val="center"/>
-          </w:tcPr>
-          <w:p>
-            <w:pPr>
-              <w:jc w:val="center"/>
-              <w:rPr>
-                <w:rFonts w:cstheme="minorHAnsi"/>
-                <w:sz w:val="20"/>
-                <w:szCs w:val="20"/>
-              </w:rPr>
-            </w:pPr>
-            <w:r>
-              <w:rPr>
-                <w:rFonts w:cstheme="minorHAnsi"/>
-                <w:sz w:val="20"/>
-                <w:szCs w:val="20"/>
-              </w:rPr>
-              <w:t>Por Caixa</w:t>
-            </w:r>
-            <w:r>
-              <w:rPr>
-                <w:rFonts w:cstheme="minorHAnsi"/>
-                <w:sz w:val="20"/>
-                <w:szCs w:val="20"/>
-              </w:rPr>
-              <w:t xml:space="preserve"> MASTER</w:t>
+            <w:tcW w:w="1281" w:type="dxa"/>
+            <w:vAlign w:val="center"/>
+          </w:tcPr>
+          <w:p>
+            <w:pPr>
+              <w:rPr>
+                <w:rFonts w:cstheme="minorHAnsi"/>
+                <w:sz w:val="20"/>
+                <w:szCs w:val="20"/>
+              </w:rPr>
+            </w:pPr>
+            <w:r>
+              <w:rPr>
+                <w:rFonts w:cstheme="minorHAnsi"/>
+                <w:sz w:val="20"/>
+                <w:szCs w:val="20"/>
+              </w:rPr>
+              <w:t>{{VALOR_</w:t>
+            </w:r>
+            <w:r>
+              <w:rPr>
+                <w:rFonts w:cstheme="minorHAnsi"/>
+                <w:sz w:val="20"/>
+                <w:szCs w:val="20"/>
+              </w:rPr>
+              <w:t>3</w:t>
+            </w:r>
+            <w:r>
+              <w:rPr>
+                <w:rFonts w:cstheme="minorHAnsi"/>
+                <w:sz w:val="20"/>
+                <w:szCs w:val="20"/>
+              </w:rPr>
+              <w:t>}}</w:t>
+            </w:r>
+          </w:p>
+        </w:tc>
+        <w:tc>
+          <w:tcPr>
+            <w:tcW w:w="1907" w:type="dxa"/>
+            <w:vAlign w:val="center"/>
+          </w:tcPr>
+          <w:p>
+            <w:pPr>
+              <w:rPr>
+                <w:rFonts w:cstheme="minorHAnsi"/>
+                <w:sz w:val="20"/>
+                <w:szCs w:val="20"/>
+              </w:rPr>
+            </w:pPr>
+            <w:r>
+              <w:rPr>
+                <w:rFonts w:cstheme="minorHAnsi"/>
+                <w:sz w:val="20"/>
+                <w:szCs w:val="20"/>
+              </w:rPr>
+              <w:t>{{BASE_3}}</w:t>
             </w:r>
           </w:p>
         </w:tc>
         <w:tc>
           <w:tcPr>
             <w:tcW w:w="1455" w:type="dxa"/>
-            <w:vMerge/>
-            <w:vAlign w:val="center"/>
-          </w:tcPr>
-          <w:p>
-            <w:pPr>
-              <w:jc w:val="center"/>
-              <w:rPr>
-                <w:rFonts w:cstheme="minorHAnsi"/>
-                <w:sz w:val="20"/>
-                <w:szCs w:val="20"/>
-              </w:rPr>
-            </w:pPr>
+            <w:vAlign w:val="center"/>
+          </w:tcPr>
+          <w:p>
+            <w:pPr>
+              <w:rPr>
+                <w:rFonts w:cstheme="minorHAnsi"/>
+                <w:sz w:val="20"/>
+                <w:szCs w:val="20"/>
+              </w:rPr>
+            </w:pPr>
+            <w:r>
+              <w:rPr>
+                <w:rFonts w:cstheme="minorHAnsi"/>
+                <w:sz w:val="20"/>
+                <w:szCs w:val="20"/>
+              </w:rPr>
+              <w:t>{{PER_</w:t>
+            </w:r>
+            <w:r>
+              <w:rPr>
+                <w:rFonts w:cstheme="minorHAnsi"/>
+                <w:sz w:val="20"/>
+                <w:szCs w:val="20"/>
+              </w:rPr>
+              <w:t>3</w:t>
+            </w:r>
+            <w:r>
+              <w:rPr>
+                <w:rFonts w:cstheme="minorHAnsi"/>
+                <w:sz w:val="20"/>
+                <w:szCs w:val="20"/>
+              </w:rPr>
+              <w:t>}}</w:t>
+            </w:r>
           </w:p>
         </w:tc>
       </w:tr>
@@ -1444,35 +1395,30 @@
         </w:trPr>
         <w:tc>
           <w:tcPr>
-            <w:tcW w:w="993" w:type="dxa"/>
-            <w:vAlign w:val="center"/>
-          </w:tcPr>
-          <w:p>
-            <w:pPr>
-              <w:jc w:val="center"/>
-              <w:rPr>
-                <w:rFonts w:cstheme="minorHAnsi"/>
-                <w:b/>
-                <w:bCs/>
-                <w:sz w:val="20"/>
-                <w:szCs w:val="20"/>
-              </w:rPr>
-            </w:pPr>
-            <w:r>
-              <w:rPr>
-                <w:rFonts w:cstheme="minorHAnsi"/>
-                <w:b/>
-                <w:bCs/>
-                <w:sz w:val="20"/>
-                <w:szCs w:val="20"/>
-              </w:rPr>
-              <w:t>2.4</w:t>
-            </w:r>
-          </w:p>
-        </w:tc>
-        <w:tc>
-          <w:tcPr>
-            <w:tcW w:w="5662" w:type="dxa"/>
+            <w:tcW w:w="1143" w:type="dxa"/>
+            <w:vAlign w:val="center"/>
+          </w:tcPr>
+          <w:p>
+            <w:pPr>
+              <w:rPr>
+                <w:rFonts w:cstheme="minorHAnsi"/>
+                <w:sz w:val="20"/>
+                <w:szCs w:val="20"/>
+              </w:rPr>
+            </w:pPr>
+            <w:r>
+              <w:rPr>
+                <w:rFonts w:cstheme="minorHAnsi"/>
+                <w:sz w:val="20"/>
+                <w:szCs w:val="20"/>
+              </w:rPr>
+              <w:t>{{ITEM_4}}</w:t>
+            </w:r>
+          </w:p>
+        </w:tc>
+        <w:tc>
+          <w:tcPr>
+            <w:tcW w:w="5542" w:type="dxa"/>
           </w:tcPr>
           <w:p>
             <w:pPr>
@@ -1552,67 +1498,119 @@
         </w:tc>
         <w:tc>
           <w:tcPr>
-            <w:tcW w:w="1283" w:type="dxa"/>
-            <w:vAlign w:val="center"/>
-          </w:tcPr>
-          <w:p>
-            <w:pPr>
-              <w:jc w:val="center"/>
-              <w:rPr>
-                <w:rFonts w:cstheme="minorHAnsi"/>
-                <w:sz w:val="20"/>
-                <w:szCs w:val="20"/>
-              </w:rPr>
-            </w:pPr>
-            <w:r>
-              <w:rPr>
-                <w:rFonts w:cstheme="minorHAnsi"/>
-                <w:sz w:val="20"/>
-                <w:szCs w:val="20"/>
-              </w:rPr>
-              <w:t>R$ 8,50</w:t>
-            </w:r>
-          </w:p>
-        </w:tc>
-        <w:tc>
-          <w:tcPr>
-            <w:tcW w:w="1935" w:type="dxa"/>
-            <w:vAlign w:val="center"/>
-          </w:tcPr>
-          <w:p>
-            <w:pPr>
-              <w:jc w:val="center"/>
-              <w:rPr>
-                <w:rFonts w:cstheme="minorHAnsi"/>
-                <w:sz w:val="20"/>
-                <w:szCs w:val="20"/>
-              </w:rPr>
-            </w:pPr>
-            <w:r>
-              <w:rPr>
-                <w:rFonts w:cstheme="minorHAnsi"/>
-                <w:sz w:val="20"/>
-                <w:szCs w:val="20"/>
-              </w:rPr>
-              <w:t>Por Pallet</w:t>
+            <w:tcW w:w="1281" w:type="dxa"/>
+            <w:vAlign w:val="center"/>
+          </w:tcPr>
+          <w:p>
+            <w:pPr>
+              <w:rPr>
+                <w:rFonts w:cstheme="minorHAnsi"/>
+                <w:sz w:val="20"/>
+                <w:szCs w:val="20"/>
+              </w:rPr>
+            </w:pPr>
+            <w:r>
+              <w:rPr>
+                <w:rFonts w:cstheme="minorHAnsi"/>
+                <w:sz w:val="20"/>
+                <w:szCs w:val="20"/>
+              </w:rPr>
+              <w:t>{{VALOR_</w:t>
+            </w:r>
+            <w:r>
+              <w:rPr>
+                <w:rFonts w:cstheme="minorHAnsi"/>
+                <w:sz w:val="20"/>
+                <w:szCs w:val="20"/>
+              </w:rPr>
+              <w:t>4</w:t>
+            </w:r>
+            <w:r>
+              <w:rPr>
+                <w:rFonts w:cstheme="minorHAnsi"/>
+                <w:sz w:val="20"/>
+                <w:szCs w:val="20"/>
+              </w:rPr>
+              <w:t>}}</w:t>
+            </w:r>
+          </w:p>
+        </w:tc>
+        <w:tc>
+          <w:tcPr>
+            <w:tcW w:w="1907" w:type="dxa"/>
+            <w:vAlign w:val="center"/>
+          </w:tcPr>
+          <w:p>
+            <w:pPr>
+              <w:rPr>
+                <w:rFonts w:cstheme="minorHAnsi"/>
+                <w:sz w:val="20"/>
+                <w:szCs w:val="20"/>
+              </w:rPr>
+            </w:pPr>
+            <w:r>
+              <w:rPr>
+                <w:rFonts w:cstheme="minorHAnsi"/>
+                <w:sz w:val="20"/>
+                <w:szCs w:val="20"/>
+              </w:rPr>
+              <w:t>{{BASE_</w:t>
+            </w:r>
+            <w:r>
+              <w:rPr>
+                <w:rFonts w:cstheme="minorHAnsi"/>
+                <w:sz w:val="20"/>
+                <w:szCs w:val="20"/>
+              </w:rPr>
+              <w:t>4</w:t>
+            </w:r>
+            <w:r>
+              <w:rPr>
+                <w:rFonts w:cstheme="minorHAnsi"/>
+                <w:sz w:val="20"/>
+                <w:szCs w:val="20"/>
+              </w:rPr>
+              <w:t>}}</w:t>
             </w:r>
           </w:p>
         </w:tc>
         <w:tc>
           <w:tcPr>
             <w:tcW w:w="1455" w:type="dxa"/>
-            <w:vMerge/>
-            <w:vAlign w:val="center"/>
-          </w:tcPr>
-          <w:p>
-            <w:pPr>
-              <w:jc w:val="center"/>
-              <w:rPr>
-                <w:rFonts w:cstheme="minorHAnsi"/>
-                <w:sz w:val="20"/>
-                <w:szCs w:val="20"/>
-              </w:rPr>
-            </w:pPr>
+            <w:vAlign w:val="center"/>
+          </w:tcPr>
+          <w:p>
+            <w:pPr>
+              <w:rPr>
+                <w:rFonts w:cstheme="minorHAnsi"/>
+                <w:sz w:val="20"/>
+                <w:szCs w:val="20"/>
+              </w:rPr>
+            </w:pPr>
+            <w:r>
+              <w:rPr>
+                <w:rFonts w:cstheme="minorHAnsi"/>
+                <w:sz w:val="20"/>
+                <w:szCs w:val="20"/>
+              </w:rPr>
+              <w:t>{{PER_</w:t>
+            </w:r>
+            <w:r>
+              <w:rPr>
+                <w:rFonts w:cstheme="minorHAnsi"/>
+                <w:sz w:val="20"/>
+                <w:szCs w:val="20"/>
+              </w:rPr>
+              <w:t>4</w:t>
+            </w:r>
+            <w:r>
+              <w:rPr>
+                <w:rFonts w:cstheme="minorHAnsi"/>
+                <w:sz w:val="20"/>
+                <w:szCs w:val="20"/>
+              </w:rPr>
+              <w:t>}}</w:t>
+            </w:r>
           </w:p>
         </w:tc>
       </w:tr>
@@ -1623,35 +1621,30 @@
         </w:trPr>
         <w:tc>
           <w:tcPr>
-            <w:tcW w:w="993" w:type="dxa"/>
-            <w:vAlign w:val="center"/>
-          </w:tcPr>
-          <w:p>
-            <w:pPr>
-              <w:jc w:val="center"/>
-              <w:rPr>
-                <w:rFonts w:cstheme="minorHAnsi"/>
-                <w:b/>
-                <w:bCs/>
-                <w:sz w:val="20"/>
-                <w:szCs w:val="20"/>
-              </w:rPr>
-            </w:pPr>
-            <w:r>
-              <w:rPr>
-                <w:rFonts w:cstheme="minorHAnsi"/>
-                <w:b/>
-                <w:bCs/>
-                <w:sz w:val="20"/>
-                <w:szCs w:val="20"/>
-              </w:rPr>
-              <w:t>2.5</w:t>
-            </w:r>
-          </w:p>
-        </w:tc>
-        <w:tc>
-          <w:tcPr>
-            <w:tcW w:w="5662" w:type="dxa"/>
+            <w:tcW w:w="1143" w:type="dxa"/>
+            <w:vAlign w:val="center"/>
+          </w:tcPr>
+          <w:p>
+            <w:pPr>
+              <w:rPr>
+                <w:rFonts w:cstheme="minorHAnsi"/>
+                <w:sz w:val="20"/>
+                <w:szCs w:val="20"/>
+              </w:rPr>
+            </w:pPr>
+            <w:r>
+              <w:rPr>
+                <w:rFonts w:cstheme="minorHAnsi"/>
+                <w:sz w:val="20"/>
+                <w:szCs w:val="20"/>
+              </w:rPr>
+              <w:t>{{ITEM_5}}</w:t>
+            </w:r>
+          </w:p>
+        </w:tc>
+        <w:tc>
+          <w:tcPr>
+            <w:tcW w:w="5542" w:type="dxa"/>
           </w:tcPr>
           <w:p>
             <w:pPr>
@@ -1685,74 +1678,121 @@
         </w:tc>
         <w:tc>
           <w:tcPr>
-            <w:tcW w:w="1283" w:type="dxa"/>
-            <w:vAlign w:val="center"/>
-          </w:tcPr>
-          <w:p>
-            <w:pPr>
-              <w:jc w:val="center"/>
-              <w:rPr>
-                <w:rFonts w:cstheme="minorHAnsi"/>
-                <w:sz w:val="20"/>
-                <w:szCs w:val="20"/>
-              </w:rPr>
-            </w:pPr>
-            <w:r>
-              <w:rPr>
-                <w:rFonts w:cstheme="minorHAnsi"/>
-                <w:sz w:val="20"/>
-                <w:szCs w:val="20"/>
-              </w:rPr>
-              <w:t>_</w:t>
-            </w:r>
-          </w:p>
-        </w:tc>
-        <w:tc>
-          <w:tcPr>
-            <w:tcW w:w="1935" w:type="dxa"/>
-            <w:vAlign w:val="center"/>
-          </w:tcPr>
-          <w:p>
-            <w:pPr>
-              <w:jc w:val="center"/>
-              <w:rPr>
-                <w:rFonts w:cstheme="minorHAnsi"/>
-                <w:sz w:val="20"/>
-                <w:szCs w:val="20"/>
-              </w:rPr>
-            </w:pPr>
-            <w:r>
-              <w:rPr>
-                <w:rFonts w:cstheme="minorHAnsi"/>
-                <w:sz w:val="20"/>
-                <w:szCs w:val="20"/>
-              </w:rPr>
-              <w:t>Por Folha</w:t>
+            <w:tcW w:w="1281" w:type="dxa"/>
+            <w:vAlign w:val="center"/>
+          </w:tcPr>
+          <w:p>
+            <w:pPr>
+              <w:rPr>
+                <w:rFonts w:cstheme="minorHAnsi"/>
+                <w:sz w:val="20"/>
+                <w:szCs w:val="20"/>
+              </w:rPr>
+            </w:pPr>
+            <w:r>
+              <w:rPr>
+                <w:rFonts w:cstheme="minorHAnsi"/>
+                <w:sz w:val="20"/>
+                <w:szCs w:val="20"/>
+              </w:rPr>
+              <w:t>{{VALOR_</w:t>
+            </w:r>
+            <w:r>
+              <w:rPr>
+                <w:rFonts w:cstheme="minorHAnsi"/>
+                <w:sz w:val="20"/>
+                <w:szCs w:val="20"/>
+              </w:rPr>
+              <w:t>5</w:t>
+            </w:r>
+            <w:r>
+              <w:rPr>
+                <w:rFonts w:cstheme="minorHAnsi"/>
+                <w:sz w:val="20"/>
+                <w:szCs w:val="20"/>
+              </w:rPr>
+              <w:t>}}</w:t>
+            </w:r>
+          </w:p>
+        </w:tc>
+        <w:tc>
+          <w:tcPr>
+            <w:tcW w:w="1907" w:type="dxa"/>
+            <w:vAlign w:val="center"/>
+          </w:tcPr>
+          <w:p>
+            <w:pPr>
+              <w:rPr>
+                <w:rFonts w:cstheme="minorHAnsi"/>
+                <w:sz w:val="20"/>
+                <w:szCs w:val="20"/>
+              </w:rPr>
+            </w:pPr>
+            <w:r>
+              <w:rPr>
+                <w:rFonts w:cstheme="minorHAnsi"/>
+                <w:sz w:val="20"/>
+                <w:szCs w:val="20"/>
+              </w:rPr>
+              <w:t>{{BASE_</w:t>
+            </w:r>
+            <w:r>
+              <w:rPr>
+                <w:rFonts w:cstheme="minorHAnsi"/>
+                <w:sz w:val="20"/>
+                <w:szCs w:val="20"/>
+              </w:rPr>
+              <w:t>5</w:t>
+            </w:r>
+            <w:r>
+              <w:rPr>
+                <w:rFonts w:cstheme="minorHAnsi"/>
+                <w:sz w:val="20"/>
+                <w:szCs w:val="20"/>
+              </w:rPr>
+              <w:t>}}</w:t>
             </w:r>
           </w:p>
         </w:tc>
         <w:tc>
           <w:tcPr>
             <w:tcW w:w="1455" w:type="dxa"/>
-            <w:vMerge w:val="restart"/>
-            <w:vAlign w:val="center"/>
-          </w:tcPr>
-          <w:p>
-            <w:pPr>
-              <w:jc w:val="center"/>
-              <w:rPr>
-                <w:rFonts w:cstheme="minorHAnsi"/>
-                <w:sz w:val="20"/>
-                <w:szCs w:val="20"/>
-              </w:rPr>
-            </w:pPr>
-            <w:r>
-              <w:rPr>
-                <w:rFonts w:cstheme="minorHAnsi"/>
-                <w:sz w:val="20"/>
-                <w:szCs w:val="20"/>
-              </w:rPr>
-              <w:t>-</w:t>
+            <w:tcBorders>
+              <w:bottom w:val="single" w:sz="4" w:space="0" w:color="auto"/>
+            </w:tcBorders>
+            <w:vAlign w:val="center"/>
+          </w:tcPr>
+          <w:p>
+            <w:pPr>
+              <w:rPr>
+                <w:rFonts w:cstheme="minorHAnsi"/>
+                <w:sz w:val="20"/>
+                <w:szCs w:val="20"/>
+              </w:rPr>
+            </w:pPr>
+            <w:r>
+              <w:rPr>
+                <w:rFonts w:cstheme="minorHAnsi"/>
+                <w:sz w:val="20"/>
+                <w:szCs w:val="20"/>
+              </w:rPr>
+              <w:t>{{PER_</w:t>
+            </w:r>
+            <w:r>
+              <w:rPr>
+                <w:rFonts w:cstheme="minorHAnsi"/>
+                <w:sz w:val="20"/>
+                <w:szCs w:val="20"/>
+              </w:rPr>
+              <w:t>5</w:t>
+            </w:r>
+            <w:r>
+              <w:rPr>
+                <w:rFonts w:cstheme="minorHAnsi"/>
+                <w:sz w:val="20"/>
+                <w:szCs w:val="20"/>
+              </w:rPr>
+              <w:t>}}</w:t>
             </w:r>
           </w:p>
         </w:tc>
@@ -1764,45 +1804,30 @@
         </w:trPr>
         <w:tc>
           <w:tcPr>
-            <w:tcW w:w="993" w:type="dxa"/>
-            <w:vAlign w:val="center"/>
-          </w:tcPr>
-          <w:p>
-            <w:pPr>
-              <w:jc w:val="center"/>
-              <w:rPr>
-                <w:rFonts w:cstheme="minorHAnsi"/>
-                <w:b/>
-                <w:bCs/>
-                <w:sz w:val="20"/>
-                <w:szCs w:val="20"/>
-              </w:rPr>
-            </w:pPr>
-            <w:r>
-              <w:rPr>
-                <w:rFonts w:cstheme="minorHAnsi"/>
-                <w:b/>
-                <w:bCs/>
-                <w:sz w:val="20"/>
-                <w:szCs w:val="20"/>
-              </w:rPr>
-              <w:t>2.</w:t>
-            </w:r>
-            <w:r>
-              <w:rPr>
-                <w:rFonts w:cstheme="minorHAnsi"/>
-                <w:b/>
-                <w:bCs/>
-                <w:sz w:val="20"/>
-                <w:szCs w:val="20"/>
-              </w:rPr>
-              <w:t>6</w:t>
-            </w:r>
-          </w:p>
-        </w:tc>
-        <w:tc>
-          <w:tcPr>
-            <w:tcW w:w="5662" w:type="dxa"/>
+            <w:tcW w:w="1143" w:type="dxa"/>
+            <w:vAlign w:val="center"/>
+          </w:tcPr>
+          <w:p>
+            <w:pPr>
+              <w:rPr>
+                <w:rFonts w:cstheme="minorHAnsi"/>
+                <w:sz w:val="20"/>
+                <w:szCs w:val="20"/>
+              </w:rPr>
+            </w:pPr>
+            <w:r>
+              <w:rPr>
+                <w:rFonts w:cstheme="minorHAnsi"/>
+                <w:sz w:val="20"/>
+                <w:szCs w:val="20"/>
+              </w:rPr>
+              <w:t>{{ITEM_6}}</w:t>
+            </w:r>
+          </w:p>
+        </w:tc>
+        <w:tc>
+          <w:tcPr>
+            <w:tcW w:w="5542" w:type="dxa"/>
           </w:tcPr>
           <w:p>
             <w:pPr>
@@ -1860,77 +1885,81 @@
         </w:tc>
         <w:tc>
           <w:tcPr>
-            <w:tcW w:w="1283" w:type="dxa"/>
-            <w:vAlign w:val="center"/>
-          </w:tcPr>
-          <w:p>
-            <w:pPr>
-              <w:rPr>
-                <w:rFonts w:cstheme="minorHAnsi"/>
-                <w:sz w:val="20"/>
-                <w:szCs w:val="20"/>
-              </w:rPr>
-            </w:pPr>
-            <w:r>
-              <w:rPr>
-                <w:rFonts w:cstheme="minorHAnsi"/>
-                <w:sz w:val="20"/>
-                <w:szCs w:val="20"/>
-              </w:rPr>
-              <w:t xml:space="preserve">            _</w:t>
-            </w:r>
-          </w:p>
-        </w:tc>
-        <w:tc>
-          <w:tcPr>
-            <w:tcW w:w="1935" w:type="dxa"/>
-            <w:vAlign w:val="center"/>
-          </w:tcPr>
-          <w:p>
-            <w:pPr>
-              <w:jc w:val="center"/>
-              <w:rPr>
-                <w:rFonts w:cstheme="minorHAnsi"/>
-                <w:sz w:val="20"/>
-                <w:szCs w:val="20"/>
-              </w:rPr>
-            </w:pPr>
-            <w:r>
-              <w:rPr>
-                <w:rFonts w:cstheme="minorHAnsi"/>
-                <w:sz w:val="20"/>
-                <w:szCs w:val="20"/>
-              </w:rPr>
-              <w:t xml:space="preserve">Por </w:t>
-            </w:r>
-            <w:r>
-              <w:rPr>
-                <w:rFonts w:cstheme="minorHAnsi"/>
-                <w:sz w:val="20"/>
-                <w:szCs w:val="20"/>
-              </w:rPr>
-              <w:t>NF</w:t>
+            <w:tcW w:w="1281" w:type="dxa"/>
+            <w:vAlign w:val="center"/>
+          </w:tcPr>
+          <w:p>
+            <w:pPr>
+              <w:rPr>
+                <w:rFonts w:cstheme="minorHAnsi"/>
+                <w:sz w:val="20"/>
+                <w:szCs w:val="20"/>
+              </w:rPr>
+            </w:pPr>
+            <w:r>
+              <w:rPr>
+                <w:rFonts w:cstheme="minorHAnsi"/>
+                <w:sz w:val="20"/>
+                <w:szCs w:val="20"/>
+              </w:rPr>
+              <w:t>{{VALOR_6}}</w:t>
+            </w:r>
+          </w:p>
+        </w:tc>
+        <w:tc>
+          <w:tcPr>
+            <w:tcW w:w="1907" w:type="dxa"/>
+            <w:tcBorders>
+              <w:right w:val="single" w:sz="4" w:space="0" w:color="auto"/>
+            </w:tcBorders>
+            <w:vAlign w:val="center"/>
+          </w:tcPr>
+          <w:p>
+            <w:pPr>
+              <w:rPr>
+                <w:rFonts w:cstheme="minorHAnsi"/>
+                <w:sz w:val="20"/>
+                <w:szCs w:val="20"/>
+              </w:rPr>
+            </w:pPr>
+            <w:r>
+              <w:rPr>
+                <w:rFonts w:cstheme="minorHAnsi"/>
+                <w:sz w:val="20"/>
+                <w:szCs w:val="20"/>
+              </w:rPr>
+              <w:t>{{BASE_6}}</w:t>
             </w:r>
           </w:p>
         </w:tc>
         <w:tc>
           <w:tcPr>
             <w:tcW w:w="1455" w:type="dxa"/>
-            <w:vMerge/>
             <w:tcBorders>
-              <w:tl2br w:val="single" w:sz="4" w:space="0" w:color="auto"/>
+              <w:top w:val="single" w:sz="4" w:space="0" w:color="auto"/>
+              <w:left w:val="single" w:sz="4" w:space="0" w:color="auto"/>
+              <w:bottom w:val="single" w:sz="4" w:space="0" w:color="auto"/>
+              <w:right w:val="single" w:sz="4" w:space="0" w:color="auto"/>
+              <w:tl2br w:val="nil"/>
             </w:tcBorders>
             <w:vAlign w:val="center"/>
           </w:tcPr>
           <w:p>
             <w:pPr>
-              <w:jc w:val="center"/>
-              <w:rPr>
-                <w:rFonts w:cstheme="minorHAnsi"/>
-                <w:sz w:val="20"/>
-                <w:szCs w:val="20"/>
-              </w:rPr>
-            </w:pPr>
+              <w:rPr>
+                <w:rFonts w:cstheme="minorHAnsi"/>
+                <w:sz w:val="20"/>
+                <w:szCs w:val="20"/>
+              </w:rPr>
+            </w:pPr>
+            <w:r>
+              <w:rPr>
+                <w:rFonts w:cstheme="minorHAnsi"/>
+                <w:sz w:val="20"/>
+                <w:szCs w:val="20"/>
+              </w:rPr>
+              <w:t>{{PER_6}}</w:t>
+            </w:r>
           </w:p>
         </w:tc>
       </w:tr>
@@ -1941,45 +1970,30 @@
         </w:trPr>
         <w:tc>
           <w:tcPr>
-            <w:tcW w:w="993" w:type="dxa"/>
-            <w:vAlign w:val="center"/>
-          </w:tcPr>
-          <w:p>
-            <w:pPr>
-              <w:jc w:val="center"/>
-              <w:rPr>
-                <w:rFonts w:cstheme="minorHAnsi"/>
-                <w:b/>
-                <w:bCs/>
-                <w:sz w:val="20"/>
-                <w:szCs w:val="20"/>
-              </w:rPr>
-            </w:pPr>
-            <w:r>
-              <w:rPr>
-                <w:rFonts w:cstheme="minorHAnsi"/>
-                <w:b/>
-                <w:bCs/>
-                <w:sz w:val="20"/>
-                <w:szCs w:val="20"/>
-              </w:rPr>
-              <w:t>2.</w:t>
-            </w:r>
-            <w:r>
-              <w:rPr>
-                <w:rFonts w:cstheme="minorHAnsi"/>
-                <w:b/>
-                <w:bCs/>
-                <w:sz w:val="20"/>
-                <w:szCs w:val="20"/>
-              </w:rPr>
-              <w:t>7</w:t>
-            </w:r>
-          </w:p>
-        </w:tc>
-        <w:tc>
-          <w:tcPr>
-            <w:tcW w:w="5662" w:type="dxa"/>
+            <w:tcW w:w="1143" w:type="dxa"/>
+            <w:vAlign w:val="center"/>
+          </w:tcPr>
+          <w:p>
+            <w:pPr>
+              <w:rPr>
+                <w:rFonts w:cstheme="minorHAnsi"/>
+                <w:sz w:val="20"/>
+                <w:szCs w:val="20"/>
+              </w:rPr>
+            </w:pPr>
+            <w:r>
+              <w:rPr>
+                <w:rFonts w:cstheme="minorHAnsi"/>
+                <w:sz w:val="20"/>
+                <w:szCs w:val="20"/>
+              </w:rPr>
+              <w:t>{{ITEM_7}}</w:t>
+            </w:r>
+          </w:p>
+        </w:tc>
+        <w:tc>
+          <w:tcPr>
+            <w:tcW w:w="5542" w:type="dxa"/>
           </w:tcPr>
           <w:p>
             <w:pPr>
@@ -2037,90 +2051,79 @@
         </w:tc>
         <w:tc>
           <w:tcPr>
-            <w:tcW w:w="1283" w:type="dxa"/>
-            <w:vAlign w:val="center"/>
-          </w:tcPr>
-          <w:p>
-            <w:pPr>
-              <w:jc w:val="center"/>
-              <w:rPr>
-                <w:rFonts w:cstheme="minorHAnsi"/>
-                <w:sz w:val="20"/>
-                <w:szCs w:val="20"/>
-              </w:rPr>
-            </w:pPr>
-            <w:r>
-              <w:rPr>
-                <w:rFonts w:cstheme="minorHAnsi"/>
-                <w:sz w:val="20"/>
-                <w:szCs w:val="20"/>
-              </w:rPr>
-              <w:t xml:space="preserve">R$ </w:t>
-            </w:r>
-            <w:r>
-              <w:rPr>
-                <w:rFonts w:cstheme="minorHAnsi"/>
-                <w:sz w:val="20"/>
-                <w:szCs w:val="20"/>
-              </w:rPr>
-              <w:t>14</w:t>
-            </w:r>
-            <w:r>
-              <w:rPr>
-                <w:rFonts w:cstheme="minorHAnsi"/>
-                <w:sz w:val="20"/>
-                <w:szCs w:val="20"/>
-              </w:rPr>
-              <w:t>,00</w:t>
-            </w:r>
-          </w:p>
-        </w:tc>
-        <w:tc>
-          <w:tcPr>
-            <w:tcW w:w="1935" w:type="dxa"/>
-            <w:vAlign w:val="center"/>
-          </w:tcPr>
-          <w:p>
-            <w:pPr>
-              <w:jc w:val="center"/>
-              <w:rPr>
-                <w:rFonts w:cstheme="minorHAnsi"/>
-                <w:sz w:val="20"/>
-                <w:szCs w:val="20"/>
-              </w:rPr>
-            </w:pPr>
-            <w:r>
-              <w:rPr>
-                <w:rFonts w:cstheme="minorHAnsi"/>
-                <w:sz w:val="20"/>
-                <w:szCs w:val="20"/>
-              </w:rPr>
-              <w:t>Por Pallet</w:t>
+            <w:tcW w:w="1281" w:type="dxa"/>
+            <w:vAlign w:val="center"/>
+          </w:tcPr>
+          <w:p>
+            <w:pPr>
+              <w:rPr>
+                <w:rFonts w:cstheme="minorHAnsi"/>
+                <w:sz w:val="20"/>
+                <w:szCs w:val="20"/>
+              </w:rPr>
+            </w:pPr>
+            <w:r>
+              <w:rPr>
+                <w:rFonts w:cstheme="minorHAnsi"/>
+                <w:sz w:val="20"/>
+                <w:szCs w:val="20"/>
+              </w:rPr>
+              <w:t>{{VALOR_7}}</w:t>
+            </w:r>
+          </w:p>
+        </w:tc>
+        <w:tc>
+          <w:tcPr>
+            <w:tcW w:w="1907" w:type="dxa"/>
+            <w:tcBorders>
+              <w:right w:val="single" w:sz="4" w:space="0" w:color="auto"/>
+            </w:tcBorders>
+            <w:vAlign w:val="center"/>
+          </w:tcPr>
+          <w:p>
+            <w:pPr>
+              <w:rPr>
+                <w:rFonts w:cstheme="minorHAnsi"/>
+                <w:sz w:val="20"/>
+                <w:szCs w:val="20"/>
+              </w:rPr>
+            </w:pPr>
+            <w:r>
+              <w:rPr>
+                <w:rFonts w:cstheme="minorHAnsi"/>
+                <w:sz w:val="20"/>
+                <w:szCs w:val="20"/>
+              </w:rPr>
+              <w:t>{{BASE_7}}</w:t>
             </w:r>
           </w:p>
         </w:tc>
         <w:tc>
           <w:tcPr>
             <w:tcW w:w="1455" w:type="dxa"/>
-            <w:vMerge w:val="restart"/>
-            <w:vAlign w:val="center"/>
-          </w:tcPr>
-          <w:p>
-            <w:pPr>
-              <w:jc w:val="center"/>
-              <w:rPr>
-                <w:rFonts w:cstheme="minorHAnsi"/>
-                <w:sz w:val="20"/>
-                <w:szCs w:val="20"/>
-              </w:rPr>
-            </w:pPr>
-            <w:r>
-              <w:rPr>
-                <w:rFonts w:cstheme="minorHAnsi"/>
-                <w:sz w:val="20"/>
-                <w:szCs w:val="20"/>
-              </w:rPr>
-              <w:t>MENSAL</w:t>
+            <w:tcBorders>
+              <w:top w:val="single" w:sz="4" w:space="0" w:color="auto"/>
+              <w:left w:val="single" w:sz="4" w:space="0" w:color="auto"/>
+              <w:bottom w:val="single" w:sz="4" w:space="0" w:color="auto"/>
+              <w:right w:val="single" w:sz="4" w:space="0" w:color="auto"/>
+            </w:tcBorders>
+            <w:vAlign w:val="center"/>
+          </w:tcPr>
+          <w:p>
+            <w:pPr>
+              <w:rPr>
+                <w:rFonts w:cstheme="minorHAnsi"/>
+                <w:sz w:val="20"/>
+                <w:szCs w:val="20"/>
+              </w:rPr>
+            </w:pPr>
+            <w:r>
+              <w:rPr>
+                <w:rFonts w:cstheme="minorHAnsi"/>
+                <w:sz w:val="20"/>
+                <w:szCs w:val="20"/>
+              </w:rPr>
+              <w:t>{{PER_7}}</w:t>
             </w:r>
           </w:p>
         </w:tc>
@@ -2132,55 +2135,39 @@
         </w:trPr>
         <w:tc>
           <w:tcPr>
-            <w:tcW w:w="993" w:type="dxa"/>
-            <w:vAlign w:val="center"/>
-          </w:tcPr>
-          <w:p>
-            <w:pPr>
-              <w:jc w:val="center"/>
-              <w:rPr>
-                <w:rFonts w:cstheme="minorHAnsi"/>
-                <w:b/>
-                <w:bCs/>
-                <w:sz w:val="20"/>
-                <w:szCs w:val="20"/>
-              </w:rPr>
-            </w:pPr>
-            <w:r>
-              <w:rPr>
-                <w:rFonts w:cstheme="minorHAnsi"/>
-                <w:b/>
-                <w:bCs/>
-                <w:sz w:val="20"/>
-                <w:szCs w:val="20"/>
-              </w:rPr>
-              <w:t>2.</w:t>
-            </w:r>
-            <w:r>
-              <w:rPr>
-                <w:rFonts w:cstheme="minorHAnsi"/>
-                <w:b/>
-                <w:bCs/>
-                <w:sz w:val="20"/>
-                <w:szCs w:val="20"/>
-              </w:rPr>
-              <w:t>8</w:t>
-            </w:r>
-          </w:p>
-        </w:tc>
-        <w:tc>
-          <w:tcPr>
-            <w:tcW w:w="5662" w:type="dxa"/>
-          </w:tcPr>
-          <w:p>
-            <w:pPr>
-              <w:rPr>
-                <w:rFonts w:cstheme="minorHAnsi"/>
-                <w:sz w:val="20"/>
-                <w:szCs w:val="20"/>
-              </w:rPr>
-            </w:pPr>
-            <w:proofErr w:type="gramStart"/>
+            <w:tcW w:w="1143" w:type="dxa"/>
+            <w:vAlign w:val="center"/>
+          </w:tcPr>
+          <w:p>
+            <w:pPr>
+              <w:rPr>
+                <w:rFonts w:cstheme="minorHAnsi"/>
+                <w:sz w:val="20"/>
+                <w:szCs w:val="20"/>
+              </w:rPr>
+            </w:pPr>
+            <w:r>
+              <w:rPr>
+                <w:rFonts w:cstheme="minorHAnsi"/>
+                <w:sz w:val="20"/>
+                <w:szCs w:val="20"/>
+              </w:rPr>
+              <w:t>{{ITEM_8}}</w:t>
+            </w:r>
+          </w:p>
+        </w:tc>
+        <w:tc>
+          <w:tcPr>
+            <w:tcW w:w="5542" w:type="dxa"/>
+          </w:tcPr>
+          <w:p>
+            <w:pPr>
+              <w:rPr>
+                <w:rFonts w:cstheme="minorHAnsi"/>
+                <w:sz w:val="20"/>
+                <w:szCs w:val="20"/>
+              </w:rPr>
+            </w:pPr>
             <w:r>
               <w:rPr>
                 <w:rFonts w:cstheme="minorHAnsi"/>
@@ -2199,173 +2186,94 @@
                 <w:sz w:val="20"/>
                 <w:szCs w:val="20"/>
               </w:rPr>
-              <w:t xml:space="preserve"> Expedição</w:t>
-            </w:r>
-            <w:proofErr w:type="gramEnd"/>
-            <w:r>
-              <w:rPr>
-                <w:rFonts w:cstheme="minorHAnsi"/>
-                <w:b/>
-                <w:bCs/>
-                <w:sz w:val="20"/>
-                <w:szCs w:val="20"/>
-              </w:rPr>
-              <w:t>-</w:t>
-            </w:r>
-            <w:r>
-              <w:rPr>
-                <w:rFonts w:cstheme="minorHAnsi"/>
-                <w:sz w:val="20"/>
-                <w:szCs w:val="20"/>
-              </w:rPr>
-              <w:t xml:space="preserve"> Fracionamento por volume (</w:t>
-            </w:r>
-            <w:proofErr w:type="spellStart"/>
-            <w:r>
-              <w:rPr>
-                <w:rFonts w:cstheme="minorHAnsi"/>
-                <w:sz w:val="20"/>
-                <w:szCs w:val="20"/>
-              </w:rPr>
-              <w:t>cx</w:t>
-            </w:r>
-            <w:proofErr w:type="spellEnd"/>
-            <w:r>
-              <w:rPr>
-                <w:rFonts w:cstheme="minorHAnsi"/>
-                <w:sz w:val="20"/>
-                <w:szCs w:val="20"/>
-              </w:rPr>
-              <w:t xml:space="preserve"> máster) ou fração proporcional (unidades). Neste cenário será cobrado PICKING + MOVIMENTAÇÃO DE SAÍDA</w:t>
-            </w:r>
-          </w:p>
-        </w:tc>
-        <w:tc>
-          <w:tcPr>
-            <w:tcW w:w="1283" w:type="dxa"/>
-            <w:vAlign w:val="center"/>
-          </w:tcPr>
-          <w:p>
-            <w:pPr>
-              <w:rPr>
-                <w:rFonts w:cstheme="minorHAnsi"/>
-                <w:sz w:val="20"/>
-                <w:szCs w:val="20"/>
-              </w:rPr>
-            </w:pPr>
-            <w:r>
-              <w:rPr>
-                <w:rFonts w:cstheme="minorHAnsi"/>
-                <w:sz w:val="20"/>
-                <w:szCs w:val="20"/>
-              </w:rPr>
-              <w:t xml:space="preserve">   </w:t>
-            </w:r>
-            <w:r>
-              <w:rPr>
-                <w:rFonts w:cstheme="minorHAnsi"/>
-                <w:sz w:val="20"/>
-                <w:szCs w:val="20"/>
-              </w:rPr>
-              <w:t xml:space="preserve"> </w:t>
-            </w:r>
-            <w:r>
-              <w:rPr>
-                <w:rFonts w:cstheme="minorHAnsi"/>
-                <w:sz w:val="20"/>
-                <w:szCs w:val="20"/>
-              </w:rPr>
-              <w:t xml:space="preserve">R$ </w:t>
-            </w:r>
-            <w:r>
-              <w:rPr>
-                <w:rFonts w:cstheme="minorHAnsi"/>
-                <w:sz w:val="20"/>
-                <w:szCs w:val="20"/>
-              </w:rPr>
-              <w:t>3</w:t>
-            </w:r>
-            <w:r>
-              <w:rPr>
-                <w:rFonts w:cstheme="minorHAnsi"/>
-                <w:sz w:val="20"/>
-                <w:szCs w:val="20"/>
-              </w:rPr>
-              <w:t>,</w:t>
-            </w:r>
-            <w:r>
-              <w:rPr>
-                <w:rFonts w:cstheme="minorHAnsi"/>
-                <w:sz w:val="20"/>
-                <w:szCs w:val="20"/>
-              </w:rPr>
-              <w:t>8</w:t>
-            </w:r>
-            <w:r>
-              <w:rPr>
-                <w:rFonts w:cstheme="minorHAnsi"/>
-                <w:sz w:val="20"/>
-                <w:szCs w:val="20"/>
-              </w:rPr>
-              <w:t>0</w:t>
-            </w:r>
-          </w:p>
-        </w:tc>
-        <w:tc>
-          <w:tcPr>
-            <w:tcW w:w="1935" w:type="dxa"/>
-            <w:vAlign w:val="center"/>
-          </w:tcPr>
-          <w:p>
-            <w:pPr>
-              <w:jc w:val="center"/>
-              <w:rPr>
-                <w:rFonts w:cstheme="minorHAnsi"/>
-                <w:sz w:val="20"/>
-                <w:szCs w:val="20"/>
-              </w:rPr>
-            </w:pPr>
-            <w:r>
-              <w:rPr>
-                <w:rFonts w:cstheme="minorHAnsi"/>
-                <w:sz w:val="20"/>
-                <w:szCs w:val="20"/>
-              </w:rPr>
-              <w:t>Por</w:t>
-            </w:r>
-            <w:r>
-              <w:rPr>
-                <w:rFonts w:cstheme="minorHAnsi"/>
-                <w:sz w:val="20"/>
-                <w:szCs w:val="20"/>
-              </w:rPr>
-              <w:t xml:space="preserve"> </w:t>
-            </w:r>
-            <w:r>
-              <w:rPr>
-                <w:rFonts w:cstheme="minorHAnsi"/>
-                <w:sz w:val="20"/>
-                <w:szCs w:val="20"/>
-              </w:rPr>
-              <w:t>NF</w:t>
+              <w:t xml:space="preserve"> Expedição-</w:t>
+            </w:r>
+            <w:r>
+              <w:rPr>
+                <w:rFonts w:cstheme="minorHAnsi"/>
+                <w:sz w:val="20"/>
+                <w:szCs w:val="20"/>
+              </w:rPr>
+              <w:t xml:space="preserve"> Fracionamento por volume (cx máster) ou fração proporcional (unidades). Neste cenário será cobrado PICKING + MOVIMENTAÇÃO DE SAÍDA</w:t>
+            </w:r>
+          </w:p>
+        </w:tc>
+        <w:tc>
+          <w:tcPr>
+            <w:tcW w:w="1281" w:type="dxa"/>
+            <w:vAlign w:val="center"/>
+          </w:tcPr>
+          <w:p>
+            <w:pPr>
+              <w:rPr>
+                <w:rFonts w:cstheme="minorHAnsi"/>
+                <w:sz w:val="20"/>
+                <w:szCs w:val="20"/>
+              </w:rPr>
+            </w:pPr>
+            <w:r>
+              <w:rPr>
+                <w:rFonts w:cstheme="minorHAnsi"/>
+                <w:sz w:val="20"/>
+                <w:szCs w:val="20"/>
+              </w:rPr>
+              <w:t>{{VALOR_8}}</w:t>
+            </w:r>
+          </w:p>
+        </w:tc>
+        <w:tc>
+          <w:tcPr>
+            <w:tcW w:w="1907" w:type="dxa"/>
+            <w:tcBorders>
+              <w:right w:val="single" w:sz="4" w:space="0" w:color="auto"/>
+            </w:tcBorders>
+            <w:vAlign w:val="center"/>
+          </w:tcPr>
+          <w:p>
+            <w:pPr>
+              <w:rPr>
+                <w:rFonts w:cstheme="minorHAnsi"/>
+                <w:sz w:val="20"/>
+                <w:szCs w:val="20"/>
+              </w:rPr>
+            </w:pPr>
+            <w:r>
+              <w:rPr>
+                <w:rFonts w:cstheme="minorHAnsi"/>
+                <w:sz w:val="20"/>
+                <w:szCs w:val="20"/>
+              </w:rPr>
+              <w:t>{{BASE_8}}</w:t>
             </w:r>
           </w:p>
         </w:tc>
         <w:tc>
           <w:tcPr>
             <w:tcW w:w="1455" w:type="dxa"/>
-            <w:vMerge/>
-            <w:vAlign w:val="center"/>
-          </w:tcPr>
-          <w:p>
-            <w:pPr>
-              <w:jc w:val="center"/>
-              <w:rPr>
-                <w:rFonts w:cstheme="minorHAnsi"/>
-                <w:sz w:val="20"/>
-                <w:szCs w:val="20"/>
-              </w:rPr>
-            </w:pPr>
+            <w:tcBorders>
+              <w:top w:val="single" w:sz="4" w:space="0" w:color="auto"/>
+              <w:left w:val="single" w:sz="4" w:space="0" w:color="auto"/>
+              <w:bottom w:val="single" w:sz="4" w:space="0" w:color="auto"/>
+              <w:right w:val="single" w:sz="4" w:space="0" w:color="auto"/>
+            </w:tcBorders>
+            <w:vAlign w:val="center"/>
+          </w:tcPr>
+          <w:p>
+            <w:pPr>
+              <w:rPr>
+                <w:rFonts w:cstheme="minorHAnsi"/>
+                <w:sz w:val="20"/>
+                <w:szCs w:val="20"/>
+              </w:rPr>
+            </w:pPr>
+            <w:r>
+              <w:rPr>
+                <w:rFonts w:cstheme="minorHAnsi"/>
+                <w:sz w:val="20"/>
+                <w:szCs w:val="20"/>
+              </w:rPr>
+              <w:t>{{PER_8}}</w:t>
+            </w:r>
           </w:p>
         </w:tc>
       </w:tr>
@@ -2376,45 +2284,30 @@
         </w:trPr>
         <w:tc>
           <w:tcPr>
-            <w:tcW w:w="993" w:type="dxa"/>
-            <w:vAlign w:val="center"/>
-          </w:tcPr>
-          <w:p>
-            <w:pPr>
-              <w:jc w:val="center"/>
-              <w:rPr>
-                <w:rFonts w:cstheme="minorHAnsi"/>
-                <w:b/>
-                <w:bCs/>
-                <w:sz w:val="20"/>
-                <w:szCs w:val="20"/>
-              </w:rPr>
-            </w:pPr>
-            <w:r>
-              <w:rPr>
-                <w:rFonts w:cstheme="minorHAnsi"/>
-                <w:b/>
-                <w:bCs/>
-                <w:sz w:val="20"/>
-                <w:szCs w:val="20"/>
-              </w:rPr>
-              <w:t>2.</w:t>
-            </w:r>
-            <w:r>
-              <w:rPr>
-                <w:rFonts w:cstheme="minorHAnsi"/>
-                <w:b/>
-                <w:bCs/>
-                <w:sz w:val="20"/>
-                <w:szCs w:val="20"/>
-              </w:rPr>
-              <w:t>8</w:t>
-            </w:r>
-          </w:p>
-        </w:tc>
-        <w:tc>
-          <w:tcPr>
-            <w:tcW w:w="5662" w:type="dxa"/>
+            <w:tcW w:w="1143" w:type="dxa"/>
+            <w:vAlign w:val="center"/>
+          </w:tcPr>
+          <w:p>
+            <w:pPr>
+              <w:rPr>
+                <w:rFonts w:cstheme="minorHAnsi"/>
+                <w:sz w:val="20"/>
+                <w:szCs w:val="20"/>
+              </w:rPr>
+            </w:pPr>
+            <w:r>
+              <w:rPr>
+                <w:rFonts w:cstheme="minorHAnsi"/>
+                <w:sz w:val="20"/>
+                <w:szCs w:val="20"/>
+              </w:rPr>
+              <w:t>{{ITEM_9}}</w:t>
+            </w:r>
+          </w:p>
+        </w:tc>
+        <w:tc>
+          <w:tcPr>
+            <w:tcW w:w="5542" w:type="dxa"/>
           </w:tcPr>
           <w:p>
             <w:pPr>
@@ -2444,146 +2337,87 @@
                 <w:sz w:val="20"/>
                 <w:szCs w:val="20"/>
               </w:rPr>
-              <w:t>-</w:t>
-            </w:r>
-            <w:r>
-              <w:rPr>
-                <w:rFonts w:cstheme="minorHAnsi"/>
-                <w:b/>
-                <w:bCs/>
-                <w:sz w:val="20"/>
-                <w:szCs w:val="20"/>
-              </w:rPr>
-              <w:t xml:space="preserve"> Expedição</w:t>
-            </w:r>
-            <w:r>
-              <w:rPr>
-                <w:rFonts w:cstheme="minorHAnsi"/>
-                <w:sz w:val="20"/>
-                <w:szCs w:val="20"/>
-              </w:rPr>
-              <w:t xml:space="preserve"> Fracionamento por volume (</w:t>
-            </w:r>
-            <w:proofErr w:type="spellStart"/>
-            <w:r>
-              <w:rPr>
-                <w:rFonts w:cstheme="minorHAnsi"/>
-                <w:sz w:val="20"/>
-                <w:szCs w:val="20"/>
-              </w:rPr>
-              <w:t>cx</w:t>
-            </w:r>
-            <w:proofErr w:type="spellEnd"/>
-            <w:r>
-              <w:rPr>
-                <w:rFonts w:cstheme="minorHAnsi"/>
-                <w:sz w:val="20"/>
-                <w:szCs w:val="20"/>
-              </w:rPr>
-              <w:t xml:space="preserve"> máster) ou fração proporcional (unidades). Neste cenário será cobrado PICKING + MOVIMENTAÇÃO DE SAÍDA</w:t>
-            </w:r>
-          </w:p>
-        </w:tc>
-        <w:tc>
-          <w:tcPr>
-            <w:tcW w:w="1283" w:type="dxa"/>
-            <w:vAlign w:val="center"/>
-          </w:tcPr>
-          <w:p>
-            <w:pPr>
-              <w:rPr>
-                <w:rFonts w:cstheme="minorHAnsi"/>
-                <w:sz w:val="20"/>
-                <w:szCs w:val="20"/>
-              </w:rPr>
-            </w:pPr>
-            <w:r>
-              <w:rPr>
-                <w:rFonts w:cstheme="minorHAnsi"/>
-                <w:sz w:val="20"/>
-                <w:szCs w:val="20"/>
-              </w:rPr>
-              <w:t xml:space="preserve">   </w:t>
-            </w:r>
-            <w:r>
-              <w:rPr>
-                <w:rFonts w:cstheme="minorHAnsi"/>
-                <w:sz w:val="20"/>
-                <w:szCs w:val="20"/>
-              </w:rPr>
-              <w:t xml:space="preserve"> </w:t>
-            </w:r>
-            <w:r>
-              <w:rPr>
-                <w:rFonts w:cstheme="minorHAnsi"/>
-                <w:sz w:val="20"/>
-                <w:szCs w:val="20"/>
-              </w:rPr>
-              <w:t xml:space="preserve">R$ </w:t>
-            </w:r>
-            <w:r>
-              <w:rPr>
-                <w:rFonts w:cstheme="minorHAnsi"/>
-                <w:sz w:val="20"/>
-                <w:szCs w:val="20"/>
-              </w:rPr>
-              <w:t>10</w:t>
-            </w:r>
-            <w:r>
-              <w:rPr>
-                <w:rFonts w:cstheme="minorHAnsi"/>
-                <w:sz w:val="20"/>
-                <w:szCs w:val="20"/>
-              </w:rPr>
-              <w:t>,50</w:t>
-            </w:r>
-          </w:p>
-        </w:tc>
-        <w:tc>
-          <w:tcPr>
-            <w:tcW w:w="1935" w:type="dxa"/>
-            <w:vAlign w:val="center"/>
-          </w:tcPr>
-          <w:p>
-            <w:pPr>
-              <w:jc w:val="center"/>
-              <w:rPr>
-                <w:rFonts w:cstheme="minorHAnsi"/>
-                <w:sz w:val="20"/>
-                <w:szCs w:val="20"/>
-              </w:rPr>
-            </w:pPr>
-            <w:r>
-              <w:rPr>
-                <w:rFonts w:cstheme="minorHAnsi"/>
-                <w:sz w:val="20"/>
-                <w:szCs w:val="20"/>
-              </w:rPr>
-              <w:t>Por Pallet</w:t>
+              <w:t>- Expedição</w:t>
+            </w:r>
+            <w:r>
+              <w:rPr>
+                <w:rFonts w:cstheme="minorHAnsi"/>
+                <w:sz w:val="20"/>
+                <w:szCs w:val="20"/>
+              </w:rPr>
+              <w:t xml:space="preserve"> Fracionamento por volume (cx máster) ou fração proporcional (unidades). Neste cenário será cobrado PICKING + MOVIMENTAÇÃO DE SAÍDA</w:t>
+            </w:r>
+          </w:p>
+        </w:tc>
+        <w:tc>
+          <w:tcPr>
+            <w:tcW w:w="1281" w:type="dxa"/>
+            <w:vAlign w:val="center"/>
+          </w:tcPr>
+          <w:p>
+            <w:pPr>
+              <w:rPr>
+                <w:rFonts w:cstheme="minorHAnsi"/>
+                <w:sz w:val="20"/>
+                <w:szCs w:val="20"/>
+              </w:rPr>
+            </w:pPr>
+            <w:r>
+              <w:rPr>
+                <w:rFonts w:cstheme="minorHAnsi"/>
+                <w:sz w:val="20"/>
+                <w:szCs w:val="20"/>
+              </w:rPr>
+              <w:t>{{VALOR_9}}</w:t>
+            </w:r>
+          </w:p>
+        </w:tc>
+        <w:tc>
+          <w:tcPr>
+            <w:tcW w:w="1907" w:type="dxa"/>
+            <w:vAlign w:val="center"/>
+          </w:tcPr>
+          <w:p>
+            <w:pPr>
+              <w:rPr>
+                <w:rFonts w:cstheme="minorHAnsi"/>
+                <w:sz w:val="20"/>
+                <w:szCs w:val="20"/>
+              </w:rPr>
+            </w:pPr>
+            <w:r>
+              <w:rPr>
+                <w:rFonts w:cstheme="minorHAnsi"/>
+                <w:sz w:val="20"/>
+                <w:szCs w:val="20"/>
+              </w:rPr>
+              <w:t>{{BASE_9}}</w:t>
             </w:r>
           </w:p>
         </w:tc>
         <w:tc>
           <w:tcPr>
             <w:tcW w:w="1455" w:type="dxa"/>
-            <w:vAlign w:val="center"/>
-          </w:tcPr>
-          <w:p>
-            <w:pPr>
-              <w:jc w:val="center"/>
-              <w:rPr>
-                <w:rFonts w:cstheme="minorHAnsi"/>
-                <w:sz w:val="20"/>
-                <w:szCs w:val="20"/>
-              </w:rPr>
-            </w:pPr>
-            <w:r>
-              <w:rPr>
-                <w:rFonts w:cstheme="minorHAnsi"/>
-                <w:sz w:val="20"/>
-                <w:szCs w:val="20"/>
-              </w:rPr>
-              <w:t>MENSAL</w:t>
+            <w:tcBorders>
+              <w:top w:val="single" w:sz="4" w:space="0" w:color="auto"/>
+            </w:tcBorders>
+            <w:vAlign w:val="center"/>
+          </w:tcPr>
+          <w:p>
+            <w:pPr>
+              <w:rPr>
+                <w:rFonts w:cstheme="minorHAnsi"/>
+                <w:sz w:val="20"/>
+                <w:szCs w:val="20"/>
+              </w:rPr>
+            </w:pPr>
+            <w:r>
+              <w:rPr>
+                <w:rFonts w:cstheme="minorHAnsi"/>
+                <w:sz w:val="20"/>
+                <w:szCs w:val="20"/>
+              </w:rPr>
+              <w:t>{{PER_9}}</w:t>
             </w:r>
           </w:p>
         </w:tc>
@@ -2595,45 +2429,30 @@
         </w:trPr>
         <w:tc>
           <w:tcPr>
-            <w:tcW w:w="993" w:type="dxa"/>
-            <w:vAlign w:val="center"/>
-          </w:tcPr>
-          <w:p>
-            <w:pPr>
-              <w:jc w:val="center"/>
-              <w:rPr>
-                <w:rFonts w:cstheme="minorHAnsi"/>
-                <w:b/>
-                <w:bCs/>
-                <w:sz w:val="20"/>
-                <w:szCs w:val="20"/>
-              </w:rPr>
-            </w:pPr>
-            <w:r>
-              <w:rPr>
-                <w:rFonts w:cstheme="minorHAnsi"/>
-                <w:b/>
-                <w:bCs/>
-                <w:sz w:val="20"/>
-                <w:szCs w:val="20"/>
-              </w:rPr>
-              <w:t>2.</w:t>
-            </w:r>
-            <w:r>
-              <w:rPr>
-                <w:rFonts w:cstheme="minorHAnsi"/>
-                <w:b/>
-                <w:bCs/>
-                <w:sz w:val="20"/>
-                <w:szCs w:val="20"/>
-              </w:rPr>
-              <w:t>9</w:t>
-            </w:r>
-          </w:p>
-        </w:tc>
-        <w:tc>
-          <w:tcPr>
-            <w:tcW w:w="5662" w:type="dxa"/>
+            <w:tcW w:w="1143" w:type="dxa"/>
+            <w:vAlign w:val="center"/>
+          </w:tcPr>
+          <w:p>
+            <w:pPr>
+              <w:rPr>
+                <w:rFonts w:cstheme="minorHAnsi"/>
+                <w:sz w:val="20"/>
+                <w:szCs w:val="20"/>
+              </w:rPr>
+            </w:pPr>
+            <w:r>
+              <w:rPr>
+                <w:rFonts w:cstheme="minorHAnsi"/>
+                <w:sz w:val="20"/>
+                <w:szCs w:val="20"/>
+              </w:rPr>
+              <w:t>{{ITEM_10}}</w:t>
+            </w:r>
+          </w:p>
+        </w:tc>
+        <w:tc>
+          <w:tcPr>
+            <w:tcW w:w="5542" w:type="dxa"/>
           </w:tcPr>
           <w:p>
             <w:pPr>
@@ -2691,73 +2510,70 @@
         </w:tc>
         <w:tc>
           <w:tcPr>
-            <w:tcW w:w="1283" w:type="dxa"/>
-            <w:vAlign w:val="center"/>
-          </w:tcPr>
-          <w:p>
-            <w:pPr>
-              <w:jc w:val="center"/>
-              <w:rPr>
-                <w:rFonts w:cstheme="minorHAnsi"/>
-                <w:sz w:val="20"/>
-                <w:szCs w:val="20"/>
-              </w:rPr>
-            </w:pPr>
-            <w:r>
-              <w:rPr>
-                <w:rFonts w:cstheme="minorHAnsi"/>
-                <w:sz w:val="20"/>
-                <w:szCs w:val="20"/>
-              </w:rPr>
-              <w:t>R$ 0,</w:t>
-            </w:r>
-            <w:r>
-              <w:rPr>
-                <w:rFonts w:cstheme="minorHAnsi"/>
-                <w:sz w:val="20"/>
-                <w:szCs w:val="20"/>
-              </w:rPr>
-              <w:t>9</w:t>
-            </w:r>
-            <w:r>
-              <w:rPr>
-                <w:rFonts w:cstheme="minorHAnsi"/>
-                <w:sz w:val="20"/>
-                <w:szCs w:val="20"/>
-              </w:rPr>
-              <w:t>0</w:t>
-            </w:r>
-          </w:p>
-        </w:tc>
-        <w:tc>
-          <w:tcPr>
-            <w:tcW w:w="3390" w:type="dxa"/>
-            <w:gridSpan w:val="2"/>
-            <w:vAlign w:val="center"/>
-          </w:tcPr>
-          <w:p>
-            <w:pPr>
-              <w:rPr>
-                <w:rFonts w:cstheme="minorHAnsi"/>
-                <w:sz w:val="20"/>
-                <w:szCs w:val="20"/>
-              </w:rPr>
-            </w:pPr>
-            <w:r>
-              <w:rPr>
-                <w:rFonts w:cstheme="minorHAnsi"/>
-                <w:sz w:val="20"/>
-                <w:szCs w:val="20"/>
-              </w:rPr>
-              <w:t xml:space="preserve">                 Por V</w:t>
-            </w:r>
-            <w:r>
-              <w:rPr>
-                <w:rFonts w:cstheme="minorHAnsi"/>
-                <w:sz w:val="20"/>
-                <w:szCs w:val="20"/>
-              </w:rPr>
-              <w:t>OLUME</w:t>
+            <w:tcW w:w="1281" w:type="dxa"/>
+            <w:vAlign w:val="center"/>
+          </w:tcPr>
+          <w:p>
+            <w:pPr>
+              <w:rPr>
+                <w:rFonts w:cstheme="minorHAnsi"/>
+                <w:sz w:val="20"/>
+                <w:szCs w:val="20"/>
+              </w:rPr>
+            </w:pPr>
+            <w:r>
+              <w:rPr>
+                <w:rFonts w:cstheme="minorHAnsi"/>
+                <w:sz w:val="20"/>
+                <w:szCs w:val="20"/>
+              </w:rPr>
+              <w:t>{{VALOR_10}}</w:t>
+            </w:r>
+          </w:p>
+        </w:tc>
+        <w:tc>
+          <w:tcPr>
+            <w:tcW w:w="1907" w:type="dxa"/>
+            <w:vAlign w:val="center"/>
+          </w:tcPr>
+          <w:p>
+            <w:pPr>
+              <w:rPr>
+                <w:rFonts w:cstheme="minorHAnsi"/>
+                <w:sz w:val="20"/>
+                <w:szCs w:val="20"/>
+              </w:rPr>
+            </w:pPr>
+            <w:r>
+              <w:rPr>
+                <w:rFonts w:cstheme="minorHAnsi"/>
+                <w:sz w:val="20"/>
+                <w:szCs w:val="20"/>
+              </w:rPr>
+              <w:t>{{BASE_10}}</w:t>
+            </w:r>
+          </w:p>
+        </w:tc>
+        <w:tc>
+          <w:tcPr>
+            <w:tcW w:w="1455" w:type="dxa"/>
+            <w:vAlign w:val="center"/>
+          </w:tcPr>
+          <w:p>
+            <w:pPr>
+              <w:rPr>
+                <w:rFonts w:cstheme="minorHAnsi"/>
+                <w:sz w:val="20"/>
+                <w:szCs w:val="20"/>
+              </w:rPr>
+            </w:pPr>
+            <w:r>
+              <w:rPr>
+                <w:rFonts w:cstheme="minorHAnsi"/>
+                <w:sz w:val="20"/>
+                <w:szCs w:val="20"/>
+              </w:rPr>
+              <w:t>{{PER_10}}</w:t>
             </w:r>
           </w:p>
         </w:tc>
@@ -2769,45 +2585,30 @@
         </w:trPr>
         <w:tc>
           <w:tcPr>
-            <w:tcW w:w="993" w:type="dxa"/>
-            <w:vAlign w:val="center"/>
-          </w:tcPr>
-          <w:p>
-            <w:pPr>
-              <w:jc w:val="center"/>
-              <w:rPr>
-                <w:rFonts w:cstheme="minorHAnsi"/>
-                <w:b/>
-                <w:bCs/>
-                <w:sz w:val="20"/>
-                <w:szCs w:val="20"/>
-              </w:rPr>
-            </w:pPr>
-            <w:r>
-              <w:rPr>
-                <w:rFonts w:cstheme="minorHAnsi"/>
-                <w:b/>
-                <w:bCs/>
-                <w:sz w:val="20"/>
-                <w:szCs w:val="20"/>
-              </w:rPr>
-              <w:t>2.</w:t>
-            </w:r>
-            <w:r>
-              <w:rPr>
-                <w:rFonts w:cstheme="minorHAnsi"/>
-                <w:b/>
-                <w:bCs/>
-                <w:sz w:val="20"/>
-                <w:szCs w:val="20"/>
-              </w:rPr>
-              <w:t>10</w:t>
-            </w:r>
-          </w:p>
-        </w:tc>
-        <w:tc>
-          <w:tcPr>
-            <w:tcW w:w="5662" w:type="dxa"/>
+            <w:tcW w:w="1143" w:type="dxa"/>
+            <w:vAlign w:val="center"/>
+          </w:tcPr>
+          <w:p>
+            <w:pPr>
+              <w:rPr>
+                <w:rFonts w:cstheme="minorHAnsi"/>
+                <w:sz w:val="20"/>
+                <w:szCs w:val="20"/>
+              </w:rPr>
+            </w:pPr>
+            <w:r>
+              <w:rPr>
+                <w:rFonts w:cstheme="minorHAnsi"/>
+                <w:sz w:val="20"/>
+                <w:szCs w:val="20"/>
+              </w:rPr>
+              <w:t>{{ITEM_11}}</w:t>
+            </w:r>
+          </w:p>
+        </w:tc>
+        <w:tc>
+          <w:tcPr>
+            <w:tcW w:w="5542" w:type="dxa"/>
           </w:tcPr>
           <w:p>
             <w:pPr>
@@ -2865,90 +2666,70 @@
         </w:tc>
         <w:tc>
           <w:tcPr>
-            <w:tcW w:w="1283" w:type="dxa"/>
-            <w:vAlign w:val="center"/>
-          </w:tcPr>
-          <w:p>
-            <w:pPr>
-              <w:jc w:val="center"/>
-              <w:rPr>
-                <w:rFonts w:cstheme="minorHAnsi"/>
-                <w:sz w:val="20"/>
-                <w:szCs w:val="20"/>
-              </w:rPr>
-            </w:pPr>
-            <w:r>
-              <w:rPr>
-                <w:rFonts w:cstheme="minorHAnsi"/>
-                <w:sz w:val="20"/>
-                <w:szCs w:val="20"/>
-              </w:rPr>
-              <w:t xml:space="preserve">R$ </w:t>
-            </w:r>
-            <w:r>
-              <w:rPr>
-                <w:rFonts w:cstheme="minorHAnsi"/>
-                <w:sz w:val="20"/>
-                <w:szCs w:val="20"/>
-              </w:rPr>
-              <w:t>0,1</w:t>
-            </w:r>
-            <w:r>
-              <w:rPr>
-                <w:rFonts w:cstheme="minorHAnsi"/>
-                <w:sz w:val="20"/>
-                <w:szCs w:val="20"/>
-              </w:rPr>
-              <w:t>8</w:t>
-            </w:r>
-          </w:p>
-        </w:tc>
-        <w:tc>
-          <w:tcPr>
-            <w:tcW w:w="1935" w:type="dxa"/>
-            <w:vAlign w:val="center"/>
-          </w:tcPr>
-          <w:p>
-            <w:pPr>
-              <w:jc w:val="center"/>
-              <w:rPr>
-                <w:rFonts w:cstheme="minorHAnsi"/>
-                <w:sz w:val="20"/>
-                <w:szCs w:val="20"/>
-              </w:rPr>
-            </w:pPr>
-            <w:r>
-              <w:rPr>
-                <w:rFonts w:cstheme="minorHAnsi"/>
-                <w:sz w:val="20"/>
-                <w:szCs w:val="20"/>
-              </w:rPr>
-              <w:t>Por Etiqueta</w:t>
+            <w:tcW w:w="1281" w:type="dxa"/>
+            <w:vAlign w:val="center"/>
+          </w:tcPr>
+          <w:p>
+            <w:pPr>
+              <w:rPr>
+                <w:rFonts w:cstheme="minorHAnsi"/>
+                <w:sz w:val="20"/>
+                <w:szCs w:val="20"/>
+              </w:rPr>
+            </w:pPr>
+            <w:r>
+              <w:rPr>
+                <w:rFonts w:cstheme="minorHAnsi"/>
+                <w:sz w:val="20"/>
+                <w:szCs w:val="20"/>
+              </w:rPr>
+              <w:t>{{VALOR_11}}</w:t>
+            </w:r>
+          </w:p>
+        </w:tc>
+        <w:tc>
+          <w:tcPr>
+            <w:tcW w:w="1907" w:type="dxa"/>
+            <w:vAlign w:val="center"/>
+          </w:tcPr>
+          <w:p>
+            <w:pPr>
+              <w:rPr>
+                <w:rFonts w:cstheme="minorHAnsi"/>
+                <w:sz w:val="20"/>
+                <w:szCs w:val="20"/>
+              </w:rPr>
+            </w:pPr>
+            <w:r>
+              <w:rPr>
+                <w:rFonts w:cstheme="minorHAnsi"/>
+                <w:sz w:val="20"/>
+                <w:szCs w:val="20"/>
+              </w:rPr>
+              <w:t>{{BASE_11}}</w:t>
             </w:r>
           </w:p>
         </w:tc>
         <w:tc>
           <w:tcPr>
             <w:tcW w:w="1455" w:type="dxa"/>
-            <w:vMerge w:val="restart"/>
-            <w:vAlign w:val="center"/>
-          </w:tcPr>
-          <w:p>
-            <w:pPr>
-              <w:jc w:val="center"/>
-              <w:rPr>
-                <w:rFonts w:cstheme="minorHAnsi"/>
-                <w:sz w:val="20"/>
-                <w:szCs w:val="20"/>
-              </w:rPr>
-            </w:pPr>
-            <w:r>
-              <w:rPr>
-                <w:rFonts w:cstheme="minorHAnsi"/>
-                <w:sz w:val="20"/>
-                <w:szCs w:val="20"/>
-              </w:rPr>
-              <w:t>MENSAL</w:t>
+            <w:vAlign w:val="center"/>
+          </w:tcPr>
+          <w:p>
+            <w:pPr>
+              <w:rPr>
+                <w:rFonts w:cstheme="minorHAnsi"/>
+                <w:sz w:val="20"/>
+                <w:szCs w:val="20"/>
+              </w:rPr>
+            </w:pPr>
+            <w:r>
+              <w:rPr>
+                <w:rFonts w:cstheme="minorHAnsi"/>
+                <w:sz w:val="20"/>
+                <w:szCs w:val="20"/>
+              </w:rPr>
+              <w:t>{{PER_11}}</w:t>
             </w:r>
           </w:p>
         </w:tc>
@@ -2960,45 +2741,30 @@
         </w:trPr>
         <w:tc>
           <w:tcPr>
-            <w:tcW w:w="993" w:type="dxa"/>
-            <w:vAlign w:val="center"/>
-          </w:tcPr>
-          <w:p>
-            <w:pPr>
-              <w:jc w:val="center"/>
-              <w:rPr>
-                <w:rFonts w:cstheme="minorHAnsi"/>
-                <w:b/>
-                <w:bCs/>
-                <w:sz w:val="20"/>
-                <w:szCs w:val="20"/>
-              </w:rPr>
-            </w:pPr>
-            <w:r>
-              <w:rPr>
-                <w:rFonts w:cstheme="minorHAnsi"/>
-                <w:b/>
-                <w:bCs/>
-                <w:sz w:val="20"/>
-                <w:szCs w:val="20"/>
-              </w:rPr>
-              <w:t>2.1</w:t>
-            </w:r>
-            <w:r>
-              <w:rPr>
-                <w:rFonts w:cstheme="minorHAnsi"/>
-                <w:b/>
-                <w:bCs/>
-                <w:sz w:val="20"/>
-                <w:szCs w:val="20"/>
-              </w:rPr>
-              <w:t>1</w:t>
-            </w:r>
-          </w:p>
-        </w:tc>
-        <w:tc>
-          <w:tcPr>
-            <w:tcW w:w="5662" w:type="dxa"/>
+            <w:tcW w:w="1143" w:type="dxa"/>
+            <w:vAlign w:val="center"/>
+          </w:tcPr>
+          <w:p>
+            <w:pPr>
+              <w:rPr>
+                <w:rFonts w:cstheme="minorHAnsi"/>
+                <w:sz w:val="20"/>
+                <w:szCs w:val="20"/>
+              </w:rPr>
+            </w:pPr>
+            <w:r>
+              <w:rPr>
+                <w:rFonts w:cstheme="minorHAnsi"/>
+                <w:sz w:val="20"/>
+                <w:szCs w:val="20"/>
+              </w:rPr>
+              <w:t>{{ITEM_12}}</w:t>
+            </w:r>
+          </w:p>
+        </w:tc>
+        <w:tc>
+          <w:tcPr>
+            <w:tcW w:w="5542" w:type="dxa"/>
           </w:tcPr>
           <w:p>
             <w:pPr>
@@ -3040,67 +2806,71 @@
         </w:tc>
         <w:tc>
           <w:tcPr>
-            <w:tcW w:w="1283" w:type="dxa"/>
-            <w:vAlign w:val="center"/>
-          </w:tcPr>
-          <w:p>
-            <w:pPr>
-              <w:jc w:val="center"/>
-              <w:rPr>
-                <w:rFonts w:cstheme="minorHAnsi"/>
-                <w:sz w:val="20"/>
-                <w:szCs w:val="20"/>
-              </w:rPr>
-            </w:pPr>
-            <w:r>
-              <w:rPr>
-                <w:rFonts w:cstheme="minorHAnsi"/>
-                <w:sz w:val="20"/>
-                <w:szCs w:val="20"/>
-              </w:rPr>
-              <w:t>_</w:t>
-            </w:r>
-          </w:p>
-        </w:tc>
-        <w:tc>
-          <w:tcPr>
-            <w:tcW w:w="1935" w:type="dxa"/>
-            <w:vAlign w:val="center"/>
-          </w:tcPr>
-          <w:p>
-            <w:pPr>
-              <w:jc w:val="center"/>
-              <w:rPr>
-                <w:rFonts w:cstheme="minorHAnsi"/>
-                <w:sz w:val="20"/>
-                <w:szCs w:val="20"/>
-              </w:rPr>
-            </w:pPr>
-            <w:r>
-              <w:rPr>
-                <w:rFonts w:cstheme="minorHAnsi"/>
-                <w:sz w:val="20"/>
-                <w:szCs w:val="20"/>
-              </w:rPr>
-              <w:t>Sob Demanda</w:t>
+            <w:tcW w:w="1281" w:type="dxa"/>
+            <w:vAlign w:val="center"/>
+          </w:tcPr>
+          <w:p>
+            <w:pPr>
+              <w:rPr>
+                <w:rFonts w:cstheme="minorHAnsi"/>
+                <w:sz w:val="20"/>
+                <w:szCs w:val="20"/>
+              </w:rPr>
+            </w:pPr>
+            <w:r>
+              <w:rPr>
+                <w:rFonts w:cstheme="minorHAnsi"/>
+                <w:sz w:val="20"/>
+                <w:szCs w:val="20"/>
+              </w:rPr>
+              <w:t>{{VALOR_12}}</w:t>
+            </w:r>
+          </w:p>
+        </w:tc>
+        <w:tc>
+          <w:tcPr>
+            <w:tcW w:w="1907" w:type="dxa"/>
+            <w:vAlign w:val="center"/>
+          </w:tcPr>
+          <w:p>
+            <w:pPr>
+              <w:rPr>
+                <w:rFonts w:cstheme="minorHAnsi"/>
+                <w:sz w:val="20"/>
+                <w:szCs w:val="20"/>
+              </w:rPr>
+            </w:pPr>
+            <w:r>
+              <w:rPr>
+                <w:rFonts w:cstheme="minorHAnsi"/>
+                <w:sz w:val="20"/>
+                <w:szCs w:val="20"/>
+              </w:rPr>
+              <w:t>{{BASE_12}}</w:t>
             </w:r>
           </w:p>
         </w:tc>
         <w:tc>
           <w:tcPr>
             <w:tcW w:w="1455" w:type="dxa"/>
-            <w:vMerge/>
-            <w:vAlign w:val="center"/>
-          </w:tcPr>
-          <w:p>
-            <w:pPr>
-              <w:jc w:val="center"/>
-              <w:rPr>
-                <w:rFonts w:cstheme="minorHAnsi"/>
-                <w:sz w:val="20"/>
-                <w:szCs w:val="20"/>
-              </w:rPr>
-            </w:pPr>
+            <w:vAlign w:val="center"/>
+          </w:tcPr>
+          <w:p>
+            <w:pPr>
+              <w:rPr>
+                <w:rFonts w:cstheme="minorHAnsi"/>
+                <w:sz w:val="20"/>
+                <w:szCs w:val="20"/>
+              </w:rPr>
+            </w:pPr>
+            <w:r>
+              <w:rPr>
+                <w:rFonts w:cstheme="minorHAnsi"/>
+                <w:sz w:val="20"/>
+                <w:szCs w:val="20"/>
+              </w:rPr>
+              <w:t>{{PER_12}}</w:t>
+            </w:r>
           </w:p>
         </w:tc>
       </w:tr>
@@ -3111,45 +2881,30 @@
         </w:trPr>
         <w:tc>
           <w:tcPr>
-            <w:tcW w:w="993" w:type="dxa"/>
-            <w:vAlign w:val="center"/>
-          </w:tcPr>
-          <w:p>
-            <w:pPr>
-              <w:jc w:val="center"/>
-              <w:rPr>
-                <w:rFonts w:cstheme="minorHAnsi"/>
-                <w:b/>
-                <w:bCs/>
-                <w:sz w:val="20"/>
-                <w:szCs w:val="20"/>
-              </w:rPr>
-            </w:pPr>
-            <w:r>
-              <w:rPr>
-                <w:rFonts w:cstheme="minorHAnsi"/>
-                <w:b/>
-                <w:bCs/>
-                <w:sz w:val="20"/>
-                <w:szCs w:val="20"/>
-              </w:rPr>
-              <w:t>2.1</w:t>
-            </w:r>
-            <w:r>
-              <w:rPr>
-                <w:rFonts w:cstheme="minorHAnsi"/>
-                <w:b/>
-                <w:bCs/>
-                <w:sz w:val="20"/>
-                <w:szCs w:val="20"/>
-              </w:rPr>
-              <w:t>2</w:t>
-            </w:r>
-          </w:p>
-        </w:tc>
-        <w:tc>
-          <w:tcPr>
-            <w:tcW w:w="5662" w:type="dxa"/>
+            <w:tcW w:w="1143" w:type="dxa"/>
+            <w:vAlign w:val="center"/>
+          </w:tcPr>
+          <w:p>
+            <w:pPr>
+              <w:rPr>
+                <w:rFonts w:cstheme="minorHAnsi"/>
+                <w:sz w:val="20"/>
+                <w:szCs w:val="20"/>
+              </w:rPr>
+            </w:pPr>
+            <w:r>
+              <w:rPr>
+                <w:rFonts w:cstheme="minorHAnsi"/>
+                <w:sz w:val="20"/>
+                <w:szCs w:val="20"/>
+              </w:rPr>
+              <w:t>{{ITEM_13}}</w:t>
+            </w:r>
+          </w:p>
+        </w:tc>
+        <w:tc>
+          <w:tcPr>
+            <w:tcW w:w="5542" w:type="dxa"/>
           </w:tcPr>
           <w:p>
             <w:pPr>
@@ -3207,49 +2962,47 @@
         </w:tc>
         <w:tc>
           <w:tcPr>
-            <w:tcW w:w="1283" w:type="dxa"/>
-            <w:vAlign w:val="center"/>
-          </w:tcPr>
-          <w:p>
-            <w:pPr>
-              <w:jc w:val="center"/>
-              <w:rPr>
-                <w:rFonts w:cstheme="minorHAnsi"/>
-                <w:sz w:val="20"/>
-                <w:szCs w:val="20"/>
-              </w:rPr>
-            </w:pPr>
-            <w:r>
-              <w:rPr>
-                <w:rFonts w:cstheme="minorHAnsi"/>
-                <w:sz w:val="20"/>
-                <w:szCs w:val="20"/>
-              </w:rPr>
-              <w:t>-</w:t>
-            </w:r>
-          </w:p>
-        </w:tc>
-        <w:tc>
-          <w:tcPr>
-            <w:tcW w:w="1935" w:type="dxa"/>
-            <w:vAlign w:val="center"/>
-          </w:tcPr>
-          <w:p>
-            <w:pPr>
-              <w:jc w:val="center"/>
-              <w:rPr>
-                <w:rFonts w:cstheme="minorHAnsi"/>
-                <w:sz w:val="20"/>
-                <w:szCs w:val="20"/>
-              </w:rPr>
-            </w:pPr>
-            <w:r>
-              <w:rPr>
-                <w:rFonts w:cstheme="minorHAnsi"/>
-                <w:sz w:val="20"/>
-                <w:szCs w:val="20"/>
-              </w:rPr>
-              <w:t>Sob Demanda</w:t>
+            <w:tcW w:w="1281" w:type="dxa"/>
+            <w:vAlign w:val="center"/>
+          </w:tcPr>
+          <w:p>
+            <w:pPr>
+              <w:rPr>
+                <w:rFonts w:cstheme="minorHAnsi"/>
+                <w:sz w:val="20"/>
+                <w:szCs w:val="20"/>
+              </w:rPr>
+            </w:pPr>
+            <w:r>
+              <w:rPr>
+                <w:rFonts w:cstheme="minorHAnsi"/>
+                <w:sz w:val="20"/>
+                <w:szCs w:val="20"/>
+              </w:rPr>
+              <w:t>{{VALOR_13}}</w:t>
+            </w:r>
+          </w:p>
+        </w:tc>
+        <w:tc>
+          <w:tcPr>
+            <w:tcW w:w="1907" w:type="dxa"/>
+            <w:vAlign w:val="center"/>
+          </w:tcPr>
+          <w:p>
+            <w:pPr>
+              <w:rPr>
+                <w:rFonts w:cstheme="minorHAnsi"/>
+                <w:sz w:val="20"/>
+                <w:szCs w:val="20"/>
+              </w:rPr>
+            </w:pPr>
+            <w:r>
+              <w:rPr>
+                <w:rFonts w:cstheme="minorHAnsi"/>
+                <w:sz w:val="20"/>
+                <w:szCs w:val="20"/>
+              </w:rPr>
+              <w:t>{{BASE_13}}</w:t>
             </w:r>
           </w:p>
         </w:tc>
@@ -3260,20 +3013,19 @@
           </w:tcPr>
           <w:p>
             <w:pPr>
-              <w:jc w:val="center"/>
-              <w:rPr>
-                <w:rFonts w:cstheme="minorHAnsi"/>
-                <w:sz w:val="20"/>
-                <w:szCs w:val="20"/>
-              </w:rPr>
-            </w:pPr>
-            <w:r>
-              <w:rPr>
-                <w:rFonts w:cstheme="minorHAnsi"/>
-                <w:sz w:val="20"/>
-                <w:szCs w:val="20"/>
-              </w:rPr>
-              <w:t>-</w:t>
+              <w:rPr>
+                <w:rFonts w:cstheme="minorHAnsi"/>
+                <w:sz w:val="20"/>
+                <w:szCs w:val="20"/>
+              </w:rPr>
+            </w:pPr>
+            <w:r>
+              <w:rPr>
+                <w:rFonts w:cstheme="minorHAnsi"/>
+                <w:sz w:val="20"/>
+                <w:szCs w:val="20"/>
+              </w:rPr>
+              <w:t>{{PER_13}}</w:t>
             </w:r>
           </w:p>
         </w:tc>
@@ -3285,46 +3037,31 @@
         </w:trPr>
         <w:tc>
           <w:tcPr>
-            <w:tcW w:w="993" w:type="dxa"/>
-            <w:vAlign w:val="center"/>
-          </w:tcPr>
-          <w:p>
-            <w:pPr>
-              <w:jc w:val="center"/>
-              <w:rPr>
-                <w:rFonts w:cstheme="minorHAnsi"/>
-                <w:b/>
-                <w:bCs/>
-                <w:sz w:val="20"/>
-                <w:szCs w:val="20"/>
-              </w:rPr>
-            </w:pPr>
-            <w:r>
-              <w:rPr>
-                <w:rFonts w:cstheme="minorHAnsi"/>
-                <w:b/>
-                <w:bCs/>
+            <w:tcW w:w="1143" w:type="dxa"/>
+            <w:vAlign w:val="center"/>
+          </w:tcPr>
+          <w:p>
+            <w:pPr>
+              <w:rPr>
+                <w:rFonts w:cstheme="minorHAnsi"/>
+                <w:sz w:val="20"/>
+                <w:szCs w:val="20"/>
+              </w:rPr>
+            </w:pPr>
+            <w:r>
+              <w:rPr>
+                <w:rFonts w:cstheme="minorHAnsi"/>
                 <w:sz w:val="20"/>
                 <w:szCs w:val="20"/>
               </w:rPr>
               <w:lastRenderedPageBreak/>
-              <w:t>2.1</w:t>
-            </w:r>
-            <w:r>
-              <w:rPr>
-                <w:rFonts w:cstheme="minorHAnsi"/>
-                <w:b/>
-                <w:bCs/>
-                <w:sz w:val="20"/>
-                <w:szCs w:val="20"/>
-              </w:rPr>
-              <w:t>3</w:t>
-            </w:r>
-          </w:p>
-        </w:tc>
-        <w:tc>
-          <w:tcPr>
-            <w:tcW w:w="5662" w:type="dxa"/>
+              <w:t>{{ITEM_14}}</w:t>
+            </w:r>
+          </w:p>
+        </w:tc>
+        <w:tc>
+          <w:tcPr>
+            <w:tcW w:w="5542" w:type="dxa"/>
           </w:tcPr>
           <w:p>
             <w:pPr>
@@ -3360,18 +3097,8 @@
                 <w:sz w:val="20"/>
                 <w:szCs w:val="20"/>
               </w:rPr>
-              <w:t xml:space="preserve">Quando se utiliza pallets </w:t>
-            </w:r>
-            <w:proofErr w:type="gramStart"/>
-            <w:r>
-              <w:rPr>
-                <w:rFonts w:cstheme="minorHAnsi"/>
-                <w:sz w:val="20"/>
-                <w:szCs w:val="20"/>
-              </w:rPr>
-              <w:t>PBR  para</w:t>
-            </w:r>
-            <w:proofErr w:type="gramEnd"/>
+              <w:t>Quando se utiliza pallets PBR  para</w:t>
+            </w:r>
             <w:r>
               <w:rPr>
                 <w:rFonts w:cstheme="minorHAnsi"/>
@@ -3392,50 +3119,70 @@
         </w:tc>
         <w:tc>
           <w:tcPr>
-            <w:tcW w:w="1283" w:type="dxa"/>
-            <w:vAlign w:val="center"/>
-          </w:tcPr>
-          <w:p>
-            <w:pPr>
-              <w:jc w:val="center"/>
-              <w:rPr>
-                <w:rFonts w:cstheme="minorHAnsi"/>
-                <w:sz w:val="20"/>
-                <w:szCs w:val="20"/>
-              </w:rPr>
-            </w:pPr>
-            <w:r>
-              <w:rPr>
-                <w:rFonts w:cstheme="minorHAnsi"/>
-                <w:sz w:val="20"/>
-                <w:szCs w:val="20"/>
-              </w:rPr>
-              <w:t>-</w:t>
-            </w:r>
-          </w:p>
-        </w:tc>
-        <w:tc>
-          <w:tcPr>
-            <w:tcW w:w="3390" w:type="dxa"/>
-            <w:gridSpan w:val="2"/>
-            <w:vAlign w:val="center"/>
-          </w:tcPr>
-          <w:p>
-            <w:pPr>
-              <w:jc w:val="center"/>
-              <w:rPr>
-                <w:rFonts w:cstheme="minorHAnsi"/>
-                <w:sz w:val="20"/>
-                <w:szCs w:val="20"/>
-              </w:rPr>
-            </w:pPr>
-            <w:r>
-              <w:rPr>
-                <w:rFonts w:cstheme="minorHAnsi"/>
-                <w:sz w:val="20"/>
-                <w:szCs w:val="20"/>
-              </w:rPr>
-              <w:t>-</w:t>
+            <w:tcW w:w="1281" w:type="dxa"/>
+            <w:vAlign w:val="center"/>
+          </w:tcPr>
+          <w:p>
+            <w:pPr>
+              <w:rPr>
+                <w:rFonts w:cstheme="minorHAnsi"/>
+                <w:sz w:val="20"/>
+                <w:szCs w:val="20"/>
+              </w:rPr>
+            </w:pPr>
+            <w:r>
+              <w:rPr>
+                <w:rFonts w:cstheme="minorHAnsi"/>
+                <w:sz w:val="20"/>
+                <w:szCs w:val="20"/>
+              </w:rPr>
+              <w:t>{{VALOR_14}}</w:t>
+            </w:r>
+          </w:p>
+        </w:tc>
+        <w:tc>
+          <w:tcPr>
+            <w:tcW w:w="1907" w:type="dxa"/>
+            <w:vAlign w:val="center"/>
+          </w:tcPr>
+          <w:p>
+            <w:pPr>
+              <w:rPr>
+                <w:rFonts w:cstheme="minorHAnsi"/>
+                <w:sz w:val="20"/>
+                <w:szCs w:val="20"/>
+              </w:rPr>
+            </w:pPr>
+            <w:r>
+              <w:rPr>
+                <w:rFonts w:cstheme="minorHAnsi"/>
+                <w:sz w:val="20"/>
+                <w:szCs w:val="20"/>
+              </w:rPr>
+              <w:t>{{BASE_14}}</w:t>
+            </w:r>
+          </w:p>
+        </w:tc>
+        <w:tc>
+          <w:tcPr>
+            <w:tcW w:w="1455" w:type="dxa"/>
+            <w:vAlign w:val="center"/>
+          </w:tcPr>
+          <w:p>
+            <w:pPr>
+              <w:rPr>
+                <w:rFonts w:cstheme="minorHAnsi"/>
+                <w:sz w:val="20"/>
+                <w:szCs w:val="20"/>
+              </w:rPr>
+            </w:pPr>
+            <w:r>
+              <w:rPr>
+                <w:rFonts w:cstheme="minorHAnsi"/>
+                <w:sz w:val="20"/>
+                <w:szCs w:val="20"/>
+              </w:rPr>
+              <w:t>{{PER_14}}</w:t>
             </w:r>
           </w:p>
         </w:tc>
@@ -3447,45 +3194,30 @@
         </w:trPr>
         <w:tc>
           <w:tcPr>
-            <w:tcW w:w="993" w:type="dxa"/>
-            <w:vAlign w:val="center"/>
-          </w:tcPr>
-          <w:p>
-            <w:pPr>
-              <w:jc w:val="center"/>
-              <w:rPr>
-                <w:rFonts w:cstheme="minorHAnsi"/>
-                <w:b/>
-                <w:bCs/>
-                <w:sz w:val="20"/>
-                <w:szCs w:val="20"/>
-              </w:rPr>
-            </w:pPr>
-            <w:r>
-              <w:rPr>
-                <w:rFonts w:cstheme="minorHAnsi"/>
-                <w:b/>
-                <w:bCs/>
-                <w:sz w:val="20"/>
-                <w:szCs w:val="20"/>
-              </w:rPr>
-              <w:t>2.1</w:t>
-            </w:r>
-            <w:r>
-              <w:rPr>
-                <w:rFonts w:cstheme="minorHAnsi"/>
-                <w:b/>
-                <w:bCs/>
-                <w:sz w:val="20"/>
-                <w:szCs w:val="20"/>
-              </w:rPr>
-              <w:t>4</w:t>
-            </w:r>
-          </w:p>
-        </w:tc>
-        <w:tc>
-          <w:tcPr>
-            <w:tcW w:w="5662" w:type="dxa"/>
+            <w:tcW w:w="1143" w:type="dxa"/>
+            <w:vAlign w:val="center"/>
+          </w:tcPr>
+          <w:p>
+            <w:pPr>
+              <w:rPr>
+                <w:rFonts w:cstheme="minorHAnsi"/>
+                <w:sz w:val="20"/>
+                <w:szCs w:val="20"/>
+              </w:rPr>
+            </w:pPr>
+            <w:r>
+              <w:rPr>
+                <w:rFonts w:cstheme="minorHAnsi"/>
+                <w:sz w:val="20"/>
+                <w:szCs w:val="20"/>
+              </w:rPr>
+              <w:t>{{ITEM_15}}</w:t>
+            </w:r>
+          </w:p>
+        </w:tc>
+        <w:tc>
+          <w:tcPr>
+            <w:tcW w:w="5542" w:type="dxa"/>
           </w:tcPr>
           <w:p>
             <w:pPr>
@@ -3543,57 +3275,47 @@
         </w:tc>
         <w:tc>
           <w:tcPr>
-            <w:tcW w:w="1283" w:type="dxa"/>
-            <w:vAlign w:val="center"/>
-          </w:tcPr>
-          <w:p>
-            <w:pPr>
-              <w:jc w:val="center"/>
-              <w:rPr>
-                <w:rFonts w:cstheme="minorHAnsi"/>
-                <w:sz w:val="20"/>
-                <w:szCs w:val="20"/>
-              </w:rPr>
-            </w:pPr>
-            <w:r>
-              <w:rPr>
-                <w:rFonts w:cstheme="minorHAnsi"/>
-                <w:sz w:val="20"/>
-                <w:szCs w:val="20"/>
-              </w:rPr>
-              <w:t xml:space="preserve">R$ </w:t>
-            </w:r>
-            <w:r>
-              <w:rPr>
-                <w:rFonts w:cstheme="minorHAnsi"/>
-                <w:sz w:val="20"/>
-                <w:szCs w:val="20"/>
-              </w:rPr>
-              <w:t>41,00</w:t>
-            </w:r>
-          </w:p>
-        </w:tc>
-        <w:tc>
-          <w:tcPr>
-            <w:tcW w:w="1935" w:type="dxa"/>
-            <w:vAlign w:val="center"/>
-          </w:tcPr>
-          <w:p>
-            <w:pPr>
-              <w:jc w:val="center"/>
-              <w:rPr>
-                <w:rFonts w:cstheme="minorHAnsi"/>
-                <w:sz w:val="20"/>
-                <w:szCs w:val="20"/>
-              </w:rPr>
-            </w:pPr>
-            <w:r>
-              <w:rPr>
-                <w:rFonts w:cstheme="minorHAnsi"/>
-                <w:sz w:val="20"/>
-                <w:szCs w:val="20"/>
-              </w:rPr>
-              <w:t>Por Pallet</w:t>
+            <w:tcW w:w="1281" w:type="dxa"/>
+            <w:vAlign w:val="center"/>
+          </w:tcPr>
+          <w:p>
+            <w:pPr>
+              <w:rPr>
+                <w:rFonts w:cstheme="minorHAnsi"/>
+                <w:sz w:val="20"/>
+                <w:szCs w:val="20"/>
+              </w:rPr>
+            </w:pPr>
+            <w:r>
+              <w:rPr>
+                <w:rFonts w:cstheme="minorHAnsi"/>
+                <w:sz w:val="20"/>
+                <w:szCs w:val="20"/>
+              </w:rPr>
+              <w:t>{{VALOR_15}}</w:t>
+            </w:r>
+          </w:p>
+        </w:tc>
+        <w:tc>
+          <w:tcPr>
+            <w:tcW w:w="1907" w:type="dxa"/>
+            <w:vAlign w:val="center"/>
+          </w:tcPr>
+          <w:p>
+            <w:pPr>
+              <w:rPr>
+                <w:rFonts w:cstheme="minorHAnsi"/>
+                <w:sz w:val="20"/>
+                <w:szCs w:val="20"/>
+              </w:rPr>
+            </w:pPr>
+            <w:r>
+              <w:rPr>
+                <w:rFonts w:cstheme="minorHAnsi"/>
+                <w:sz w:val="20"/>
+                <w:szCs w:val="20"/>
+              </w:rPr>
+              <w:t>{{BASE_15}}</w:t>
             </w:r>
           </w:p>
         </w:tc>
@@ -3604,20 +3326,19 @@
           </w:tcPr>
           <w:p>
             <w:pPr>
-              <w:jc w:val="center"/>
-              <w:rPr>
-                <w:rFonts w:cstheme="minorHAnsi"/>
-                <w:sz w:val="20"/>
-                <w:szCs w:val="20"/>
-              </w:rPr>
-            </w:pPr>
-            <w:r>
-              <w:rPr>
-                <w:rFonts w:cstheme="minorHAnsi"/>
-                <w:sz w:val="20"/>
-                <w:szCs w:val="20"/>
-              </w:rPr>
-              <w:t>MENSAL</w:t>
+              <w:rPr>
+                <w:rFonts w:cstheme="minorHAnsi"/>
+                <w:sz w:val="20"/>
+                <w:szCs w:val="20"/>
+              </w:rPr>
+            </w:pPr>
+            <w:r>
+              <w:rPr>
+                <w:rFonts w:cstheme="minorHAnsi"/>
+                <w:sz w:val="20"/>
+                <w:szCs w:val="20"/>
+              </w:rPr>
+              <w:t>{{PER_15}}</w:t>
             </w:r>
           </w:p>
         </w:tc>
@@ -3629,45 +3350,52 @@
         </w:trPr>
         <w:tc>
           <w:tcPr>
-            <w:tcW w:w="993" w:type="dxa"/>
-            <w:vAlign w:val="center"/>
-          </w:tcPr>
-          <w:p>
-            <w:pPr>
-              <w:jc w:val="center"/>
-              <w:rPr>
-                <w:rFonts w:cstheme="minorHAnsi"/>
-                <w:b/>
-                <w:bCs/>
-                <w:sz w:val="20"/>
-                <w:szCs w:val="20"/>
-              </w:rPr>
-            </w:pPr>
-            <w:r>
-              <w:rPr>
-                <w:rFonts w:cstheme="minorHAnsi"/>
-                <w:b/>
-                <w:bCs/>
-                <w:sz w:val="20"/>
-                <w:szCs w:val="20"/>
-              </w:rPr>
-              <w:t>2.1</w:t>
-            </w:r>
-            <w:r>
-              <w:rPr>
-                <w:rFonts w:cstheme="minorHAnsi"/>
-                <w:b/>
-                <w:bCs/>
-                <w:sz w:val="20"/>
-                <w:szCs w:val="20"/>
-              </w:rPr>
-              <w:t>5</w:t>
-            </w:r>
-          </w:p>
-        </w:tc>
-        <w:tc>
-          <w:tcPr>
-            <w:tcW w:w="5662" w:type="dxa"/>
+            <w:tcW w:w="1143" w:type="dxa"/>
+            <w:tcBorders>
+              <w:bottom w:val="single" w:sz="4" w:space="0" w:color="auto"/>
+            </w:tcBorders>
+            <w:vAlign w:val="center"/>
+          </w:tcPr>
+          <w:p>
+            <w:pPr>
+              <w:rPr>
+                <w:rFonts w:cstheme="minorHAnsi"/>
+                <w:sz w:val="20"/>
+                <w:szCs w:val="20"/>
+              </w:rPr>
+            </w:pPr>
+            <w:r>
+              <w:rPr>
+                <w:rFonts w:cstheme="minorHAnsi"/>
+                <w:sz w:val="20"/>
+                <w:szCs w:val="20"/>
+              </w:rPr>
+              <w:t>{{ITEM_1</w:t>
+            </w:r>
+            <w:r>
+              <w:rPr>
+                <w:rFonts w:cstheme="minorHAnsi"/>
+                <w:sz w:val="20"/>
+                <w:szCs w:val="20"/>
+              </w:rPr>
+              <w:t>6</w:t>
+            </w:r>
+            <w:r>
+              <w:rPr>
+                <w:rFonts w:cstheme="minorHAnsi"/>
+                <w:sz w:val="20"/>
+                <w:szCs w:val="20"/>
+              </w:rPr>
+              <w:t>}}</w:t>
+            </w:r>
+          </w:p>
+        </w:tc>
+        <w:tc>
+          <w:tcPr>
+            <w:tcW w:w="5542" w:type="dxa"/>
+            <w:tcBorders>
+              <w:bottom w:val="single" w:sz="4" w:space="0" w:color="auto"/>
+            </w:tcBorders>
             <w:vAlign w:val="center"/>
           </w:tcPr>
           <w:p>
@@ -3694,96 +3422,127 @@
         </w:tc>
         <w:tc>
           <w:tcPr>
-            <w:tcW w:w="1283" w:type="dxa"/>
-            <w:vAlign w:val="center"/>
-          </w:tcPr>
-          <w:p>
-            <w:pPr>
-              <w:jc w:val="center"/>
-              <w:rPr>
-                <w:rFonts w:cstheme="minorHAnsi"/>
-                <w:sz w:val="20"/>
-                <w:szCs w:val="20"/>
-              </w:rPr>
-            </w:pPr>
-            <w:r>
-              <w:rPr>
-                <w:rFonts w:cstheme="minorHAnsi"/>
-                <w:sz w:val="20"/>
-                <w:szCs w:val="20"/>
-              </w:rPr>
-              <w:t>0,</w:t>
-            </w:r>
-            <w:r>
-              <w:rPr>
-                <w:rFonts w:cstheme="minorHAnsi"/>
-                <w:sz w:val="20"/>
-                <w:szCs w:val="20"/>
-              </w:rPr>
-              <w:t>1</w:t>
-            </w:r>
-            <w:r>
-              <w:rPr>
-                <w:rFonts w:cstheme="minorHAnsi"/>
-                <w:sz w:val="20"/>
-                <w:szCs w:val="20"/>
-              </w:rPr>
-              <w:t>9</w:t>
-            </w:r>
-            <w:r>
-              <w:rPr>
-                <w:rFonts w:cstheme="minorHAnsi"/>
-                <w:sz w:val="20"/>
-                <w:szCs w:val="20"/>
-              </w:rPr>
-              <w:t>%</w:t>
-            </w:r>
-          </w:p>
-        </w:tc>
-        <w:tc>
-          <w:tcPr>
-            <w:tcW w:w="1935" w:type="dxa"/>
-            <w:vAlign w:val="center"/>
-          </w:tcPr>
-          <w:p>
-            <w:pPr>
-              <w:jc w:val="center"/>
-              <w:rPr>
-                <w:rFonts w:cstheme="minorHAnsi"/>
-                <w:sz w:val="20"/>
-                <w:szCs w:val="20"/>
-              </w:rPr>
-            </w:pPr>
-            <w:r>
-              <w:rPr>
-                <w:rFonts w:cstheme="minorHAnsi"/>
-                <w:sz w:val="20"/>
-                <w:szCs w:val="20"/>
-              </w:rPr>
-              <w:t>Valor (R$) Nota fiscal de entrada dos produtos</w:t>
+            <w:tcW w:w="1281" w:type="dxa"/>
+            <w:tcBorders>
+              <w:bottom w:val="single" w:sz="4" w:space="0" w:color="auto"/>
+            </w:tcBorders>
+            <w:vAlign w:val="center"/>
+          </w:tcPr>
+          <w:p>
+            <w:pPr>
+              <w:rPr>
+                <w:rFonts w:cstheme="minorHAnsi"/>
+                <w:sz w:val="20"/>
+                <w:szCs w:val="20"/>
+              </w:rPr>
+            </w:pPr>
+            <w:r>
+              <w:rPr>
+                <w:rFonts w:cstheme="minorHAnsi"/>
+                <w:sz w:val="20"/>
+                <w:szCs w:val="20"/>
+              </w:rPr>
+              <w:t>{{VALOR_1</w:t>
+            </w:r>
+            <w:r>
+              <w:rPr>
+                <w:rFonts w:cstheme="minorHAnsi"/>
+                <w:sz w:val="20"/>
+                <w:szCs w:val="20"/>
+              </w:rPr>
+              <w:t>6</w:t>
+            </w:r>
+            <w:r>
+              <w:rPr>
+                <w:rFonts w:cstheme="minorHAnsi"/>
+                <w:sz w:val="20"/>
+                <w:szCs w:val="20"/>
+              </w:rPr>
+              <w:t>}}</w:t>
+            </w:r>
+          </w:p>
+        </w:tc>
+        <w:tc>
+          <w:tcPr>
+            <w:tcW w:w="1907" w:type="dxa"/>
+            <w:tcBorders>
+              <w:bottom w:val="single" w:sz="4" w:space="0" w:color="auto"/>
+            </w:tcBorders>
+            <w:vAlign w:val="center"/>
+          </w:tcPr>
+          <w:p>
+            <w:pPr>
+              <w:rPr>
+                <w:rFonts w:cstheme="minorHAnsi"/>
+                <w:sz w:val="20"/>
+                <w:szCs w:val="20"/>
+              </w:rPr>
+            </w:pPr>
+            <w:r>
+              <w:rPr>
+                <w:rFonts w:cstheme="minorHAnsi"/>
+                <w:sz w:val="20"/>
+                <w:szCs w:val="20"/>
+              </w:rPr>
+              <w:t>{{BASE_1</w:t>
+            </w:r>
+            <w:r>
+              <w:rPr>
+                <w:rFonts w:cstheme="minorHAnsi"/>
+                <w:sz w:val="20"/>
+                <w:szCs w:val="20"/>
+              </w:rPr>
+              <w:t>6</w:t>
+            </w:r>
+            <w:r>
+              <w:rPr>
+                <w:rFonts w:cstheme="minorHAnsi"/>
+                <w:sz w:val="20"/>
+                <w:szCs w:val="20"/>
+              </w:rPr>
+              <w:t>}}</w:t>
             </w:r>
           </w:p>
         </w:tc>
         <w:tc>
           <w:tcPr>
             <w:tcW w:w="1455" w:type="dxa"/>
-            <w:vAlign w:val="center"/>
-          </w:tcPr>
-          <w:p>
-            <w:pPr>
-              <w:rPr>
-                <w:rFonts w:cstheme="minorHAnsi"/>
-                <w:sz w:val="20"/>
-                <w:szCs w:val="20"/>
-              </w:rPr>
-            </w:pPr>
-            <w:r>
-              <w:rPr>
-                <w:rFonts w:cstheme="minorHAnsi"/>
-                <w:sz w:val="20"/>
-                <w:szCs w:val="20"/>
-              </w:rPr>
-              <w:t xml:space="preserve">      MENSAL</w:t>
+            <w:tcBorders>
+              <w:bottom w:val="single" w:sz="4" w:space="0" w:color="auto"/>
+            </w:tcBorders>
+            <w:vAlign w:val="center"/>
+          </w:tcPr>
+          <w:p>
+            <w:pPr>
+              <w:rPr>
+                <w:rFonts w:cstheme="minorHAnsi"/>
+                <w:sz w:val="20"/>
+                <w:szCs w:val="20"/>
+              </w:rPr>
+            </w:pPr>
+            <w:r>
+              <w:rPr>
+                <w:rFonts w:cstheme="minorHAnsi"/>
+                <w:sz w:val="20"/>
+                <w:szCs w:val="20"/>
+              </w:rPr>
+              <w:t>{{PER_1</w:t>
+            </w:r>
+            <w:r>
+              <w:rPr>
+                <w:rFonts w:cstheme="minorHAnsi"/>
+                <w:sz w:val="20"/>
+                <w:szCs w:val="20"/>
+              </w:rPr>
+              <w:t>6</w:t>
+            </w:r>
+            <w:r>
+              <w:rPr>
+                <w:rFonts w:cstheme="minorHAnsi"/>
+                <w:sz w:val="20"/>
+                <w:szCs w:val="20"/>
+              </w:rPr>
+              <w:t>}}</w:t>
             </w:r>
           </w:p>
         </w:tc>
@@ -3795,82 +3554,71 @@
         </w:trPr>
         <w:tc>
           <w:tcPr>
-            <w:tcW w:w="993" w:type="dxa"/>
-            <w:vAlign w:val="center"/>
-          </w:tcPr>
-          <w:p>
-            <w:pPr>
+            <w:tcW w:w="1143" w:type="dxa"/>
+            <w:tcBorders>
+              <w:top w:val="single" w:sz="4" w:space="0" w:color="auto"/>
+              <w:left w:val="single" w:sz="4" w:space="0" w:color="auto"/>
+              <w:bottom w:val="single" w:sz="4" w:space="0" w:color="auto"/>
+              <w:right w:val="nil"/>
+            </w:tcBorders>
+            <w:vAlign w:val="center"/>
+          </w:tcPr>
+          <w:p>
+            <w:pPr>
+              <w:spacing w:after="0"/>
+              <w:rPr>
+                <w:rFonts w:cstheme="minorHAnsi"/>
+                <w:sz w:val="20"/>
+                <w:szCs w:val="20"/>
+              </w:rPr>
+            </w:pPr>
+          </w:p>
+        </w:tc>
+        <w:tc>
+          <w:tcPr>
+            <w:tcW w:w="6823" w:type="dxa"/>
+            <w:gridSpan w:val="2"/>
+            <w:tcBorders>
+              <w:top w:val="single" w:sz="4" w:space="0" w:color="auto"/>
+              <w:left w:val="nil"/>
+              <w:bottom w:val="single" w:sz="4" w:space="0" w:color="auto"/>
+              <w:right w:val="nil"/>
+            </w:tcBorders>
+          </w:tcPr>
+          <w:p>
+            <w:pPr>
+              <w:spacing w:after="0" w:line="240" w:lineRule="auto"/>
               <w:jc w:val="center"/>
               <w:rPr>
                 <w:rFonts w:cstheme="minorHAnsi"/>
-                <w:b/>
-                <w:bCs/>
-                <w:sz w:val="20"/>
-                <w:szCs w:val="20"/>
-              </w:rPr>
-            </w:pPr>
-            <w:r>
-              <w:rPr>
-                <w:rFonts w:cstheme="minorHAnsi"/>
-                <w:b/>
-                <w:bCs/>
-                <w:sz w:val="20"/>
-                <w:szCs w:val="20"/>
-              </w:rPr>
-              <w:t>2.1</w:t>
-            </w:r>
-            <w:r>
-              <w:rPr>
-                <w:rFonts w:cstheme="minorHAnsi"/>
-                <w:b/>
-                <w:bCs/>
-                <w:sz w:val="20"/>
-                <w:szCs w:val="20"/>
-              </w:rPr>
-              <w:t>6</w:t>
-            </w:r>
-          </w:p>
-        </w:tc>
-        <w:tc>
-          <w:tcPr>
-            <w:tcW w:w="6945" w:type="dxa"/>
+                <w:sz w:val="20"/>
+                <w:szCs w:val="20"/>
+              </w:rPr>
+            </w:pPr>
+            <w:r>
+              <w:rPr>
+                <w:rFonts w:cstheme="minorHAnsi"/>
+                <w:sz w:val="20"/>
+                <w:szCs w:val="20"/>
+              </w:rPr>
+              <w:t>Impostos ISS Incluir sobre os serviços.</w:t>
+            </w:r>
+          </w:p>
+        </w:tc>
+        <w:tc>
+          <w:tcPr>
+            <w:tcW w:w="3362" w:type="dxa"/>
             <w:gridSpan w:val="2"/>
-          </w:tcPr>
-          <w:p>
-            <w:pPr>
-              <w:rPr>
-                <w:rFonts w:cstheme="minorHAnsi"/>
-                <w:sz w:val="20"/>
-                <w:szCs w:val="20"/>
-              </w:rPr>
-            </w:pPr>
-            <w:r>
-              <w:rPr>
-                <w:rFonts w:cstheme="minorHAnsi"/>
-                <w:sz w:val="20"/>
-                <w:szCs w:val="20"/>
-              </w:rPr>
-              <w:t>Impostos ISS Incluir sobre os serviços.</w:t>
-            </w:r>
-            <w:r>
-              <w:rPr>
-                <w:rFonts w:cstheme="minorHAnsi"/>
-                <w:sz w:val="20"/>
-                <w:szCs w:val="20"/>
-              </w:rPr>
-              <w:t xml:space="preserve"> </w:t>
-            </w:r>
-          </w:p>
-        </w:tc>
-        <w:tc>
-          <w:tcPr>
-            <w:tcW w:w="3390" w:type="dxa"/>
-            <w:gridSpan w:val="2"/>
-            <w:vAlign w:val="center"/>
-          </w:tcPr>
-          <w:p>
-            <w:pPr>
-              <w:jc w:val="center"/>
+            <w:tcBorders>
+              <w:top w:val="single" w:sz="4" w:space="0" w:color="auto"/>
+              <w:left w:val="nil"/>
+              <w:bottom w:val="single" w:sz="4" w:space="0" w:color="auto"/>
+            </w:tcBorders>
+            <w:vAlign w:val="center"/>
+          </w:tcPr>
+          <w:p>
+            <w:pPr>
+              <w:spacing w:after="0"/>
               <w:rPr>
                 <w:rFonts w:cstheme="minorHAnsi"/>
                 <w:sz w:val="20"/>
@@ -3903,35 +3651,52 @@
         </w:trPr>
         <w:tc>
           <w:tcPr>
-            <w:tcW w:w="993" w:type="dxa"/>
-            <w:vAlign w:val="center"/>
-          </w:tcPr>
-          <w:p>
-            <w:pPr>
-              <w:jc w:val="center"/>
-              <w:rPr>
-                <w:rFonts w:cstheme="minorHAnsi"/>
-                <w:b/>
-                <w:bCs/>
-                <w:sz w:val="20"/>
-                <w:szCs w:val="20"/>
-              </w:rPr>
-            </w:pPr>
-            <w:r>
-              <w:rPr>
-                <w:rFonts w:cstheme="minorHAnsi"/>
-                <w:b/>
-                <w:bCs/>
-                <w:sz w:val="20"/>
-                <w:szCs w:val="20"/>
-              </w:rPr>
-              <w:t>2.17</w:t>
-            </w:r>
-          </w:p>
-        </w:tc>
-        <w:tc>
-          <w:tcPr>
-            <w:tcW w:w="5662" w:type="dxa"/>
+            <w:tcW w:w="1143" w:type="dxa"/>
+            <w:tcBorders>
+              <w:top w:val="single" w:sz="4" w:space="0" w:color="auto"/>
+            </w:tcBorders>
+            <w:vAlign w:val="center"/>
+          </w:tcPr>
+          <w:p>
+            <w:pPr>
+              <w:rPr>
+                <w:rFonts w:cstheme="minorHAnsi"/>
+                <w:sz w:val="20"/>
+                <w:szCs w:val="20"/>
+              </w:rPr>
+            </w:pPr>
+            <w:r>
+              <w:rPr>
+                <w:rFonts w:cstheme="minorHAnsi"/>
+                <w:sz w:val="20"/>
+                <w:szCs w:val="20"/>
+              </w:rPr>
+              <w:t>{{ITEM_1</w:t>
+            </w:r>
+            <w:r>
+              <w:rPr>
+                <w:rFonts w:cstheme="minorHAnsi"/>
+                <w:sz w:val="20"/>
+                <w:szCs w:val="20"/>
+              </w:rPr>
+              <w:t>7</w:t>
+            </w:r>
+            <w:r>
+              <w:rPr>
+                <w:rFonts w:cstheme="minorHAnsi"/>
+                <w:sz w:val="20"/>
+                <w:szCs w:val="20"/>
+              </w:rPr>
+              <w:t>}}</w:t>
+            </w:r>
+          </w:p>
+        </w:tc>
+        <w:tc>
+          <w:tcPr>
+            <w:tcW w:w="5542" w:type="dxa"/>
+            <w:tcBorders>
+              <w:top w:val="single" w:sz="4" w:space="0" w:color="auto"/>
+            </w:tcBorders>
           </w:tcPr>
           <w:p>
             <w:pPr>
@@ -4012,106 +3777,130 @@
         </w:tc>
         <w:tc>
           <w:tcPr>
-            <w:tcW w:w="1283" w:type="dxa"/>
+            <w:tcW w:w="1281" w:type="dxa"/>
+            <w:tcBorders>
+              <w:top w:val="single" w:sz="4" w:space="0" w:color="auto"/>
+            </w:tcBorders>
           </w:tcPr>
           <w:p>
             <w:pPr>
               <w:tabs>
                 <w:tab w:val="left" w:pos="5565"/>
               </w:tabs>
-              <w:rPr>
-                <w:rFonts w:cstheme="minorHAnsi"/>
-                <w:sz w:val="20"/>
-                <w:szCs w:val="20"/>
-              </w:rPr>
-            </w:pPr>
-            <w:r>
-              <w:rPr>
-                <w:rFonts w:cstheme="minorHAnsi"/>
-                <w:sz w:val="20"/>
-                <w:szCs w:val="20"/>
-              </w:rPr>
-              <w:t xml:space="preserve"> </w:t>
-            </w:r>
-            <w:r>
-              <w:rPr>
-                <w:rFonts w:cstheme="minorHAnsi"/>
-                <w:sz w:val="20"/>
-                <w:szCs w:val="20"/>
-              </w:rPr>
-              <w:t xml:space="preserve">      </w:t>
-            </w:r>
-            <w:r>
-              <w:rPr>
-                <w:rFonts w:cstheme="minorHAnsi"/>
-                <w:sz w:val="20"/>
-                <w:szCs w:val="20"/>
-              </w:rPr>
-              <w:t>R$ 3,</w:t>
-            </w:r>
-            <w:r>
-              <w:rPr>
-                <w:rFonts w:cstheme="minorHAnsi"/>
-                <w:sz w:val="20"/>
-                <w:szCs w:val="20"/>
-              </w:rPr>
-              <w:t>9</w:t>
-            </w:r>
-            <w:r>
-              <w:rPr>
-                <w:rFonts w:cstheme="minorHAnsi"/>
-                <w:sz w:val="20"/>
-                <w:szCs w:val="20"/>
-              </w:rPr>
-              <w:t>0</w:t>
-            </w:r>
-          </w:p>
-        </w:tc>
-        <w:tc>
-          <w:tcPr>
-            <w:tcW w:w="1935" w:type="dxa"/>
-            <w:vAlign w:val="center"/>
-          </w:tcPr>
-          <w:p>
-            <w:pPr>
-              <w:jc w:val="center"/>
-              <w:rPr>
-                <w:rFonts w:cstheme="minorHAnsi"/>
-                <w:sz w:val="20"/>
-                <w:szCs w:val="20"/>
-              </w:rPr>
-            </w:pPr>
-            <w:r>
-              <w:rPr>
-                <w:rFonts w:cstheme="minorHAnsi"/>
-                <w:sz w:val="20"/>
-                <w:szCs w:val="20"/>
-              </w:rPr>
-              <w:t>Por unidade</w:t>
+              <w:spacing w:before="240"/>
+              <w:rPr>
+                <w:rFonts w:cstheme="minorHAnsi"/>
+                <w:sz w:val="20"/>
+                <w:szCs w:val="20"/>
+              </w:rPr>
+            </w:pPr>
+            <w:r>
+              <w:rPr>
+                <w:rFonts w:cstheme="minorHAnsi"/>
+                <w:sz w:val="20"/>
+                <w:szCs w:val="20"/>
+              </w:rPr>
+              <w:t>{{VALOR_1</w:t>
+            </w:r>
+            <w:r>
+              <w:rPr>
+                <w:rFonts w:cstheme="minorHAnsi"/>
+                <w:sz w:val="20"/>
+                <w:szCs w:val="20"/>
+              </w:rPr>
+              <w:t>7</w:t>
+            </w:r>
+            <w:r>
+              <w:rPr>
+                <w:rFonts w:cstheme="minorHAnsi"/>
+                <w:sz w:val="20"/>
+                <w:szCs w:val="20"/>
+              </w:rPr>
+              <w:t>}}</w:t>
+            </w:r>
+          </w:p>
+        </w:tc>
+        <w:tc>
+          <w:tcPr>
+            <w:tcW w:w="1907" w:type="dxa"/>
+            <w:tcBorders>
+              <w:top w:val="single" w:sz="4" w:space="0" w:color="auto"/>
+            </w:tcBorders>
+            <w:vAlign w:val="center"/>
+          </w:tcPr>
+          <w:p>
+            <w:pPr>
+              <w:rPr>
+                <w:rFonts w:cstheme="minorHAnsi"/>
+                <w:sz w:val="20"/>
+                <w:szCs w:val="20"/>
+              </w:rPr>
+            </w:pPr>
+            <w:r>
+              <w:rPr>
+                <w:rFonts w:cstheme="minorHAnsi"/>
+                <w:sz w:val="20"/>
+                <w:szCs w:val="20"/>
+              </w:rPr>
+              <w:t>{{BASE_1</w:t>
+            </w:r>
+            <w:r>
+              <w:rPr>
+                <w:rFonts w:cstheme="minorHAnsi"/>
+                <w:sz w:val="20"/>
+                <w:szCs w:val="20"/>
+              </w:rPr>
+              <w:t>7</w:t>
+            </w:r>
+            <w:r>
+              <w:rPr>
+                <w:rFonts w:cstheme="minorHAnsi"/>
+                <w:sz w:val="20"/>
+                <w:szCs w:val="20"/>
+              </w:rPr>
+              <w:t>}}</w:t>
             </w:r>
           </w:p>
         </w:tc>
         <w:tc>
           <w:tcPr>
             <w:tcW w:w="1455" w:type="dxa"/>
-            <w:vAlign w:val="center"/>
-          </w:tcPr>
-          <w:p>
-            <w:pPr>
-              <w:jc w:val="center"/>
-              <w:rPr>
-                <w:rFonts w:cstheme="minorHAnsi"/>
-                <w:sz w:val="20"/>
-                <w:szCs w:val="20"/>
-              </w:rPr>
-            </w:pPr>
-            <w:r>
-              <w:rPr>
-                <w:rFonts w:cstheme="minorHAnsi"/>
-                <w:sz w:val="20"/>
-                <w:szCs w:val="20"/>
-              </w:rPr>
-              <w:t>Sob demanda</w:t>
+            <w:tcBorders>
+              <w:top w:val="single" w:sz="4" w:space="0" w:color="auto"/>
+            </w:tcBorders>
+            <w:vAlign w:val="center"/>
+          </w:tcPr>
+          <w:p>
+            <w:pPr>
+              <w:rPr>
+                <w:rFonts w:cstheme="minorHAnsi"/>
+                <w:sz w:val="20"/>
+                <w:szCs w:val="20"/>
+              </w:rPr>
+            </w:pPr>
+            <w:r>
+              <w:rPr>
+                <w:rFonts w:cstheme="minorHAnsi"/>
+                <w:sz w:val="20"/>
+                <w:szCs w:val="20"/>
+              </w:rPr>
+              <w:t>{{PER_1</w:t>
+            </w:r>
+            <w:r>
+              <w:rPr>
+                <w:rFonts w:cstheme="minorHAnsi"/>
+                <w:sz w:val="20"/>
+                <w:szCs w:val="20"/>
+              </w:rPr>
+              <w:t>7</w:t>
+            </w:r>
+            <w:r>
+              <w:rPr>
+                <w:rFonts w:cstheme="minorHAnsi"/>
+                <w:sz w:val="20"/>
+                <w:szCs w:val="20"/>
+              </w:rPr>
+              <w:t>}}</w:t>
             </w:r>
           </w:p>
         </w:tc>
@@ -4123,35 +3912,30 @@
         </w:trPr>
         <w:tc>
           <w:tcPr>
-            <w:tcW w:w="993" w:type="dxa"/>
-            <w:vAlign w:val="center"/>
-          </w:tcPr>
-          <w:p>
-            <w:pPr>
-              <w:jc w:val="center"/>
-              <w:rPr>
-                <w:rFonts w:cstheme="minorHAnsi"/>
-                <w:b/>
-                <w:bCs/>
-                <w:sz w:val="20"/>
-                <w:szCs w:val="20"/>
-              </w:rPr>
-            </w:pPr>
-            <w:r>
-              <w:rPr>
-                <w:rFonts w:cstheme="minorHAnsi"/>
-                <w:b/>
-                <w:bCs/>
-                <w:sz w:val="20"/>
-                <w:szCs w:val="20"/>
-              </w:rPr>
-              <w:t>2.18</w:t>
-            </w:r>
-          </w:p>
-        </w:tc>
-        <w:tc>
-          <w:tcPr>
-            <w:tcW w:w="5662" w:type="dxa"/>
+            <w:tcW w:w="1143" w:type="dxa"/>
+            <w:vAlign w:val="center"/>
+          </w:tcPr>
+          <w:p>
+            <w:pPr>
+              <w:rPr>
+                <w:rFonts w:cstheme="minorHAnsi"/>
+                <w:sz w:val="20"/>
+                <w:szCs w:val="20"/>
+              </w:rPr>
+            </w:pPr>
+            <w:r>
+              <w:rPr>
+                <w:rFonts w:cstheme="minorHAnsi"/>
+                <w:sz w:val="20"/>
+                <w:szCs w:val="20"/>
+              </w:rPr>
+              <w:t>{{ITEM_18}}</w:t>
+            </w:r>
+          </w:p>
+        </w:tc>
+        <w:tc>
+          <w:tcPr>
+            <w:tcW w:w="5542" w:type="dxa"/>
           </w:tcPr>
           <w:p>
             <w:pPr>
@@ -4171,51 +3955,49 @@
         </w:tc>
         <w:tc>
           <w:tcPr>
-            <w:tcW w:w="1283" w:type="dxa"/>
+            <w:tcW w:w="1281" w:type="dxa"/>
           </w:tcPr>
           <w:p>
             <w:pPr>
               <w:tabs>
                 <w:tab w:val="left" w:pos="5565"/>
               </w:tabs>
-              <w:jc w:val="center"/>
-              <w:rPr>
-                <w:rFonts w:cstheme="minorHAnsi"/>
-                <w:sz w:val="20"/>
-                <w:szCs w:val="20"/>
-              </w:rPr>
-            </w:pPr>
-            <w:r>
-              <w:rPr>
-                <w:rFonts w:cstheme="minorHAnsi"/>
-                <w:sz w:val="20"/>
-                <w:szCs w:val="20"/>
-              </w:rPr>
-              <w:t>R$ 500,00</w:t>
-            </w:r>
-          </w:p>
-        </w:tc>
-        <w:tc>
-          <w:tcPr>
-            <w:tcW w:w="1935" w:type="dxa"/>
-            <w:vAlign w:val="center"/>
-          </w:tcPr>
-          <w:p>
-            <w:pPr>
-              <w:jc w:val="center"/>
-              <w:rPr>
-                <w:rFonts w:cstheme="minorHAnsi"/>
-                <w:sz w:val="20"/>
-                <w:szCs w:val="20"/>
-              </w:rPr>
-            </w:pPr>
-            <w:r>
-              <w:rPr>
-                <w:rFonts w:cstheme="minorHAnsi"/>
-                <w:sz w:val="20"/>
-                <w:szCs w:val="20"/>
-              </w:rPr>
-              <w:t>Por Veículo</w:t>
+              <w:rPr>
+                <w:rFonts w:cstheme="minorHAnsi"/>
+                <w:sz w:val="20"/>
+                <w:szCs w:val="20"/>
+              </w:rPr>
+            </w:pPr>
+            <w:r>
+              <w:rPr>
+                <w:rFonts w:cstheme="minorHAnsi"/>
+                <w:sz w:val="20"/>
+                <w:szCs w:val="20"/>
+              </w:rPr>
+              <w:t>{{VALOR_18}}</w:t>
+            </w:r>
+          </w:p>
+        </w:tc>
+        <w:tc>
+          <w:tcPr>
+            <w:tcW w:w="1907" w:type="dxa"/>
+            <w:vAlign w:val="center"/>
+          </w:tcPr>
+          <w:p>
+            <w:pPr>
+              <w:rPr>
+                <w:rFonts w:cstheme="minorHAnsi"/>
+                <w:sz w:val="20"/>
+                <w:szCs w:val="20"/>
+              </w:rPr>
+            </w:pPr>
+            <w:r>
+              <w:rPr>
+                <w:rFonts w:cstheme="minorHAnsi"/>
+                <w:sz w:val="20"/>
+                <w:szCs w:val="20"/>
+              </w:rPr>
+              <w:t>{{BASE_18}}</w:t>
             </w:r>
           </w:p>
         </w:tc>
@@ -4226,13 +4008,20 @@
           </w:tcPr>
           <w:p>
             <w:pPr>
-              <w:jc w:val="center"/>
-              <w:rPr>
-                <w:rFonts w:cstheme="minorHAnsi"/>
-                <w:sz w:val="20"/>
-                <w:szCs w:val="20"/>
-              </w:rPr>
-            </w:pPr>
+              <w:rPr>
+                <w:rFonts w:cstheme="minorHAnsi"/>
+                <w:sz w:val="20"/>
+                <w:szCs w:val="20"/>
+              </w:rPr>
+            </w:pPr>
+            <w:r>
+              <w:rPr>
+                <w:rFonts w:cstheme="minorHAnsi"/>
+                <w:sz w:val="20"/>
+                <w:szCs w:val="20"/>
+              </w:rPr>
+              <w:t>{{PER_18}}</w:t>
+            </w:r>
           </w:p>
         </w:tc>
       </w:tr>
@@ -4243,35 +4032,30 @@
         </w:trPr>
         <w:tc>
           <w:tcPr>
-            <w:tcW w:w="993" w:type="dxa"/>
-            <w:vAlign w:val="center"/>
-          </w:tcPr>
-          <w:p>
-            <w:pPr>
-              <w:jc w:val="center"/>
-              <w:rPr>
-                <w:rFonts w:cstheme="minorHAnsi"/>
-                <w:b/>
-                <w:bCs/>
-                <w:sz w:val="20"/>
-                <w:szCs w:val="20"/>
-              </w:rPr>
-            </w:pPr>
-            <w:r>
-              <w:rPr>
-                <w:rFonts w:cstheme="minorHAnsi"/>
-                <w:b/>
-                <w:bCs/>
-                <w:sz w:val="20"/>
-                <w:szCs w:val="20"/>
-              </w:rPr>
-              <w:t>2.19</w:t>
-            </w:r>
-          </w:p>
-        </w:tc>
-        <w:tc>
-          <w:tcPr>
-            <w:tcW w:w="5662" w:type="dxa"/>
+            <w:tcW w:w="1143" w:type="dxa"/>
+            <w:vAlign w:val="center"/>
+          </w:tcPr>
+          <w:p>
+            <w:pPr>
+              <w:rPr>
+                <w:rFonts w:cstheme="minorHAnsi"/>
+                <w:sz w:val="20"/>
+                <w:szCs w:val="20"/>
+              </w:rPr>
+            </w:pPr>
+            <w:r>
+              <w:rPr>
+                <w:rFonts w:cstheme="minorHAnsi"/>
+                <w:sz w:val="20"/>
+                <w:szCs w:val="20"/>
+              </w:rPr>
+              <w:t>{{ITEM_19}}</w:t>
+            </w:r>
+          </w:p>
+        </w:tc>
+        <w:tc>
+          <w:tcPr>
+            <w:tcW w:w="5542" w:type="dxa"/>
           </w:tcPr>
           <w:p>
             <w:pPr>
@@ -4285,89 +4069,55 @@
                 <w:rFonts w:ascii="Calibri" w:hAnsi="Calibri" w:cs="Calibri"/>
                 <w:color w:val="000000"/>
               </w:rPr>
-              <w:t xml:space="preserve">Desova /Carregamento </w:t>
-            </w:r>
-            <w:proofErr w:type="spellStart"/>
-            <w:r>
-              <w:rPr>
-                <w:rFonts w:ascii="Calibri" w:hAnsi="Calibri" w:cs="Calibri"/>
-                <w:color w:val="000000"/>
-              </w:rPr>
-              <w:t>Truck</w:t>
-            </w:r>
-            <w:proofErr w:type="spellEnd"/>
-            <w:r>
-              <w:rPr>
-                <w:rFonts w:ascii="Calibri" w:hAnsi="Calibri" w:cs="Calibri"/>
-                <w:color w:val="000000"/>
-              </w:rPr>
-              <w:t>/</w:t>
-            </w:r>
-            <w:proofErr w:type="spellStart"/>
-            <w:r>
-              <w:rPr>
-                <w:rFonts w:ascii="Calibri" w:hAnsi="Calibri" w:cs="Calibri"/>
-                <w:color w:val="000000"/>
-              </w:rPr>
-              <w:t>ctn</w:t>
-            </w:r>
-            <w:proofErr w:type="spellEnd"/>
-            <w:r>
-              <w:rPr>
-                <w:rFonts w:ascii="Calibri" w:hAnsi="Calibri" w:cs="Calibri"/>
-                <w:color w:val="000000"/>
-              </w:rPr>
-              <w:t xml:space="preserve"> 20' Manual/Mecânica</w:t>
-            </w:r>
-          </w:p>
-        </w:tc>
-        <w:tc>
-          <w:tcPr>
-            <w:tcW w:w="1283" w:type="dxa"/>
+              <w:t>Desova /Carregamento Truck/ctn 20' Manual/Mecânica</w:t>
+            </w:r>
+          </w:p>
+        </w:tc>
+        <w:tc>
+          <w:tcPr>
+            <w:tcW w:w="1281" w:type="dxa"/>
           </w:tcPr>
           <w:p>
             <w:pPr>
               <w:tabs>
                 <w:tab w:val="left" w:pos="5565"/>
               </w:tabs>
-              <w:jc w:val="center"/>
-              <w:rPr>
-                <w:rFonts w:cstheme="minorHAnsi"/>
-                <w:sz w:val="20"/>
-                <w:szCs w:val="20"/>
-              </w:rPr>
-            </w:pPr>
-            <w:r>
-              <w:rPr>
-                <w:rFonts w:cstheme="minorHAnsi"/>
-                <w:sz w:val="20"/>
-                <w:szCs w:val="20"/>
-              </w:rPr>
-              <w:t>R$ 850,00</w:t>
-            </w:r>
-          </w:p>
-        </w:tc>
-        <w:tc>
-          <w:tcPr>
-            <w:tcW w:w="1935" w:type="dxa"/>
-            <w:vAlign w:val="center"/>
-          </w:tcPr>
-          <w:p>
-            <w:pPr>
-              <w:jc w:val="center"/>
-              <w:rPr>
-                <w:rFonts w:cstheme="minorHAnsi"/>
-                <w:sz w:val="20"/>
-                <w:szCs w:val="20"/>
-              </w:rPr>
-            </w:pPr>
-            <w:r>
-              <w:rPr>
-                <w:rFonts w:cstheme="minorHAnsi"/>
-                <w:sz w:val="20"/>
-                <w:szCs w:val="20"/>
-              </w:rPr>
-              <w:t>Por Veículo</w:t>
+              <w:rPr>
+                <w:rFonts w:cstheme="minorHAnsi"/>
+                <w:sz w:val="20"/>
+                <w:szCs w:val="20"/>
+              </w:rPr>
+            </w:pPr>
+            <w:r>
+              <w:rPr>
+                <w:rFonts w:cstheme="minorHAnsi"/>
+                <w:sz w:val="20"/>
+                <w:szCs w:val="20"/>
+              </w:rPr>
+              <w:t>{{VALOR_19}}</w:t>
+            </w:r>
+          </w:p>
+        </w:tc>
+        <w:tc>
+          <w:tcPr>
+            <w:tcW w:w="1907" w:type="dxa"/>
+            <w:vAlign w:val="center"/>
+          </w:tcPr>
+          <w:p>
+            <w:pPr>
+              <w:rPr>
+                <w:rFonts w:cstheme="minorHAnsi"/>
+                <w:sz w:val="20"/>
+                <w:szCs w:val="20"/>
+              </w:rPr>
+            </w:pPr>
+            <w:r>
+              <w:rPr>
+                <w:rFonts w:cstheme="minorHAnsi"/>
+                <w:sz w:val="20"/>
+                <w:szCs w:val="20"/>
+              </w:rPr>
+              <w:t>{{BASE_19}}</w:t>
             </w:r>
           </w:p>
         </w:tc>
@@ -4378,13 +4128,20 @@
           </w:tcPr>
           <w:p>
             <w:pPr>
-              <w:jc w:val="center"/>
-              <w:rPr>
-                <w:rFonts w:cstheme="minorHAnsi"/>
-                <w:sz w:val="20"/>
-                <w:szCs w:val="20"/>
-              </w:rPr>
-            </w:pPr>
+              <w:rPr>
+                <w:rFonts w:cstheme="minorHAnsi"/>
+                <w:sz w:val="20"/>
+                <w:szCs w:val="20"/>
+              </w:rPr>
+            </w:pPr>
+            <w:r>
+              <w:rPr>
+                <w:rFonts w:cstheme="minorHAnsi"/>
+                <w:sz w:val="20"/>
+                <w:szCs w:val="20"/>
+              </w:rPr>
+              <w:t>{{PER_19}}</w:t>
+            </w:r>
           </w:p>
         </w:tc>
       </w:tr>
@@ -4395,35 +4152,30 @@
         </w:trPr>
         <w:tc>
           <w:tcPr>
-            <w:tcW w:w="993" w:type="dxa"/>
-            <w:vAlign w:val="center"/>
-          </w:tcPr>
-          <w:p>
-            <w:pPr>
-              <w:jc w:val="center"/>
-              <w:rPr>
-                <w:rFonts w:cstheme="minorHAnsi"/>
-                <w:b/>
-                <w:bCs/>
-                <w:sz w:val="20"/>
-                <w:szCs w:val="20"/>
-              </w:rPr>
-            </w:pPr>
-            <w:r>
-              <w:rPr>
-                <w:rFonts w:cstheme="minorHAnsi"/>
-                <w:b/>
-                <w:bCs/>
-                <w:sz w:val="20"/>
-                <w:szCs w:val="20"/>
-              </w:rPr>
-              <w:t>2.20</w:t>
-            </w:r>
-          </w:p>
-        </w:tc>
-        <w:tc>
-          <w:tcPr>
-            <w:tcW w:w="5662" w:type="dxa"/>
+            <w:tcW w:w="1143" w:type="dxa"/>
+            <w:vAlign w:val="center"/>
+          </w:tcPr>
+          <w:p>
+            <w:pPr>
+              <w:rPr>
+                <w:rFonts w:cstheme="minorHAnsi"/>
+                <w:sz w:val="20"/>
+                <w:szCs w:val="20"/>
+              </w:rPr>
+            </w:pPr>
+            <w:r>
+              <w:rPr>
+                <w:rFonts w:cstheme="minorHAnsi"/>
+                <w:sz w:val="20"/>
+                <w:szCs w:val="20"/>
+              </w:rPr>
+              <w:t>{{ITEM_20}}</w:t>
+            </w:r>
+          </w:p>
+        </w:tc>
+        <w:tc>
+          <w:tcPr>
+            <w:tcW w:w="5542" w:type="dxa"/>
           </w:tcPr>
           <w:p>
             <w:pPr>
@@ -4437,80 +4189,62 @@
                 <w:rFonts w:ascii="Calibri" w:hAnsi="Calibri" w:cs="Calibri"/>
                 <w:color w:val="000000"/>
               </w:rPr>
-              <w:t>Desova /Carregamento Carreta/</w:t>
-            </w:r>
-            <w:proofErr w:type="spellStart"/>
+              <w:t xml:space="preserve">Desova /Carregamento Carreta/ctn 40' </w:t>
+            </w:r>
             <w:r>
               <w:rPr>
                 <w:rFonts w:ascii="Calibri" w:hAnsi="Calibri" w:cs="Calibri"/>
                 <w:color w:val="000000"/>
               </w:rPr>
-              <w:t>ctn</w:t>
-            </w:r>
-            <w:proofErr w:type="spellEnd"/>
-            <w:r>
-              <w:rPr>
-                <w:rFonts w:ascii="Calibri" w:hAnsi="Calibri" w:cs="Calibri"/>
-                <w:color w:val="000000"/>
-              </w:rPr>
-              <w:t xml:space="preserve"> 40' </w:t>
-            </w:r>
-            <w:r>
-              <w:rPr>
-                <w:rFonts w:ascii="Calibri" w:hAnsi="Calibri" w:cs="Calibri"/>
-                <w:color w:val="000000"/>
-              </w:rPr>
               <w:t>' Manual/mecânica</w:t>
             </w:r>
           </w:p>
         </w:tc>
         <w:tc>
           <w:tcPr>
-            <w:tcW w:w="1283" w:type="dxa"/>
+            <w:tcW w:w="1281" w:type="dxa"/>
           </w:tcPr>
           <w:p>
             <w:pPr>
               <w:tabs>
                 <w:tab w:val="left" w:pos="5565"/>
               </w:tabs>
-              <w:jc w:val="center"/>
-              <w:rPr>
-                <w:rFonts w:cstheme="minorHAnsi"/>
-                <w:sz w:val="20"/>
-                <w:szCs w:val="20"/>
-              </w:rPr>
-            </w:pPr>
-            <w:r>
-              <w:rPr>
-                <w:rFonts w:cstheme="minorHAnsi"/>
-                <w:sz w:val="20"/>
-                <w:szCs w:val="20"/>
-              </w:rPr>
-              <w:t>R$ 850,00</w:t>
-            </w:r>
-          </w:p>
-        </w:tc>
-        <w:tc>
-          <w:tcPr>
-            <w:tcW w:w="1935" w:type="dxa"/>
-            <w:vAlign w:val="center"/>
-          </w:tcPr>
-          <w:p>
-            <w:pPr>
-              <w:jc w:val="center"/>
-              <w:rPr>
-                <w:rFonts w:cstheme="minorHAnsi"/>
-                <w:sz w:val="20"/>
-                <w:szCs w:val="20"/>
-              </w:rPr>
-            </w:pPr>
-            <w:r>
-              <w:rPr>
-                <w:rFonts w:cstheme="minorHAnsi"/>
-                <w:sz w:val="20"/>
-                <w:szCs w:val="20"/>
-              </w:rPr>
-              <w:t>Por Veículo</w:t>
+              <w:rPr>
+                <w:rFonts w:cstheme="minorHAnsi"/>
+                <w:sz w:val="20"/>
+                <w:szCs w:val="20"/>
+              </w:rPr>
+            </w:pPr>
+            <w:r>
+              <w:rPr>
+                <w:rFonts w:cstheme="minorHAnsi"/>
+                <w:sz w:val="20"/>
+                <w:szCs w:val="20"/>
+              </w:rPr>
+              <w:t>{{VALOR_20}}</w:t>
+            </w:r>
+          </w:p>
+        </w:tc>
+        <w:tc>
+          <w:tcPr>
+            <w:tcW w:w="1907" w:type="dxa"/>
+            <w:vAlign w:val="center"/>
+          </w:tcPr>
+          <w:p>
+            <w:pPr>
+              <w:rPr>
+                <w:rFonts w:cstheme="minorHAnsi"/>
+                <w:sz w:val="20"/>
+                <w:szCs w:val="20"/>
+              </w:rPr>
+            </w:pPr>
+            <w:r>
+              <w:rPr>
+                <w:rFonts w:cstheme="minorHAnsi"/>
+                <w:sz w:val="20"/>
+                <w:szCs w:val="20"/>
+              </w:rPr>
+              <w:t>{{BASE_20}}</w:t>
             </w:r>
           </w:p>
         </w:tc>
@@ -4521,13 +4255,20 @@
           </w:tcPr>
           <w:p>
             <w:pPr>
-              <w:jc w:val="center"/>
-              <w:rPr>
-                <w:rFonts w:cstheme="minorHAnsi"/>
-                <w:sz w:val="20"/>
-                <w:szCs w:val="20"/>
-              </w:rPr>
-            </w:pPr>
+              <w:rPr>
+                <w:rFonts w:cstheme="minorHAnsi"/>
+                <w:sz w:val="20"/>
+                <w:szCs w:val="20"/>
+              </w:rPr>
+            </w:pPr>
+            <w:r>
+              <w:rPr>
+                <w:rFonts w:cstheme="minorHAnsi"/>
+                <w:sz w:val="20"/>
+                <w:szCs w:val="20"/>
+              </w:rPr>
+              <w:t>{{PER_20}}</w:t>
+            </w:r>
           </w:p>
         </w:tc>
       </w:tr>
@@ -4600,46 +4341,31 @@
         </w:trPr>
         <w:tc>
           <w:tcPr>
-            <w:tcW w:w="993" w:type="dxa"/>
+            <w:tcW w:w="1143" w:type="dxa"/>
             <w:vMerge w:val="restart"/>
             <w:vAlign w:val="center"/>
           </w:tcPr>
           <w:p>
             <w:pPr>
-              <w:jc w:val="center"/>
-              <w:rPr>
-                <w:rFonts w:cstheme="minorHAnsi"/>
-                <w:b/>
-                <w:bCs/>
-                <w:sz w:val="20"/>
-                <w:szCs w:val="20"/>
-              </w:rPr>
-            </w:pPr>
-            <w:r>
-              <w:rPr>
-                <w:rFonts w:cstheme="minorHAnsi"/>
-                <w:b/>
-                <w:bCs/>
-                <w:sz w:val="20"/>
-                <w:szCs w:val="20"/>
-              </w:rPr>
-              <w:t>2.1</w:t>
-            </w:r>
-            <w:r>
-              <w:rPr>
-                <w:rFonts w:cstheme="minorHAnsi"/>
-                <w:b/>
-                <w:bCs/>
-                <w:sz w:val="20"/>
-                <w:szCs w:val="20"/>
-              </w:rPr>
-              <w:t>8</w:t>
-            </w:r>
-          </w:p>
-        </w:tc>
-        <w:tc>
-          <w:tcPr>
-            <w:tcW w:w="10335" w:type="dxa"/>
+              <w:rPr>
+                <w:rFonts w:cstheme="minorHAnsi"/>
+                <w:sz w:val="20"/>
+                <w:szCs w:val="20"/>
+              </w:rPr>
+            </w:pPr>
+            <w:r>
+              <w:rPr>
+                <w:rFonts w:cstheme="minorHAnsi"/>
+                <w:sz w:val="20"/>
+                <w:szCs w:val="20"/>
+              </w:rPr>
+              <w:t>{{ITEM_21}}</w:t>
+            </w:r>
+          </w:p>
+        </w:tc>
+        <w:tc>
+          <w:tcPr>
+            <w:tcW w:w="10185" w:type="dxa"/>
             <w:gridSpan w:val="4"/>
             <w:shd w:val="clear" w:color="auto" w:fill="007F75"/>
             <w:vAlign w:val="center"/>
@@ -4672,7 +4398,7 @@
         </w:trPr>
         <w:tc>
           <w:tcPr>
-            <w:tcW w:w="993" w:type="dxa"/>
+            <w:tcW w:w="1143" w:type="dxa"/>
             <w:vMerge/>
           </w:tcPr>
           <w:p>
@@ -4687,7 +4413,7 @@
         </w:tc>
         <w:tc>
           <w:tcPr>
-            <w:tcW w:w="5662" w:type="dxa"/>
+            <w:tcW w:w="5542" w:type="dxa"/>
           </w:tcPr>
           <w:p>
             <w:pPr>
@@ -4777,7 +4503,7 @@
         </w:tc>
         <w:tc>
           <w:tcPr>
-            <w:tcW w:w="4673" w:type="dxa"/>
+            <w:tcW w:w="4643" w:type="dxa"/>
             <w:gridSpan w:val="3"/>
             <w:vAlign w:val="center"/>
           </w:tcPr>
@@ -4823,7 +4549,7 @@
         </w:trPr>
         <w:tc>
           <w:tcPr>
-            <w:tcW w:w="993" w:type="dxa"/>
+            <w:tcW w:w="1143" w:type="dxa"/>
             <w:vMerge/>
           </w:tcPr>
           <w:p>
@@ -4838,7 +4564,7 @@
         </w:tc>
         <w:tc>
           <w:tcPr>
-            <w:tcW w:w="5662" w:type="dxa"/>
+            <w:tcW w:w="5542" w:type="dxa"/>
             <w:vMerge w:val="restart"/>
           </w:tcPr>
           <w:p>
@@ -4913,7 +4639,7 @@
         </w:tc>
         <w:tc>
           <w:tcPr>
-            <w:tcW w:w="4673" w:type="dxa"/>
+            <w:tcW w:w="4643" w:type="dxa"/>
             <w:gridSpan w:val="3"/>
             <w:vAlign w:val="center"/>
           </w:tcPr>
@@ -4959,7 +4685,7 @@
         </w:trPr>
         <w:tc>
           <w:tcPr>
-            <w:tcW w:w="993" w:type="dxa"/>
+            <w:tcW w:w="1143" w:type="dxa"/>
             <w:vMerge/>
           </w:tcPr>
           <w:p>
@@ -4974,7 +4700,7 @@
         </w:tc>
         <w:tc>
           <w:tcPr>
-            <w:tcW w:w="5662" w:type="dxa"/>
+            <w:tcW w:w="5542" w:type="dxa"/>
             <w:vMerge/>
           </w:tcPr>
           <w:p>
@@ -4989,7 +4715,7 @@
         </w:tc>
         <w:tc>
           <w:tcPr>
-            <w:tcW w:w="4673" w:type="dxa"/>
+            <w:tcW w:w="4643" w:type="dxa"/>
             <w:gridSpan w:val="3"/>
             <w:vAlign w:val="center"/>
           </w:tcPr>
@@ -5043,7 +4769,7 @@
         </w:trPr>
         <w:tc>
           <w:tcPr>
-            <w:tcW w:w="993" w:type="dxa"/>
+            <w:tcW w:w="1143" w:type="dxa"/>
             <w:vMerge/>
           </w:tcPr>
           <w:p>
@@ -5058,7 +4784,7 @@
         </w:tc>
         <w:tc>
           <w:tcPr>
-            <w:tcW w:w="5662" w:type="dxa"/>
+            <w:tcW w:w="5542" w:type="dxa"/>
             <w:vMerge w:val="restart"/>
             <w:vAlign w:val="center"/>
           </w:tcPr>
@@ -5082,7 +4808,7 @@
         </w:tc>
         <w:tc>
           <w:tcPr>
-            <w:tcW w:w="4673" w:type="dxa"/>
+            <w:tcW w:w="4643" w:type="dxa"/>
             <w:gridSpan w:val="3"/>
             <w:vAlign w:val="center"/>
           </w:tcPr>
@@ -5128,7 +4854,7 @@
         </w:trPr>
         <w:tc>
           <w:tcPr>
-            <w:tcW w:w="993" w:type="dxa"/>
+            <w:tcW w:w="1143" w:type="dxa"/>
             <w:vMerge/>
             <w:tcBorders>
               <w:bottom w:val="single" w:sz="4" w:space="0" w:color="auto"/>
@@ -5146,7 +4872,7 @@
         </w:tc>
         <w:tc>
           <w:tcPr>
-            <w:tcW w:w="5662" w:type="dxa"/>
+            <w:tcW w:w="5542" w:type="dxa"/>
             <w:vMerge/>
           </w:tcPr>
           <w:p>
@@ -5161,7 +4887,7 @@
         </w:tc>
         <w:tc>
           <w:tcPr>
-            <w:tcW w:w="4673" w:type="dxa"/>
+            <w:tcW w:w="4643" w:type="dxa"/>
             <w:gridSpan w:val="3"/>
             <w:vAlign w:val="center"/>
           </w:tcPr>
@@ -5418,41 +5144,7 @@
           <w:sz w:val="16"/>
           <w:szCs w:val="16"/>
         </w:rPr>
-        <w:t xml:space="preserve">Insumos: Embalagem, caixas, fitas, </w:t>
-      </w:r>
-      <w:proofErr w:type="spellStart"/>
-      <w:proofErr w:type="gramStart"/>
-      <w:r>
-        <w:rPr>
-          <w:sz w:val="16"/>
-          <w:szCs w:val="16"/>
-        </w:rPr>
-        <w:t>Stretch</w:t>
-      </w:r>
-      <w:proofErr w:type="spellEnd"/>
-      <w:r>
-        <w:rPr>
-          <w:sz w:val="16"/>
-          <w:szCs w:val="16"/>
-        </w:rPr>
-        <w:t xml:space="preserve">, </w:t>
-      </w:r>
-      <w:proofErr w:type="spellStart"/>
-      <w:r>
-        <w:rPr>
-          <w:sz w:val="16"/>
-          <w:szCs w:val="16"/>
-        </w:rPr>
-        <w:t>etc</w:t>
-      </w:r>
-      <w:proofErr w:type="spellEnd"/>
-      <w:proofErr w:type="gramEnd"/>
-      <w:r>
-        <w:rPr>
-          <w:sz w:val="16"/>
-          <w:szCs w:val="16"/>
-        </w:rPr>
-        <w:t xml:space="preserve">, não </w:t>
+        <w:t xml:space="preserve">Insumos: Embalagem, caixas, fitas, Stretch, etc, não </w:t>
       </w:r>
       <w:r>
         <w:rPr>
@@ -5538,23 +5230,7 @@
           <w:sz w:val="16"/>
           <w:szCs w:val="16"/>
         </w:rPr>
-        <w:t xml:space="preserve">Customizações: EDI / API / WMS / </w:t>
-      </w:r>
-      <w:proofErr w:type="gramStart"/>
-      <w:r>
-        <w:rPr>
-          <w:sz w:val="16"/>
-          <w:szCs w:val="16"/>
-        </w:rPr>
-        <w:t>TMS :</w:t>
-      </w:r>
-      <w:proofErr w:type="gramEnd"/>
-      <w:r>
-        <w:rPr>
-          <w:sz w:val="16"/>
-          <w:szCs w:val="16"/>
-        </w:rPr>
-        <w:t xml:space="preserve"> Não considerado nos valores apresentados. Havendo a necessidade de integração extra, será discutid</w:t>
+        <w:t>Customizações: EDI / API / WMS / TMS : Não considerado nos valores apresentados. Havendo a necessidade de integração extra, será discutid</w:t>
       </w:r>
       <w:r>
         <w:rPr>
@@ -5642,12 +5318,87 @@
     </w:p>
     <w:p>
       <w:pPr>
-        <w:jc w:val="center"/>
-        <w:rPr>
+        <w:spacing w:line="240" w:lineRule="auto"/>
+        <w:ind w:left="-1276"/>
+        <w:rPr>
+          <w:b/>
+          <w:bCs/>
           <w:sz w:val="16"/>
           <w:szCs w:val="16"/>
         </w:rPr>
       </w:pPr>
+      <w:r>
+        <w:rPr>
+          <w:b/>
+          <w:bCs/>
+          <w:sz w:val="16"/>
+          <w:szCs w:val="16"/>
+        </w:rPr>
+        <w:t xml:space="preserve">Taxa de urgência: R$ </w:t>
+      </w:r>
+      <w:r>
+        <w:rPr>
+          <w:b/>
+          <w:bCs/>
+          <w:sz w:val="16"/>
+          <w:szCs w:val="16"/>
+        </w:rPr>
+        <w:t>1</w:t>
+      </w:r>
+      <w:r>
+        <w:rPr>
+          <w:b/>
+          <w:bCs/>
+          <w:sz w:val="16"/>
+          <w:szCs w:val="16"/>
+        </w:rPr>
+        <w:t>9</w:t>
+      </w:r>
+      <w:r>
+        <w:rPr>
+          <w:b/>
+          <w:bCs/>
+          <w:sz w:val="16"/>
+          <w:szCs w:val="16"/>
+        </w:rPr>
+        <w:t>0,00</w:t>
+      </w:r>
+      <w:r>
+        <w:rPr>
+          <w:b/>
+          <w:bCs/>
+          <w:sz w:val="16"/>
+          <w:szCs w:val="16"/>
+        </w:rPr>
+        <w:t xml:space="preserve"> (Taxa cobrada </w:t>
+      </w:r>
+      <w:r>
+        <w:rPr>
+          <w:b/>
+          <w:bCs/>
+          <w:sz w:val="16"/>
+          <w:szCs w:val="16"/>
+        </w:rPr>
+        <w:t>pedido</w:t>
+      </w:r>
+      <w:r>
+        <w:rPr>
+          <w:b/>
+          <w:bCs/>
+          <w:sz w:val="16"/>
+          <w:szCs w:val="16"/>
+        </w:rPr>
+        <w:t xml:space="preserve"> fora do horário de corte ou atendimento fora do horário solicitado)</w:t>
+      </w:r>
+      <w:r>
+        <w:rPr>
+          <w:b/>
+          <w:bCs/>
+          <w:sz w:val="16"/>
+          <w:szCs w:val="16"/>
+        </w:rPr>
+        <w:br/>
+      </w:r>
     </w:p>
     <w:p>
       <w:pPr>
@@ -5667,8 +5418,7 @@
           <w:sz w:val="16"/>
           <w:szCs w:val="16"/>
         </w:rPr>
-        <w:lastRenderedPageBreak/>
-        <w:t xml:space="preserve">Taxa de urgência: R$ </w:t>
+        <w:t>Horário de corte para colocação de pedidos:</w:t>
       </w:r>
       <w:r>
         <w:rPr>
@@ -5677,7 +5427,7 @@
           <w:sz w:val="16"/>
           <w:szCs w:val="16"/>
         </w:rPr>
-        <w:t>1</w:t>
+        <w:t xml:space="preserve"> </w:t>
       </w:r>
       <w:r>
         <w:rPr>
@@ -5686,7 +5436,7 @@
           <w:sz w:val="16"/>
           <w:szCs w:val="16"/>
         </w:rPr>
-        <w:t>9</w:t>
+        <w:t xml:space="preserve">Até </w:t>
       </w:r>
       <w:r>
         <w:rPr>
@@ -5695,7 +5445,7 @@
           <w:sz w:val="16"/>
           <w:szCs w:val="16"/>
         </w:rPr>
-        <w:t>0,00</w:t>
+        <w:t>1</w:t>
       </w:r>
       <w:r>
         <w:rPr>
@@ -5704,7 +5454,7 @@
           <w:sz w:val="16"/>
           <w:szCs w:val="16"/>
         </w:rPr>
-        <w:t xml:space="preserve"> (Taxa cobrada </w:t>
+        <w:t>2</w:t>
       </w:r>
       <w:r>
         <w:rPr>
@@ -5713,7 +5463,7 @@
           <w:sz w:val="16"/>
           <w:szCs w:val="16"/>
         </w:rPr>
-        <w:t>pedido</w:t>
+        <w:t>:</w:t>
       </w:r>
       <w:r>
         <w:rPr>
@@ -5722,7 +5472,7 @@
           <w:sz w:val="16"/>
           <w:szCs w:val="16"/>
         </w:rPr>
-        <w:t xml:space="preserve"> fora do horário de corte ou atendimento fora do horário solicitado)</w:t>
+        <w:t>00</w:t>
       </w:r>
       <w:r>
         <w:rPr>
@@ -5731,7 +5481,34 @@
           <w:sz w:val="16"/>
           <w:szCs w:val="16"/>
         </w:rPr>
-        <w:br/>
+        <w:t xml:space="preserve"> horas</w:t>
+      </w:r>
+      <w:r>
+        <w:rPr>
+          <w:b/>
+          <w:bCs/>
+          <w:sz w:val="16"/>
+          <w:szCs w:val="16"/>
+        </w:rPr>
+        <w:t xml:space="preserve"> D</w:t>
+      </w:r>
+      <w:r>
+        <w:rPr>
+          <w:b/>
+          <w:bCs/>
+          <w:sz w:val="16"/>
+          <w:szCs w:val="16"/>
+        </w:rPr>
+        <w:t>+</w:t>
+      </w:r>
+      <w:r>
+        <w:rPr>
+          <w:b/>
+          <w:bCs/>
+          <w:sz w:val="16"/>
+          <w:szCs w:val="16"/>
+        </w:rPr>
+        <w:t>1</w:t>
       </w:r>
     </w:p>
     <w:p>
@@ -5752,7 +5529,8 @@
           <w:sz w:val="16"/>
           <w:szCs w:val="16"/>
         </w:rPr>
-        <w:t>Horário de corte para colocação de pedidos:</w:t>
+        <w:lastRenderedPageBreak/>
+        <w:t xml:space="preserve">Recebimento / </w:t>
       </w:r>
       <w:r>
         <w:rPr>
@@ -5761,88 +5539,7 @@
           <w:sz w:val="16"/>
           <w:szCs w:val="16"/>
         </w:rPr>
-        <w:t xml:space="preserve"> </w:t>
-      </w:r>
-      <w:r>
-        <w:rPr>
-          <w:b/>
-          <w:bCs/>
-          <w:sz w:val="16"/>
-          <w:szCs w:val="16"/>
-        </w:rPr>
-        <w:t xml:space="preserve">Até </w:t>
-      </w:r>
-      <w:r>
-        <w:rPr>
-          <w:b/>
-          <w:bCs/>
-          <w:sz w:val="16"/>
-          <w:szCs w:val="16"/>
-        </w:rPr>
-        <w:t>1</w:t>
-      </w:r>
-      <w:r>
-        <w:rPr>
-          <w:b/>
-          <w:bCs/>
-          <w:sz w:val="16"/>
-          <w:szCs w:val="16"/>
-        </w:rPr>
-        <w:t>2</w:t>
-      </w:r>
-      <w:r>
-        <w:rPr>
-          <w:b/>
-          <w:bCs/>
-          <w:sz w:val="16"/>
-          <w:szCs w:val="16"/>
-        </w:rPr>
-        <w:t>:</w:t>
-      </w:r>
-      <w:r>
-        <w:rPr>
-          <w:b/>
-          <w:bCs/>
-          <w:sz w:val="16"/>
-          <w:szCs w:val="16"/>
-        </w:rPr>
-        <w:t>00</w:t>
-      </w:r>
-      <w:r>
-        <w:rPr>
-          <w:b/>
-          <w:bCs/>
-          <w:sz w:val="16"/>
-          <w:szCs w:val="16"/>
-        </w:rPr>
-        <w:t xml:space="preserve"> horas</w:t>
-      </w:r>
-      <w:r>
-        <w:rPr>
-          <w:b/>
-          <w:bCs/>
-          <w:sz w:val="16"/>
-          <w:szCs w:val="16"/>
-        </w:rPr>
-        <w:t xml:space="preserve"> D</w:t>
-      </w:r>
-      <w:r>
-        <w:rPr>
-          <w:b/>
-          <w:bCs/>
-          <w:sz w:val="16"/>
-          <w:szCs w:val="16"/>
-        </w:rPr>
-        <w:t>+</w:t>
-      </w:r>
-      <w:r>
-        <w:rPr>
-          <w:b/>
-          <w:bCs/>
-          <w:sz w:val="16"/>
-          <w:szCs w:val="16"/>
-        </w:rPr>
-        <w:t>1</w:t>
+        <w:t>Conforme política de recebimento Anexo II</w:t>
       </w:r>
     </w:p>
     <w:p>
@@ -5863,36 +5560,6 @@
           <w:sz w:val="16"/>
           <w:szCs w:val="16"/>
         </w:rPr>
-        <w:t xml:space="preserve">Recebimento / </w:t>
-      </w:r>
-      <w:r>
-        <w:rPr>
-          <w:b/>
-          <w:bCs/>
-          <w:sz w:val="16"/>
-          <w:szCs w:val="16"/>
-        </w:rPr>
-        <w:t>Conforme política de recebimento Anexo II</w:t>
-      </w:r>
-    </w:p>
-    <w:p>
-      <w:pPr>
-        <w:spacing w:line="240" w:lineRule="auto"/>
-        <w:ind w:left="-1276"/>
-        <w:rPr>
-          <w:b/>
-          <w:bCs/>
-          <w:sz w:val="16"/>
-          <w:szCs w:val="16"/>
-        </w:rPr>
-      </w:pPr>
-      <w:r>
-        <w:rPr>
-          <w:b/>
-          <w:bCs/>
-          <w:sz w:val="16"/>
-          <w:szCs w:val="16"/>
-        </w:rPr>
         <w:t>Expedições</w:t>
       </w:r>
       <w:r>
@@ -6008,15 +5675,12 @@
           <w:sz w:val="16"/>
           <w:szCs w:val="16"/>
         </w:rPr>
-        <w:t>nome contratante</w:t>
+        <w:t>{{NOME_CLIENTE}}</w:t>
       </w:r>
     </w:p>
     <w:p>
       <w:pPr>
         <w:ind w:left="4248"/>
-        <w:rPr>
-          <w:sz w:val="19"/>
-        </w:rPr>
       </w:pPr>
       <w:r>
         <w:rPr>
@@ -6029,85 +5693,7 @@
         <w:t xml:space="preserve"> </w:t>
       </w:r>
       <w:r>
-        <w:rPr>
-          <w:b/>
-          <w:bCs/>
-          <w:sz w:val="16"/>
-          <w:szCs w:val="16"/>
-        </w:rPr>
-        <w:t>00</w:t>
-      </w:r>
-      <w:r>
-        <w:rPr>
-          <w:b/>
-          <w:bCs/>
-          <w:sz w:val="16"/>
-          <w:szCs w:val="16"/>
-        </w:rPr>
-        <w:t>.</w:t>
-      </w:r>
-      <w:r>
-        <w:rPr>
-          <w:b/>
-          <w:bCs/>
-          <w:sz w:val="16"/>
-          <w:szCs w:val="16"/>
-        </w:rPr>
-        <w:t>000</w:t>
-      </w:r>
-      <w:r>
-        <w:rPr>
-          <w:b/>
-          <w:bCs/>
-          <w:sz w:val="16"/>
-          <w:szCs w:val="16"/>
-        </w:rPr>
-        <w:t>.</w:t>
-      </w:r>
-      <w:r>
-        <w:rPr>
-          <w:b/>
-          <w:bCs/>
-          <w:sz w:val="16"/>
-          <w:szCs w:val="16"/>
-        </w:rPr>
-        <w:t>000</w:t>
-      </w:r>
-      <w:r>
-        <w:rPr>
-          <w:b/>
-          <w:bCs/>
-          <w:sz w:val="16"/>
-          <w:szCs w:val="16"/>
-        </w:rPr>
-        <w:t>/000</w:t>
-      </w:r>
-      <w:r>
-        <w:rPr>
-          <w:b/>
-          <w:bCs/>
-          <w:sz w:val="16"/>
-          <w:szCs w:val="16"/>
-        </w:rPr>
-        <w:t>0</w:t>
-      </w:r>
-      <w:r>
-        <w:rPr>
-          <w:b/>
-          <w:bCs/>
-          <w:sz w:val="16"/>
-          <w:szCs w:val="16"/>
-        </w:rPr>
-        <w:t>-</w:t>
-      </w:r>
-      <w:r>
-        <w:rPr>
-          <w:b/>
-          <w:bCs/>
-          <w:sz w:val="16"/>
-          <w:szCs w:val="16"/>
-        </w:rPr>
-        <w:t>00</w:t>
+        <w:t>{{CNPJ_CLIENTE}}</w:t>
       </w:r>
       <w:r>
         <w:rPr>
@@ -6137,13 +5723,14 @@
           <w:szCs w:val="16"/>
         </w:rPr>
         <w:br/>
-      </w:r>
-      <w:r>
-        <w:rPr>
-          <w:sz w:val="16"/>
-          <w:szCs w:val="16"/>
-        </w:rPr>
-        <w:t>Empresa</w:t>
+        <w:t xml:space="preserve">LOGCARE </w:t>
+      </w:r>
+      <w:r>
+        <w:rPr>
+          <w:sz w:val="16"/>
+          <w:szCs w:val="16"/>
+        </w:rPr>
+        <w:t>SOLUÇÕES LOGÍSTICA LTDA</w:t>
       </w:r>
       <w:r>
         <w:rPr>
@@ -6164,70 +5751,7 @@
           <w:sz w:val="16"/>
           <w:szCs w:val="16"/>
         </w:rPr>
-        <w:t xml:space="preserve">CNPJ: </w:t>
-      </w:r>
-      <w:r>
-        <w:rPr>
-          <w:sz w:val="16"/>
-          <w:szCs w:val="16"/>
-        </w:rPr>
-        <w:t>00</w:t>
-      </w:r>
-      <w:r>
-        <w:rPr>
-          <w:sz w:val="16"/>
-          <w:szCs w:val="16"/>
-        </w:rPr>
-        <w:t>.</w:t>
-      </w:r>
-      <w:r>
-        <w:rPr>
-          <w:sz w:val="16"/>
-          <w:szCs w:val="16"/>
-        </w:rPr>
-        <w:t>000</w:t>
-      </w:r>
-      <w:r>
-        <w:rPr>
-          <w:sz w:val="16"/>
-          <w:szCs w:val="16"/>
-        </w:rPr>
-        <w:t>.0</w:t>
-      </w:r>
-      <w:r>
-        <w:rPr>
-          <w:sz w:val="16"/>
-          <w:szCs w:val="16"/>
-        </w:rPr>
-        <w:t>00</w:t>
-      </w:r>
-      <w:r>
-        <w:rPr>
-          <w:sz w:val="16"/>
-          <w:szCs w:val="16"/>
-        </w:rPr>
-        <w:t>/000</w:t>
-      </w:r>
-      <w:r>
-        <w:rPr>
-          <w:sz w:val="16"/>
-          <w:szCs w:val="16"/>
-        </w:rPr>
-        <w:t>0</w:t>
-      </w:r>
-      <w:r>
-        <w:rPr>
-          <w:sz w:val="16"/>
-          <w:szCs w:val="16"/>
-        </w:rPr>
-        <w:t>-</w:t>
-      </w:r>
-      <w:r>
-        <w:rPr>
-          <w:sz w:val="16"/>
-          <w:szCs w:val="16"/>
-        </w:rPr>
-        <w:t>00</w:t>
+        <w:t>CNPJ: 33.305.021/0001-74</w:t>
       </w:r>
       <w:r>
         <w:rPr>
@@ -6236,11 +5760,23 @@
         </w:rPr>
         <w:br/>
       </w:r>
+      <w:hyperlink r:id="rId8" w:history="1">
+        <w:r>
+          <w:rPr>
+            <w:rStyle w:val="Hyperlink"/>
+            <w:sz w:val="16"/>
+            <w:szCs w:val="16"/>
+          </w:rPr>
+          <w:t>www.logcaresolution.com.br</w:t>
+        </w:r>
+      </w:hyperlink>
     </w:p>
     <w:p>
       <w:pPr>
-        <w:rPr>
-          <w:rFonts w:ascii="Italic" w:eastAsia="Times New Roman" w:hAnsi="Italic"/>
+        <w:ind w:left="4248"/>
+        <w:rPr>
+          <w:sz w:val="16"/>
+          <w:szCs w:val="16"/>
         </w:rPr>
       </w:pPr>
     </w:p>
@@ -6253,9 +5789,234 @@
         </w:rPr>
       </w:pPr>
     </w:p>
+    <w:p>
+      <w:pPr>
+        <w:spacing w:line="215" w:lineRule="exact"/>
+        <w:ind w:left="841" w:right="5234"/>
+        <w:jc w:val="center"/>
+        <w:rPr>
+          <w:rFonts w:ascii="Times New Roman"/>
+          <w:b/>
+          <w:sz w:val="21"/>
+        </w:rPr>
+      </w:pPr>
+      <w:r>
+        <w:rPr>
+          <w:rFonts w:ascii="Times New Roman"/>
+          <w:b/>
+          <w:color w:val="4F708E"/>
+          <w:w w:val="110"/>
+          <w:sz w:val="21"/>
+        </w:rPr>
+        <w:t>33.305.021/0001-74</w:t>
+      </w:r>
+    </w:p>
+    <w:p>
+      <w:pPr>
+        <w:spacing w:before="46" w:line="295" w:lineRule="auto"/>
+        <w:ind w:left="841" w:right="5259"/>
+        <w:jc w:val="center"/>
+        <w:rPr>
+          <w:color w:val="4F708E"/>
+          <w:spacing w:val="-49"/>
+          <w:sz w:val="19"/>
+        </w:rPr>
+      </w:pPr>
+      <w:r>
+        <w:rPr>
+          <w:color w:val="4F708E"/>
+          <w:sz w:val="19"/>
+        </w:rPr>
+        <w:t>LOGCARE</w:t>
+      </w:r>
+      <w:r>
+        <w:rPr>
+          <w:color w:val="4F708E"/>
+          <w:spacing w:val="-7"/>
+          <w:sz w:val="19"/>
+        </w:rPr>
+        <w:t xml:space="preserve"> </w:t>
+      </w:r>
+      <w:r>
+        <w:rPr>
+          <w:color w:val="4F708E"/>
+          <w:sz w:val="19"/>
+        </w:rPr>
+        <w:t>Soluções em Logistica LTDA</w:t>
+      </w:r>
+    </w:p>
+    <w:p>
+      <w:pPr>
+        <w:spacing w:before="46" w:line="295" w:lineRule="auto"/>
+        <w:ind w:left="841" w:right="5259"/>
+        <w:jc w:val="center"/>
+        <w:rPr>
+          <w:sz w:val="19"/>
+        </w:rPr>
+      </w:pPr>
+      <w:r>
+        <w:rPr>
+          <w:color w:val="4F708E"/>
+          <w:sz w:val="19"/>
+        </w:rPr>
+        <w:t>Av</w:t>
+      </w:r>
+      <w:r>
+        <w:rPr>
+          <w:color w:val="6B8099"/>
+          <w:sz w:val="19"/>
+        </w:rPr>
+        <w:t>.</w:t>
+      </w:r>
+      <w:r>
+        <w:rPr>
+          <w:color w:val="6B8099"/>
+          <w:spacing w:val="1"/>
+          <w:sz w:val="19"/>
+        </w:rPr>
+        <w:t xml:space="preserve"> </w:t>
+      </w:r>
+      <w:r>
+        <w:rPr>
+          <w:color w:val="4F708E"/>
+          <w:sz w:val="19"/>
+        </w:rPr>
+        <w:t>Gu</w:t>
+      </w:r>
+      <w:r>
+        <w:rPr>
+          <w:color w:val="4F708E"/>
+          <w:spacing w:val="-32"/>
+          <w:sz w:val="19"/>
+        </w:rPr>
+        <w:t xml:space="preserve"> </w:t>
+      </w:r>
+      <w:r>
+        <w:rPr>
+          <w:color w:val="4F708E"/>
+          <w:sz w:val="19"/>
+        </w:rPr>
+        <w:t>pe</w:t>
+      </w:r>
+      <w:r>
+        <w:rPr>
+          <w:color w:val="6B8099"/>
+          <w:sz w:val="19"/>
+        </w:rPr>
+        <w:t>,</w:t>
+      </w:r>
+      <w:r>
+        <w:rPr>
+          <w:color w:val="6B8099"/>
+          <w:spacing w:val="8"/>
+          <w:sz w:val="19"/>
+        </w:rPr>
+        <w:t xml:space="preserve"> </w:t>
+      </w:r>
+      <w:r>
+        <w:rPr>
+          <w:color w:val="4F708E"/>
+          <w:sz w:val="19"/>
+        </w:rPr>
+        <w:t>10767,</w:t>
+      </w:r>
+      <w:r>
+        <w:rPr>
+          <w:color w:val="4F708E"/>
+          <w:spacing w:val="-3"/>
+          <w:sz w:val="19"/>
+        </w:rPr>
+        <w:t xml:space="preserve"> </w:t>
+      </w:r>
+      <w:r>
+        <w:rPr>
+          <w:color w:val="4F708E"/>
+          <w:sz w:val="19"/>
+        </w:rPr>
+        <w:t>Galpao</w:t>
+      </w:r>
+      <w:r>
+        <w:rPr>
+          <w:color w:val="4F708E"/>
+          <w:spacing w:val="6"/>
+          <w:sz w:val="19"/>
+        </w:rPr>
+        <w:t xml:space="preserve"> </w:t>
+      </w:r>
+      <w:r>
+        <w:rPr>
+          <w:color w:val="4F708E"/>
+          <w:sz w:val="19"/>
+        </w:rPr>
+        <w:t>08,09 e 11</w:t>
+      </w:r>
+    </w:p>
+    <w:p>
+      <w:pPr>
+        <w:rPr>
+          <w:rFonts w:ascii="Italic" w:eastAsia="Times New Roman" w:hAnsi="Italic"/>
+        </w:rPr>
+      </w:pPr>
+      <w:r>
+        <w:rPr>
+          <w:noProof/>
+        </w:rPr>
+        <w:drawing>
+          <wp:inline distT="0" distB="0" distL="0" distR="0" wp14:anchorId="5784BAE8" wp14:editId="1A032C60">
+            <wp:extent cx="1447800" cy="800100"/>
+            <wp:effectExtent l="0" t="0" r="0" b="0"/>
+            <wp:docPr id="12" name="Imagem 12" descr="Interface gráfica do usuário, Aplicativo, Word&#10;&#10;Descrição gerada automaticamente"/>
+            <wp:cNvGraphicFramePr>
+              <a:graphicFrameLocks xmlns:a="http://schemas.openxmlformats.org/drawingml/2006/main" noChangeAspect="1"/>
+            </wp:cNvGraphicFramePr>
+            <a:graphic xmlns:a="http://schemas.openxmlformats.org/drawingml/2006/main">
+              <a:graphicData uri="http://schemas.openxmlformats.org/drawingml/2006/picture">
+                <pic:pic xmlns:pic="http://schemas.openxmlformats.org/drawingml/2006/picture">
+                  <pic:nvPicPr>
+                    <pic:cNvPr id="12" name="Imagem 12" descr="Interface gráfica do usuário, Aplicativo, Word&#10;&#10;Descrição gerada automaticamente"/>
+                    <pic:cNvPicPr/>
+                  </pic:nvPicPr>
+                  <pic:blipFill rotWithShape="1">
+                    <a:blip r:embed="rId9"/>
+                    <a:srcRect l="26649" t="37748" r="54043" b="41817"/>
+                    <a:stretch/>
+                  </pic:blipFill>
+                  <pic:spPr bwMode="auto">
+                    <a:xfrm>
+                      <a:off x="0" y="0"/>
+                      <a:ext cx="1450961" cy="801847"/>
+                    </a:xfrm>
+                    <a:prstGeom prst="rect">
+                      <a:avLst/>
+                    </a:prstGeom>
+                    <a:ln>
+                      <a:noFill/>
+                    </a:ln>
+                    <a:extLst>
+                      <a:ext uri="{53640926-AAD7-44D8-BBD7-CCE9431645EC}">
+                        <a14:shadowObscured xmlns:a14="http://schemas.microsoft.com/office/drawing/2010/main"/>
+                      </a:ext>
+                    </a:extLst>
+                  </pic:spPr>
+                </pic:pic>
+              </a:graphicData>
+            </a:graphic>
+          </wp:inline>
+        </w:drawing>
+      </w:r>
+    </w:p>
+    <w:p>
+      <w:pPr>
+        <w:ind w:left="4248"/>
+        <w:rPr>
+          <w:sz w:val="16"/>
+          <w:szCs w:val="16"/>
+        </w:rPr>
+      </w:pPr>
+    </w:p>
     <w:sectPr>
-      <w:headerReference w:type="default" r:id="rId7"/>
-      <w:footerReference w:type="default" r:id="rId8"/>
+      <w:headerReference w:type="default" r:id="rId10"/>
+      <w:footerReference w:type="default" r:id="rId11"/>
       <w:pgSz w:w="11906" w:h="16838" w:code="9"/>
       <w:pgMar w:top="284" w:right="1701" w:bottom="284" w:left="1701" w:header="0" w:footer="0" w:gutter="0"/>
       <w:pgNumType w:start="1"/>
@@ -6301,6 +6062,20 @@
         <w:szCs w:val="16"/>
       </w:rPr>
     </w:pPr>
+    <w:r>
+      <w:rPr>
+        <w:sz w:val="16"/>
+        <w:szCs w:val="16"/>
+      </w:rPr>
+      <w:tab/>
+    </w:r>
+    <w:r>
+      <w:rPr>
+        <w:sz w:val="16"/>
+        <w:szCs w:val="16"/>
+      </w:rPr>
+      <w:t xml:space="preserve">Proposta de armazenagem Logcare </w:t>
+    </w:r>
     <w:r>
       <w:rPr>
         <w:sz w:val="16"/>
@@ -6968,43 +6743,17 @@
       <w:shd w:val="clear" w:color="auto" w:fill="E1DFDD"/>
     </w:rPr>
   </w:style>
-  <w:style w:type="paragraph" w:styleId="Textodenotaderodap">
-    <w:name w:val="footnote text"/>
-    <w:basedOn w:val="Normal"/>
-    <w:link w:val="TextodenotaderodapChar"/>
-    <w:uiPriority w:val="99"/>
-    <w:semiHidden/>
-    <w:unhideWhenUsed/>
-    <w:rsid w:val="00B72C92"/>
-    <w:pPr>
-      <w:spacing w:after="0" w:line="240" w:lineRule="auto"/>
-    </w:pPr>
-    <w:rPr>
-      <w:sz w:val="20"/>
-      <w:szCs w:val="20"/>
-    </w:rPr>
-  </w:style>
-  <w:style w:type="character" w:customStyle="1" w:styleId="TextodenotaderodapChar">
-    <w:name w:val="Texto de nota de rodapé Char"/>
-    <w:basedOn w:val="Fontepargpadro"/>
-    <w:link w:val="Textodenotaderodap"/>
-    <w:uiPriority w:val="99"/>
-    <w:semiHidden/>
-    <w:rsid w:val="00B72C92"/>
-    <w:rPr>
-      <w:sz w:val="20"/>
-      <w:szCs w:val="20"/>
-    </w:rPr>
-  </w:style>
-  <w:style w:type="character" w:styleId="Refdenotaderodap">
-    <w:name w:val="footnote reference"/>
+  <w:style w:type="character" w:styleId="CdigoHTML">
+    <w:name w:val="HTML Code"/>
     <w:basedOn w:val="Fontepargpadro"/>
     <w:uiPriority w:val="99"/>
     <w:semiHidden/>
     <w:unhideWhenUsed/>
-    <w:rsid w:val="00B72C92"/>
+    <w:rsid w:val="005B5851"/>
     <w:rPr>
-      <w:vertAlign w:val="superscript"/>
+      <w:rFonts w:ascii="Courier New" w:eastAsia="Times New Roman" w:hAnsi="Courier New" w:cs="Courier New"/>
+      <w:sz w:val="20"/>
+      <w:szCs w:val="20"/>
     </w:rPr>
   </w:style>
 </w:styles>

--- a/templates/modelo.docx
+++ b/templates/modelo.docx
@@ -62,7 +62,7 @@
                 <w:szCs w:val="16"/>
               </w:rPr>
               <w:drawing>
-                <wp:anchor distT="0" distB="0" distL="114300" distR="114300" simplePos="0" relativeHeight="251658240" behindDoc="0" locked="0" layoutInCell="1" allowOverlap="1" wp14:anchorId="3275B5F9" wp14:editId="2B1282FA">
+                <wp:anchor distT="0" distB="0" distL="114300" distR="114300" simplePos="0" relativeHeight="251658240" behindDoc="0" locked="0" layoutInCell="1" allowOverlap="1" wp14:anchorId="3275B5F9" wp14:editId="1BA3EB19">
                   <wp:simplePos x="0" y="0"/>
                   <wp:positionH relativeFrom="page">
                     <wp:posOffset>1155065</wp:posOffset>
@@ -5327,78 +5327,6 @@
           <w:szCs w:val="16"/>
         </w:rPr>
       </w:pPr>
-      <w:r>
-        <w:rPr>
-          <w:b/>
-          <w:bCs/>
-          <w:sz w:val="16"/>
-          <w:szCs w:val="16"/>
-        </w:rPr>
-        <w:t xml:space="preserve">Taxa de urgência: R$ </w:t>
-      </w:r>
-      <w:r>
-        <w:rPr>
-          <w:b/>
-          <w:bCs/>
-          <w:sz w:val="16"/>
-          <w:szCs w:val="16"/>
-        </w:rPr>
-        <w:t>1</w:t>
-      </w:r>
-      <w:r>
-        <w:rPr>
-          <w:b/>
-          <w:bCs/>
-          <w:sz w:val="16"/>
-          <w:szCs w:val="16"/>
-        </w:rPr>
-        <w:t>9</w:t>
-      </w:r>
-      <w:r>
-        <w:rPr>
-          <w:b/>
-          <w:bCs/>
-          <w:sz w:val="16"/>
-          <w:szCs w:val="16"/>
-        </w:rPr>
-        <w:t>0,00</w:t>
-      </w:r>
-      <w:r>
-        <w:rPr>
-          <w:b/>
-          <w:bCs/>
-          <w:sz w:val="16"/>
-          <w:szCs w:val="16"/>
-        </w:rPr>
-        <w:t xml:space="preserve"> (Taxa cobrada </w:t>
-      </w:r>
-      <w:r>
-        <w:rPr>
-          <w:b/>
-          <w:bCs/>
-          <w:sz w:val="16"/>
-          <w:szCs w:val="16"/>
-        </w:rPr>
-        <w:t>pedido</w:t>
-      </w:r>
-      <w:r>
-        <w:rPr>
-          <w:b/>
-          <w:bCs/>
-          <w:sz w:val="16"/>
-          <w:szCs w:val="16"/>
-        </w:rPr>
-        <w:t xml:space="preserve"> fora do horário de corte ou atendimento fora do horário solicitado)</w:t>
-      </w:r>
-      <w:r>
-        <w:rPr>
-          <w:b/>
-          <w:bCs/>
-          <w:sz w:val="16"/>
-          <w:szCs w:val="16"/>
-        </w:rPr>
-        <w:br/>
-      </w:r>
     </w:p>
     <w:p>
       <w:pPr>
@@ -5411,105 +5339,6 @@
           <w:szCs w:val="16"/>
         </w:rPr>
       </w:pPr>
-      <w:r>
-        <w:rPr>
-          <w:b/>
-          <w:bCs/>
-          <w:sz w:val="16"/>
-          <w:szCs w:val="16"/>
-        </w:rPr>
-        <w:t>Horário de corte para colocação de pedidos:</w:t>
-      </w:r>
-      <w:r>
-        <w:rPr>
-          <w:b/>
-          <w:bCs/>
-          <w:sz w:val="16"/>
-          <w:szCs w:val="16"/>
-        </w:rPr>
-        <w:t xml:space="preserve"> </w:t>
-      </w:r>
-      <w:r>
-        <w:rPr>
-          <w:b/>
-          <w:bCs/>
-          <w:sz w:val="16"/>
-          <w:szCs w:val="16"/>
-        </w:rPr>
-        <w:t xml:space="preserve">Até </w:t>
-      </w:r>
-      <w:r>
-        <w:rPr>
-          <w:b/>
-          <w:bCs/>
-          <w:sz w:val="16"/>
-          <w:szCs w:val="16"/>
-        </w:rPr>
-        <w:t>1</w:t>
-      </w:r>
-      <w:r>
-        <w:rPr>
-          <w:b/>
-          <w:bCs/>
-          <w:sz w:val="16"/>
-          <w:szCs w:val="16"/>
-        </w:rPr>
-        <w:t>2</w:t>
-      </w:r>
-      <w:r>
-        <w:rPr>
-          <w:b/>
-          <w:bCs/>
-          <w:sz w:val="16"/>
-          <w:szCs w:val="16"/>
-        </w:rPr>
-        <w:t>:</w:t>
-      </w:r>
-      <w:r>
-        <w:rPr>
-          <w:b/>
-          <w:bCs/>
-          <w:sz w:val="16"/>
-          <w:szCs w:val="16"/>
-        </w:rPr>
-        <w:t>00</w:t>
-      </w:r>
-      <w:r>
-        <w:rPr>
-          <w:b/>
-          <w:bCs/>
-          <w:sz w:val="16"/>
-          <w:szCs w:val="16"/>
-        </w:rPr>
-        <w:t xml:space="preserve"> horas</w:t>
-      </w:r>
-      <w:r>
-        <w:rPr>
-          <w:b/>
-          <w:bCs/>
-          <w:sz w:val="16"/>
-          <w:szCs w:val="16"/>
-        </w:rPr>
-        <w:t xml:space="preserve"> D</w:t>
-      </w:r>
-      <w:r>
-        <w:rPr>
-          <w:b/>
-          <w:bCs/>
-          <w:sz w:val="16"/>
-          <w:szCs w:val="16"/>
-        </w:rPr>
-        <w:t>+</w:t>
-      </w:r>
-      <w:r>
-        <w:rPr>
-          <w:b/>
-          <w:bCs/>
-          <w:sz w:val="16"/>
-          <w:szCs w:val="16"/>
-        </w:rPr>
-        <w:t>1</w:t>
-      </w:r>
     </w:p>
     <w:p>
       <w:pPr>
@@ -5530,7 +5359,7 @@
           <w:szCs w:val="16"/>
         </w:rPr>
         <w:lastRenderedPageBreak/>
-        <w:t xml:space="preserve">Recebimento / </w:t>
+        <w:t xml:space="preserve">Taxa de urgência: R$ </w:t>
       </w:r>
       <w:r>
         <w:rPr>
@@ -5539,7 +5368,52 @@
           <w:sz w:val="16"/>
           <w:szCs w:val="16"/>
         </w:rPr>
-        <w:t>Conforme política de recebimento Anexo II</w:t>
+        <w:t>1</w:t>
+      </w:r>
+      <w:r>
+        <w:rPr>
+          <w:b/>
+          <w:bCs/>
+          <w:sz w:val="16"/>
+          <w:szCs w:val="16"/>
+        </w:rPr>
+        <w:t>9</w:t>
+      </w:r>
+      <w:r>
+        <w:rPr>
+          <w:b/>
+          <w:bCs/>
+          <w:sz w:val="16"/>
+          <w:szCs w:val="16"/>
+        </w:rPr>
+        <w:t>0,00</w:t>
+      </w:r>
+      <w:r>
+        <w:rPr>
+          <w:b/>
+          <w:bCs/>
+          <w:sz w:val="16"/>
+          <w:szCs w:val="16"/>
+        </w:rPr>
+        <w:t xml:space="preserve"> (Taxa cobrada </w:t>
+      </w:r>
+      <w:r>
+        <w:rPr>
+          <w:b/>
+          <w:bCs/>
+          <w:sz w:val="16"/>
+          <w:szCs w:val="16"/>
+        </w:rPr>
+        <w:t>pedido</w:t>
+      </w:r>
+      <w:r>
+        <w:rPr>
+          <w:b/>
+          <w:bCs/>
+          <w:sz w:val="16"/>
+          <w:szCs w:val="16"/>
+        </w:rPr>
+        <w:t xml:space="preserve"> fora do horário de corte ou atendimento fora do horário solicitado)</w:t>
       </w:r>
     </w:p>
     <w:p>
@@ -5560,6 +5434,147 @@
           <w:sz w:val="16"/>
           <w:szCs w:val="16"/>
         </w:rPr>
+        <w:t>Horário de corte para colocação de pedidos:</w:t>
+      </w:r>
+      <w:r>
+        <w:rPr>
+          <w:b/>
+          <w:bCs/>
+          <w:sz w:val="16"/>
+          <w:szCs w:val="16"/>
+        </w:rPr>
+        <w:t xml:space="preserve"> </w:t>
+      </w:r>
+      <w:r>
+        <w:rPr>
+          <w:b/>
+          <w:bCs/>
+          <w:sz w:val="16"/>
+          <w:szCs w:val="16"/>
+        </w:rPr>
+        <w:t xml:space="preserve">Até </w:t>
+      </w:r>
+      <w:r>
+        <w:rPr>
+          <w:b/>
+          <w:bCs/>
+          <w:sz w:val="16"/>
+          <w:szCs w:val="16"/>
+        </w:rPr>
+        <w:t>1</w:t>
+      </w:r>
+      <w:r>
+        <w:rPr>
+          <w:b/>
+          <w:bCs/>
+          <w:sz w:val="16"/>
+          <w:szCs w:val="16"/>
+        </w:rPr>
+        <w:t>2</w:t>
+      </w:r>
+      <w:r>
+        <w:rPr>
+          <w:b/>
+          <w:bCs/>
+          <w:sz w:val="16"/>
+          <w:szCs w:val="16"/>
+        </w:rPr>
+        <w:t>:</w:t>
+      </w:r>
+      <w:r>
+        <w:rPr>
+          <w:b/>
+          <w:bCs/>
+          <w:sz w:val="16"/>
+          <w:szCs w:val="16"/>
+        </w:rPr>
+        <w:t>00</w:t>
+      </w:r>
+      <w:r>
+        <w:rPr>
+          <w:b/>
+          <w:bCs/>
+          <w:sz w:val="16"/>
+          <w:szCs w:val="16"/>
+        </w:rPr>
+        <w:t xml:space="preserve"> horas</w:t>
+      </w:r>
+      <w:r>
+        <w:rPr>
+          <w:b/>
+          <w:bCs/>
+          <w:sz w:val="16"/>
+          <w:szCs w:val="16"/>
+        </w:rPr>
+        <w:t xml:space="preserve"> D</w:t>
+      </w:r>
+      <w:r>
+        <w:rPr>
+          <w:b/>
+          <w:bCs/>
+          <w:sz w:val="16"/>
+          <w:szCs w:val="16"/>
+        </w:rPr>
+        <w:t>+</w:t>
+      </w:r>
+      <w:r>
+        <w:rPr>
+          <w:b/>
+          <w:bCs/>
+          <w:sz w:val="16"/>
+          <w:szCs w:val="16"/>
+        </w:rPr>
+        <w:t>1</w:t>
+      </w:r>
+    </w:p>
+    <w:p>
+      <w:pPr>
+        <w:spacing w:line="240" w:lineRule="auto"/>
+        <w:ind w:left="-1276"/>
+        <w:rPr>
+          <w:b/>
+          <w:bCs/>
+          <w:sz w:val="16"/>
+          <w:szCs w:val="16"/>
+        </w:rPr>
+      </w:pPr>
+      <w:r>
+        <w:rPr>
+          <w:b/>
+          <w:bCs/>
+          <w:sz w:val="16"/>
+          <w:szCs w:val="16"/>
+        </w:rPr>
+        <w:t xml:space="preserve">Recebimento / </w:t>
+      </w:r>
+      <w:r>
+        <w:rPr>
+          <w:b/>
+          <w:bCs/>
+          <w:sz w:val="16"/>
+          <w:szCs w:val="16"/>
+        </w:rPr>
+        <w:t>Conforme política de recebimento Anexo II</w:t>
+      </w:r>
+    </w:p>
+    <w:p>
+      <w:pPr>
+        <w:spacing w:line="240" w:lineRule="auto"/>
+        <w:ind w:left="-1276"/>
+        <w:rPr>
+          <w:b/>
+          <w:bCs/>
+          <w:sz w:val="16"/>
+          <w:szCs w:val="16"/>
+        </w:rPr>
+      </w:pPr>
+      <w:r>
+        <w:rPr>
+          <w:b/>
+          <w:bCs/>
+          <w:sz w:val="16"/>
+          <w:szCs w:val="16"/>
+        </w:rPr>
         <w:t>Expedições</w:t>
       </w:r>
       <w:r>
@@ -5648,45 +5663,58 @@
       <w:pPr>
         <w:ind w:left="4248"/>
         <w:rPr>
-          <w:b/>
-          <w:bCs/>
           <w:sz w:val="16"/>
           <w:szCs w:val="16"/>
         </w:rPr>
       </w:pPr>
-      <w:r>
-        <w:rPr>
-          <w:sz w:val="16"/>
-          <w:szCs w:val="16"/>
-        </w:rPr>
-        <w:t>________________________________________________</w:t>
-      </w:r>
-      <w:r>
-        <w:rPr>
-          <w:sz w:val="16"/>
-          <w:szCs w:val="16"/>
-        </w:rPr>
-        <w:br/>
-      </w:r>
-      <w:r>
-        <w:rPr>
-          <w:b/>
-          <w:bCs/>
-          <w:sz w:val="16"/>
-          <w:szCs w:val="16"/>
-        </w:rPr>
-        <w:t>{{NOME_CLIENTE}}</w:t>
-      </w:r>
     </w:p>
     <w:p>
       <w:pPr>
         <w:ind w:left="4248"/>
+        <w:rPr>
+          <w:b/>
+          <w:bCs/>
+          <w:sz w:val="16"/>
+          <w:szCs w:val="16"/>
+        </w:rPr>
       </w:pPr>
       <w:r>
         <w:rPr>
           <w:sz w:val="16"/>
           <w:szCs w:val="16"/>
         </w:rPr>
+        <w:t>________________________________________</w:t>
+      </w:r>
+      <w:r>
+        <w:rPr>
+          <w:sz w:val="16"/>
+          <w:szCs w:val="16"/>
+        </w:rPr>
+        <w:br/>
+      </w:r>
+      <w:r>
+        <w:rPr>
+          <w:b/>
+          <w:bCs/>
+          <w:sz w:val="16"/>
+          <w:szCs w:val="16"/>
+        </w:rPr>
+        <w:t>{{NOME_CLIENTE}}</w:t>
+      </w:r>
+      <w:r>
+        <w:rPr>
+          <w:b/>
+          <w:bCs/>
+          <w:sz w:val="16"/>
+          <w:szCs w:val="16"/>
+        </w:rPr>
+        <w:br/>
+      </w:r>
+      <w:r>
+        <w:rPr>
+          <w:sz w:val="16"/>
+          <w:szCs w:val="16"/>
+        </w:rPr>
         <w:t>CNPJ:</w:t>
       </w:r>
       <w:r>
@@ -5715,7 +5743,13 @@
           <w:szCs w:val="16"/>
         </w:rPr>
         <w:br/>
-        <w:t>_________________________________________________</w:t>
+      </w:r>
+      <w:r>
+        <w:rPr>
+          <w:sz w:val="16"/>
+          <w:szCs w:val="16"/>
+        </w:rPr>
+        <w:t>_________________________________________</w:t>
       </w:r>
       <w:r>
         <w:rPr>

--- a/templates/modelo.docx
+++ b/templates/modelo.docx
@@ -62,7 +62,7 @@
                 <w:szCs w:val="16"/>
               </w:rPr>
               <w:drawing>
-                <wp:anchor distT="0" distB="0" distL="114300" distR="114300" simplePos="0" relativeHeight="251658240" behindDoc="0" locked="0" layoutInCell="1" allowOverlap="1" wp14:anchorId="3275B5F9" wp14:editId="1BA3EB19">
+                <wp:anchor distT="0" distB="0" distL="114300" distR="114300" simplePos="0" relativeHeight="251658240" behindDoc="0" locked="0" layoutInCell="1" allowOverlap="1" wp14:anchorId="3275B5F9" wp14:editId="1ACA1DD7">
                   <wp:simplePos x="0" y="0"/>
                   <wp:positionH relativeFrom="page">
                     <wp:posOffset>1155065</wp:posOffset>
@@ -148,55 +148,7 @@
                 <w:b/>
                 <w:bCs/>
               </w:rPr>
-              <w:t xml:space="preserve">REF </w:t>
-            </w:r>
-            <w:r>
-              <w:rPr>
-                <w:rFonts w:cstheme="minorHAnsi"/>
-                <w:b/>
-                <w:bCs/>
-              </w:rPr>
-              <w:t>202</w:t>
-            </w:r>
-            <w:r>
-              <w:rPr>
-                <w:rFonts w:cstheme="minorHAnsi"/>
-                <w:b/>
-                <w:bCs/>
-              </w:rPr>
-              <w:t>6</w:t>
-            </w:r>
-            <w:r>
-              <w:rPr>
-                <w:rFonts w:cstheme="minorHAnsi"/>
-                <w:b/>
-                <w:bCs/>
-              </w:rPr>
-              <w:t>0</w:t>
-            </w:r>
-            <w:r>
-              <w:rPr>
-                <w:rFonts w:cstheme="minorHAnsi"/>
-                <w:b/>
-                <w:bCs/>
-              </w:rPr>
-              <w:t>518</w:t>
-            </w:r>
-            <w:r>
-              <w:rPr>
-                <w:rFonts w:cstheme="minorHAnsi"/>
-                <w:b/>
-                <w:bCs/>
-              </w:rPr>
-              <w:t>_R</w:t>
-            </w:r>
-            <w:r>
-              <w:rPr>
-                <w:rFonts w:cstheme="minorHAnsi"/>
-                <w:b/>
-                <w:bCs/>
-              </w:rPr>
-              <w:t>0</w:t>
+              <w:t>{{CODIGO_PROPOSTA}}</w:t>
             </w:r>
           </w:p>
         </w:tc>
@@ -5358,7 +5310,6 @@
           <w:sz w:val="16"/>
           <w:szCs w:val="16"/>
         </w:rPr>
-        <w:lastRenderedPageBreak/>
         <w:t xml:space="preserve">Taxa de urgência: R$ </w:t>
       </w:r>
       <w:r>
@@ -5434,6 +5385,7 @@
           <w:sz w:val="16"/>
           <w:szCs w:val="16"/>
         </w:rPr>
+        <w:lastRenderedPageBreak/>
         <w:t>Horário de corte para colocação de pedidos:</w:t>
       </w:r>
       <w:r>
@@ -5672,25 +5624,32 @@
       <w:pPr>
         <w:ind w:left="4248"/>
         <w:rPr>
+          <w:sz w:val="16"/>
+          <w:szCs w:val="16"/>
+        </w:rPr>
+      </w:pPr>
+      <w:r>
+        <w:rPr>
+          <w:sz w:val="16"/>
+          <w:szCs w:val="16"/>
+        </w:rPr>
+        <w:t>_______________________________</w:t>
+      </w:r>
+      <w:r>
+        <w:rPr>
+          <w:sz w:val="16"/>
+          <w:szCs w:val="16"/>
+        </w:rPr>
+        <w:br/>
+      </w:r>
+      <w:r>
+        <w:rPr>
           <w:b/>
           <w:bCs/>
           <w:sz w:val="16"/>
           <w:szCs w:val="16"/>
         </w:rPr>
-      </w:pPr>
-      <w:r>
-        <w:rPr>
-          <w:sz w:val="16"/>
-          <w:szCs w:val="16"/>
-        </w:rPr>
-        <w:t>________________________________________</w:t>
-      </w:r>
-      <w:r>
-        <w:rPr>
-          <w:sz w:val="16"/>
-          <w:szCs w:val="16"/>
-        </w:rPr>
-        <w:br/>
+        <w:t>{{NOME_CLIENTE}}</w:t>
       </w:r>
       <w:r>
         <w:rPr>
@@ -5699,15 +5658,6 @@
           <w:sz w:val="16"/>
           <w:szCs w:val="16"/>
         </w:rPr>
-        <w:t>{{NOME_CLIENTE}}</w:t>
-      </w:r>
-      <w:r>
-        <w:rPr>
-          <w:b/>
-          <w:bCs/>
-          <w:sz w:val="16"/>
-          <w:szCs w:val="16"/>
-        </w:rPr>
         <w:br/>
       </w:r>
       <w:r>
@@ -5737,19 +5687,42 @@
         </w:rPr>
         <w:br/>
       </w:r>
-      <w:r>
-        <w:rPr>
-          <w:sz w:val="16"/>
-          <w:szCs w:val="16"/>
-        </w:rPr>
-        <w:br/>
-      </w:r>
-      <w:r>
-        <w:rPr>
-          <w:sz w:val="16"/>
-          <w:szCs w:val="16"/>
-        </w:rPr>
-        <w:t>_________________________________________</w:t>
+    </w:p>
+    <w:p>
+      <w:pPr>
+        <w:ind w:left="4248"/>
+        <w:rPr>
+          <w:sz w:val="16"/>
+          <w:szCs w:val="16"/>
+        </w:rPr>
+      </w:pPr>
+    </w:p>
+    <w:p>
+      <w:pPr>
+        <w:ind w:left="4248"/>
+        <w:rPr>
+          <w:sz w:val="16"/>
+          <w:szCs w:val="16"/>
+        </w:rPr>
+      </w:pPr>
+    </w:p>
+    <w:p>
+      <w:pPr>
+        <w:ind w:left="4248"/>
+      </w:pPr>
+      <w:r>
+        <w:rPr>
+          <w:sz w:val="16"/>
+          <w:szCs w:val="16"/>
+        </w:rPr>
+        <w:t>______________________________</w:t>
+      </w:r>
+      <w:r>
+        <w:rPr>
+          <w:sz w:val="16"/>
+          <w:szCs w:val="16"/>
+        </w:rPr>
+        <w:t>{{ASSINATURA}}</w:t>
       </w:r>
       <w:r>
         <w:rPr>
@@ -5814,243 +5787,9 @@
         </w:rPr>
       </w:pPr>
     </w:p>
-    <w:p>
-      <w:pPr>
-        <w:ind w:left="4248"/>
-        <w:rPr>
-          <w:sz w:val="16"/>
-          <w:szCs w:val="16"/>
-        </w:rPr>
-      </w:pPr>
-    </w:p>
-    <w:p>
-      <w:pPr>
-        <w:spacing w:line="215" w:lineRule="exact"/>
-        <w:ind w:left="841" w:right="5234"/>
-        <w:jc w:val="center"/>
-        <w:rPr>
-          <w:rFonts w:ascii="Times New Roman"/>
-          <w:b/>
-          <w:sz w:val="21"/>
-        </w:rPr>
-      </w:pPr>
-      <w:r>
-        <w:rPr>
-          <w:rFonts w:ascii="Times New Roman"/>
-          <w:b/>
-          <w:color w:val="4F708E"/>
-          <w:w w:val="110"/>
-          <w:sz w:val="21"/>
-        </w:rPr>
-        <w:t>33.305.021/0001-74</w:t>
-      </w:r>
-    </w:p>
-    <w:p>
-      <w:pPr>
-        <w:spacing w:before="46" w:line="295" w:lineRule="auto"/>
-        <w:ind w:left="841" w:right="5259"/>
-        <w:jc w:val="center"/>
-        <w:rPr>
-          <w:color w:val="4F708E"/>
-          <w:spacing w:val="-49"/>
-          <w:sz w:val="19"/>
-        </w:rPr>
-      </w:pPr>
-      <w:r>
-        <w:rPr>
-          <w:color w:val="4F708E"/>
-          <w:sz w:val="19"/>
-        </w:rPr>
-        <w:t>LOGCARE</w:t>
-      </w:r>
-      <w:r>
-        <w:rPr>
-          <w:color w:val="4F708E"/>
-          <w:spacing w:val="-7"/>
-          <w:sz w:val="19"/>
-        </w:rPr>
-        <w:t xml:space="preserve"> </w:t>
-      </w:r>
-      <w:r>
-        <w:rPr>
-          <w:color w:val="4F708E"/>
-          <w:sz w:val="19"/>
-        </w:rPr>
-        <w:t>Soluções em Logistica LTDA</w:t>
-      </w:r>
-    </w:p>
-    <w:p>
-      <w:pPr>
-        <w:spacing w:before="46" w:line="295" w:lineRule="auto"/>
-        <w:ind w:left="841" w:right="5259"/>
-        <w:jc w:val="center"/>
-        <w:rPr>
-          <w:sz w:val="19"/>
-        </w:rPr>
-      </w:pPr>
-      <w:r>
-        <w:rPr>
-          <w:color w:val="4F708E"/>
-          <w:sz w:val="19"/>
-        </w:rPr>
-        <w:t>Av</w:t>
-      </w:r>
-      <w:r>
-        <w:rPr>
-          <w:color w:val="6B8099"/>
-          <w:sz w:val="19"/>
-        </w:rPr>
-        <w:t>.</w:t>
-      </w:r>
-      <w:r>
-        <w:rPr>
-          <w:color w:val="6B8099"/>
-          <w:spacing w:val="1"/>
-          <w:sz w:val="19"/>
-        </w:rPr>
-        <w:t xml:space="preserve"> </w:t>
-      </w:r>
-      <w:r>
-        <w:rPr>
-          <w:color w:val="4F708E"/>
-          <w:sz w:val="19"/>
-        </w:rPr>
-        <w:t>Gu</w:t>
-      </w:r>
-      <w:r>
-        <w:rPr>
-          <w:color w:val="4F708E"/>
-          <w:spacing w:val="-32"/>
-          <w:sz w:val="19"/>
-        </w:rPr>
-        <w:t xml:space="preserve"> </w:t>
-      </w:r>
-      <w:r>
-        <w:rPr>
-          <w:color w:val="4F708E"/>
-          <w:sz w:val="19"/>
-        </w:rPr>
-        <w:t>pe</w:t>
-      </w:r>
-      <w:r>
-        <w:rPr>
-          <w:color w:val="6B8099"/>
-          <w:sz w:val="19"/>
-        </w:rPr>
-        <w:t>,</w:t>
-      </w:r>
-      <w:r>
-        <w:rPr>
-          <w:color w:val="6B8099"/>
-          <w:spacing w:val="8"/>
-          <w:sz w:val="19"/>
-        </w:rPr>
-        <w:t xml:space="preserve"> </w:t>
-      </w:r>
-      <w:r>
-        <w:rPr>
-          <w:color w:val="4F708E"/>
-          <w:sz w:val="19"/>
-        </w:rPr>
-        <w:t>10767,</w:t>
-      </w:r>
-      <w:r>
-        <w:rPr>
-          <w:color w:val="4F708E"/>
-          <w:spacing w:val="-3"/>
-          <w:sz w:val="19"/>
-        </w:rPr>
-        <w:t xml:space="preserve"> </w:t>
-      </w:r>
-      <w:r>
-        <w:rPr>
-          <w:color w:val="4F708E"/>
-          <w:sz w:val="19"/>
-        </w:rPr>
-        <w:t>Galpao</w:t>
-      </w:r>
-      <w:r>
-        <w:rPr>
-          <w:color w:val="4F708E"/>
-          <w:spacing w:val="6"/>
-          <w:sz w:val="19"/>
-        </w:rPr>
-        <w:t xml:space="preserve"> </w:t>
-      </w:r>
-      <w:r>
-        <w:rPr>
-          <w:color w:val="4F708E"/>
-          <w:sz w:val="19"/>
-        </w:rPr>
-        <w:t>08,09 e 11</w:t>
-      </w:r>
-    </w:p>
-    <w:p>
-      <w:pPr>
-        <w:rPr>
-          <w:rFonts w:ascii="Italic" w:eastAsia="Times New Roman" w:hAnsi="Italic"/>
-        </w:rPr>
-      </w:pPr>
-      <w:r>
-        <w:rPr>
-          <w:noProof/>
-        </w:rPr>
-        <w:drawing>
-          <wp:inline distT="0" distB="0" distL="0" distR="0" wp14:anchorId="5784BAE8" wp14:editId="1A032C60">
-            <wp:extent cx="1447800" cy="800100"/>
-            <wp:effectExtent l="0" t="0" r="0" b="0"/>
-            <wp:docPr id="12" name="Imagem 12" descr="Interface gráfica do usuário, Aplicativo, Word&#10;&#10;Descrição gerada automaticamente"/>
-            <wp:cNvGraphicFramePr>
-              <a:graphicFrameLocks xmlns:a="http://schemas.openxmlformats.org/drawingml/2006/main" noChangeAspect="1"/>
-            </wp:cNvGraphicFramePr>
-            <a:graphic xmlns:a="http://schemas.openxmlformats.org/drawingml/2006/main">
-              <a:graphicData uri="http://schemas.openxmlformats.org/drawingml/2006/picture">
-                <pic:pic xmlns:pic="http://schemas.openxmlformats.org/drawingml/2006/picture">
-                  <pic:nvPicPr>
-                    <pic:cNvPr id="12" name="Imagem 12" descr="Interface gráfica do usuário, Aplicativo, Word&#10;&#10;Descrição gerada automaticamente"/>
-                    <pic:cNvPicPr/>
-                  </pic:nvPicPr>
-                  <pic:blipFill rotWithShape="1">
-                    <a:blip r:embed="rId9"/>
-                    <a:srcRect l="26649" t="37748" r="54043" b="41817"/>
-                    <a:stretch/>
-                  </pic:blipFill>
-                  <pic:spPr bwMode="auto">
-                    <a:xfrm>
-                      <a:off x="0" y="0"/>
-                      <a:ext cx="1450961" cy="801847"/>
-                    </a:xfrm>
-                    <a:prstGeom prst="rect">
-                      <a:avLst/>
-                    </a:prstGeom>
-                    <a:ln>
-                      <a:noFill/>
-                    </a:ln>
-                    <a:extLst>
-                      <a:ext uri="{53640926-AAD7-44D8-BBD7-CCE9431645EC}">
-                        <a14:shadowObscured xmlns:a14="http://schemas.microsoft.com/office/drawing/2010/main"/>
-                      </a:ext>
-                    </a:extLst>
-                  </pic:spPr>
-                </pic:pic>
-              </a:graphicData>
-            </a:graphic>
-          </wp:inline>
-        </w:drawing>
-      </w:r>
-    </w:p>
-    <w:p>
-      <w:pPr>
-        <w:ind w:left="4248"/>
-        <w:rPr>
-          <w:sz w:val="16"/>
-          <w:szCs w:val="16"/>
-        </w:rPr>
-      </w:pPr>
-    </w:p>
     <w:sectPr>
-      <w:headerReference w:type="default" r:id="rId10"/>
-      <w:footerReference w:type="default" r:id="rId11"/>
+      <w:headerReference w:type="default" r:id="rId9"/>
+      <w:footerReference w:type="default" r:id="rId10"/>
       <w:pgSz w:w="11906" w:h="16838" w:code="9"/>
       <w:pgMar w:top="284" w:right="1701" w:bottom="284" w:left="1701" w:header="0" w:footer="0" w:gutter="0"/>
       <w:pgNumType w:start="1"/>
@@ -6092,154 +5831,55 @@
     <w:pPr>
       <w:pStyle w:val="Rodap"/>
       <w:rPr>
-        <w:sz w:val="16"/>
-        <w:szCs w:val="16"/>
+        <w:color w:val="306359"/>
       </w:rPr>
     </w:pPr>
     <w:r>
       <w:rPr>
+        <w:color w:val="306359"/>
         <w:sz w:val="16"/>
         <w:szCs w:val="16"/>
       </w:rPr>
-      <w:tab/>
+      <w:t>LOGCARE Soluções em Logistica LTDA</w:t>
     </w:r>
     <w:r>
       <w:rPr>
+        <w:color w:val="306359"/>
         <w:sz w:val="16"/>
         <w:szCs w:val="16"/>
       </w:rPr>
-      <w:t xml:space="preserve">Proposta de armazenagem Logcare </w:t>
+      <w:ptab w:relativeTo="margin" w:alignment="center" w:leader="none"/>
     </w:r>
     <w:r>
       <w:rPr>
+        <w:color w:val="306359"/>
+      </w:rPr>
+      <w:t xml:space="preserve"> </w:t>
+    </w:r>
+    <w:r>
+      <w:rPr>
+        <w:color w:val="306359"/>
         <w:sz w:val="16"/>
         <w:szCs w:val="16"/>
       </w:rPr>
-      <w:tab/>
+      <w:t>Avenida Gupê, 10767, Galpão 08,09 e 11</w:t>
     </w:r>
     <w:r>
       <w:rPr>
-        <w:rFonts w:cstheme="minorHAnsi"/>
-        <w:sz w:val="20"/>
-        <w:szCs w:val="20"/>
+        <w:color w:val="306359"/>
+        <w:sz w:val="16"/>
+        <w:szCs w:val="16"/>
       </w:rPr>
-      <w:t xml:space="preserve">Página </w:t>
+      <w:ptab w:relativeTo="margin" w:alignment="right" w:leader="none"/>
     </w:r>
     <w:r>
       <w:rPr>
-        <w:rFonts w:cstheme="minorHAnsi"/>
-        <w:b/>
-        <w:bCs/>
-        <w:sz w:val="20"/>
-        <w:szCs w:val="20"/>
+        <w:color w:val="306359"/>
+        <w:sz w:val="16"/>
+        <w:szCs w:val="16"/>
       </w:rPr>
-      <w:fldChar w:fldCharType="begin"/>
+      <w:t>Proposta de armazenagem</w:t>
     </w:r>
-    <w:r>
-      <w:rPr>
-        <w:rFonts w:cstheme="minorHAnsi"/>
-        <w:b/>
-        <w:bCs/>
-        <w:sz w:val="20"/>
-        <w:szCs w:val="20"/>
-      </w:rPr>
-      <w:instrText>PAGE  \* Arabic  \* MERGEFORMAT</w:instrText>
-    </w:r>
-    <w:r>
-      <w:rPr>
-        <w:rFonts w:cstheme="minorHAnsi"/>
-        <w:b/>
-        <w:bCs/>
-        <w:sz w:val="20"/>
-        <w:szCs w:val="20"/>
-      </w:rPr>
-      <w:fldChar w:fldCharType="separate"/>
-    </w:r>
-    <w:r>
-      <w:rPr>
-        <w:rFonts w:cstheme="minorHAnsi"/>
-        <w:b/>
-        <w:bCs/>
-        <w:noProof/>
-        <w:sz w:val="20"/>
-        <w:szCs w:val="20"/>
-      </w:rPr>
-      <w:t>1</w:t>
-    </w:r>
-    <w:r>
-      <w:rPr>
-        <w:rFonts w:cstheme="minorHAnsi"/>
-        <w:b/>
-        <w:bCs/>
-        <w:sz w:val="20"/>
-        <w:szCs w:val="20"/>
-      </w:rPr>
-      <w:fldChar w:fldCharType="end"/>
-    </w:r>
-    <w:r>
-      <w:rPr>
-        <w:rFonts w:cstheme="minorHAnsi"/>
-        <w:sz w:val="20"/>
-        <w:szCs w:val="20"/>
-      </w:rPr>
-      <w:t xml:space="preserve"> de </w:t>
-    </w:r>
-    <w:r>
-      <w:rPr>
-        <w:rFonts w:cstheme="minorHAnsi"/>
-        <w:b/>
-        <w:bCs/>
-        <w:sz w:val="20"/>
-        <w:szCs w:val="20"/>
-      </w:rPr>
-      <w:fldChar w:fldCharType="begin"/>
-    </w:r>
-    <w:r>
-      <w:rPr>
-        <w:rFonts w:cstheme="minorHAnsi"/>
-        <w:b/>
-        <w:bCs/>
-        <w:sz w:val="20"/>
-        <w:szCs w:val="20"/>
-      </w:rPr>
-      <w:instrText>NUMPAGES  \* Arabic  \* MERGEFORMAT</w:instrText>
-    </w:r>
-    <w:r>
-      <w:rPr>
-        <w:rFonts w:cstheme="minorHAnsi"/>
-        <w:b/>
-        <w:bCs/>
-        <w:sz w:val="20"/>
-        <w:szCs w:val="20"/>
-      </w:rPr>
-      <w:fldChar w:fldCharType="separate"/>
-    </w:r>
-    <w:r>
-      <w:rPr>
-        <w:rFonts w:cstheme="minorHAnsi"/>
-        <w:b/>
-        <w:bCs/>
-        <w:noProof/>
-        <w:sz w:val="20"/>
-        <w:szCs w:val="20"/>
-      </w:rPr>
-      <w:t>2</w:t>
-    </w:r>
-    <w:r>
-      <w:rPr>
-        <w:rFonts w:cstheme="minorHAnsi"/>
-        <w:b/>
-        <w:bCs/>
-        <w:sz w:val="20"/>
-        <w:szCs w:val="20"/>
-      </w:rPr>
-      <w:fldChar w:fldCharType="end"/>
-    </w:r>
-  </w:p>
-  <w:p>
-    <w:pPr>
-      <w:pStyle w:val="Rodap"/>
-    </w:pPr>
   </w:p>
 </w:ftr>
 </file>
@@ -6686,7 +6326,6 @@
   <w:style w:type="character" w:default="1" w:styleId="Fontepargpadro">
     <w:name w:val="Default Paragraph Font"/>
     <w:uiPriority w:val="1"/>
-    <w:semiHidden/>
     <w:unhideWhenUsed/>
   </w:style>
   <w:style w:type="table" w:default="1" w:styleId="Tabelanormal">

--- a/templates/modelo.docx
+++ b/templates/modelo.docx
@@ -62,7 +62,7 @@
                 <w:szCs w:val="16"/>
               </w:rPr>
               <w:drawing>
-                <wp:anchor distT="0" distB="0" distL="114300" distR="114300" simplePos="0" relativeHeight="251658240" behindDoc="0" locked="0" layoutInCell="1" allowOverlap="1" wp14:anchorId="3275B5F9" wp14:editId="1ACA1DD7">
+                <wp:anchor distT="0" distB="0" distL="114300" distR="114300" simplePos="0" relativeHeight="251658240" behindDoc="0" locked="0" layoutInCell="1" allowOverlap="1" wp14:anchorId="3275B5F9" wp14:editId="2B159BB2">
                   <wp:simplePos x="0" y="0"/>
                   <wp:positionH relativeFrom="page">
                     <wp:posOffset>1155065</wp:posOffset>
@@ -5699,6 +5699,9 @@
     </w:p>
     <w:p>
       <w:pPr>
+        <w:pBdr>
+          <w:bottom w:val="single" w:sz="12" w:space="1" w:color="auto"/>
+        </w:pBdr>
         <w:ind w:left="4248"/>
         <w:rPr>
           <w:sz w:val="16"/>
@@ -5710,13 +5713,6 @@
       <w:pPr>
         <w:ind w:left="4248"/>
       </w:pPr>
-      <w:r>
-        <w:rPr>
-          <w:sz w:val="16"/>
-          <w:szCs w:val="16"/>
-        </w:rPr>
-        <w:t>______________________________</w:t>
-      </w:r>
       <w:r>
         <w:rPr>
           <w:sz w:val="16"/>
@@ -6326,6 +6322,7 @@
   <w:style w:type="character" w:default="1" w:styleId="Fontepargpadro">
     <w:name w:val="Default Paragraph Font"/>
     <w:uiPriority w:val="1"/>
+    <w:semiHidden/>
     <w:unhideWhenUsed/>
   </w:style>
   <w:style w:type="table" w:default="1" w:styleId="Tabelanormal">
